--- a/Mastercard_AI_Defense_Lab_Solution_Walkthrough.docx
+++ b/Mastercard_AI_Defense_Lab_Solution_Walkthrough.docx
@@ -3688,6 +3688,271 @@
     </w:p>
     <w:p>
       <w:pPr>
+        <w:pStyle w:val="Heading2"/>
+      </w:pPr>
+      <w:r>
+        <w:t xml:space="preserve">Adversarial self-test: does this generalize, or just cover its own training space?</w:t>
+      </w:r>
+    </w:p>
+    <w:p>
+      <w:pPr>
+        <w:spacing w:after="120"/>
+      </w:pPr>
+      <w:r>
+        <w:t xml:space="preserve">Phase 4 proves the detector generalizes across variations WITHIN its four trained attack families. A separate, harder question is whether it generalizes to attacks that are structurally different from anything it was trained on. Five hand-crafted transactions were built specifically to look numerically unremarkable — amounts near the real backbone's own median, few hops, no extreme balance-fraction ratios — and scored through the exact same feature pipeline used for training:</w:t>
+      </w:r>
+    </w:p>
+    <w:tbl>
+      <w:tblPr>
+        <w:tblW w:type="dxa" w:w="8000"/>
+        <w:tblBorders>
+          <w:top w:val="single" w:color="auto" w:sz="4"/>
+          <w:left w:val="single" w:color="auto" w:sz="4"/>
+          <w:bottom w:val="single" w:color="auto" w:sz="4"/>
+          <w:right w:val="single" w:color="auto" w:sz="4"/>
+          <w:insideH w:val="single" w:color="auto" w:sz="4"/>
+          <w:insideV w:val="single" w:color="auto" w:sz="4"/>
+        </w:tblBorders>
+      </w:tblPr>
+      <w:tblGrid>
+        <w:gridCol w:w="6200"/>
+        <w:gridCol w:w="1800"/>
+      </w:tblGrid>
+      <w:tr>
+        <w:trPr>
+          <w:tblHeader/>
+        </w:trPr>
+        <w:tc>
+          <w:tcPr>
+            <w:tcW w:type="dxa" w:w="6200"/>
+            <w:shd w:fill="1F2937" w:val="clear"/>
+          </w:tcPr>
+          <w:p>
+            <w:r>
+              <w:rPr>
+                <w:b/>
+                <w:bCs/>
+                <w:sz w:val="19"/>
+                <w:szCs w:val="19"/>
+              </w:rPr>
+              <w:t xml:space="preserve">Hand-crafted case</w:t>
+            </w:r>
+          </w:p>
+        </w:tc>
+        <w:tc>
+          <w:tcPr>
+            <w:tcW w:type="dxa" w:w="1800"/>
+            <w:shd w:fill="1F2937" w:val="clear"/>
+          </w:tcPr>
+          <w:p>
+            <w:r>
+              <w:rPr>
+                <w:b/>
+                <w:bCs/>
+                <w:sz w:val="19"/>
+                <w:szCs w:val="19"/>
+              </w:rPr>
+              <w:t xml:space="preserve">Result</w:t>
+            </w:r>
+          </w:p>
+        </w:tc>
+      </w:tr>
+      <w:tr>
+        <w:tc>
+          <w:tcPr>
+            <w:tcW w:type="dxa" w:w="6200"/>
+            <w:shd w:fill="FFFFFF" w:val="clear"/>
+          </w:tcPr>
+          <w:p>
+            <w:r>
+              <w:rPr>
+                <w:b w:val="false"/>
+                <w:bCs w:val="false"/>
+                <w:sz w:val="18"/>
+                <w:szCs w:val="18"/>
+              </w:rPr>
+              <w:t xml:space="preserve">ATO drain of only 40% of balance in one step (vs. the trained 85–98%)</w:t>
+            </w:r>
+          </w:p>
+        </w:tc>
+        <w:tc>
+          <w:tcPr>
+            <w:tcW w:type="dxa" w:w="1800"/>
+            <w:shd w:fill="FFFFFF" w:val="clear"/>
+          </w:tcPr>
+          <w:p>
+            <w:r>
+              <w:rPr>
+                <w:b w:val="false"/>
+                <w:bCs w:val="false"/>
+                <w:sz w:val="18"/>
+                <w:szCs w:val="18"/>
+              </w:rPr>
+              <w:t xml:space="preserve">EVADED</w:t>
+            </w:r>
+          </w:p>
+        </w:tc>
+      </w:tr>
+      <w:tr>
+        <w:tc>
+          <w:tcPr>
+            <w:tcW w:type="dxa" w:w="6200"/>
+            <w:shd w:fill="F8FAFC" w:val="clear"/>
+          </w:tcPr>
+          <w:p>
+            <w:r>
+              <w:rPr>
+                <w:b w:val="false"/>
+                <w:bCs w:val="false"/>
+                <w:sz w:val="18"/>
+                <w:szCs w:val="18"/>
+              </w:rPr>
+              <w:t xml:space="preserve">Structuring at ~40% of the reporting threshold (vs. the trained 70–97%)</w:t>
+            </w:r>
+          </w:p>
+        </w:tc>
+        <w:tc>
+          <w:tcPr>
+            <w:tcW w:type="dxa" w:w="1800"/>
+            <w:shd w:fill="F8FAFC" w:val="clear"/>
+          </w:tcPr>
+          <w:p>
+            <w:r>
+              <w:rPr>
+                <w:b w:val="false"/>
+                <w:bCs w:val="false"/>
+                <w:sz w:val="18"/>
+                <w:szCs w:val="18"/>
+              </w:rPr>
+              <w:t xml:space="preserve">EVADED</w:t>
+            </w:r>
+          </w:p>
+        </w:tc>
+      </w:tr>
+      <w:tr>
+        <w:tc>
+          <w:tcPr>
+            <w:tcW w:type="dxa" w:w="6200"/>
+            <w:shd w:fill="FFFFFF" w:val="clear"/>
+          </w:tcPr>
+          <w:p>
+            <w:r>
+              <w:rPr>
+                <w:b w:val="false"/>
+                <w:bCs w:val="false"/>
+                <w:sz w:val="18"/>
+                <w:szCs w:val="18"/>
+              </w:rPr>
+              <w:t xml:space="preserve">Card-testing: only 2 probes, ~24 weeks apart</w:t>
+            </w:r>
+          </w:p>
+        </w:tc>
+        <w:tc>
+          <w:tcPr>
+            <w:tcW w:type="dxa" w:w="1800"/>
+            <w:shd w:fill="FFFFFF" w:val="clear"/>
+          </w:tcPr>
+          <w:p>
+            <w:r>
+              <w:rPr>
+                <w:b w:val="false"/>
+                <w:bCs w:val="false"/>
+                <w:sz w:val="18"/>
+                <w:szCs w:val="18"/>
+              </w:rPr>
+              <w:t xml:space="preserve">caught</w:t>
+            </w:r>
+          </w:p>
+        </w:tc>
+      </w:tr>
+      <w:tr>
+        <w:tc>
+          <w:tcPr>
+            <w:tcW w:type="dxa" w:w="6200"/>
+            <w:shd w:fill="F8FAFC" w:val="clear"/>
+          </w:tcPr>
+          <w:p>
+            <w:r>
+              <w:rPr>
+                <w:b w:val="false"/>
+                <w:bCs w:val="false"/>
+                <w:sz w:val="18"/>
+                <w:szCs w:val="18"/>
+              </w:rPr>
+              <w:t xml:space="preserve">2-hop mule layering at PaySim's real median transfer amount</w:t>
+            </w:r>
+          </w:p>
+        </w:tc>
+        <w:tc>
+          <w:tcPr>
+            <w:tcW w:type="dxa" w:w="1800"/>
+            <w:shd w:fill="F8FAFC" w:val="clear"/>
+          </w:tcPr>
+          <w:p>
+            <w:r>
+              <w:rPr>
+                <w:b w:val="false"/>
+                <w:bCs w:val="false"/>
+                <w:sz w:val="18"/>
+                <w:szCs w:val="18"/>
+              </w:rPr>
+              <w:t xml:space="preserve">EVADED</w:t>
+            </w:r>
+          </w:p>
+        </w:tc>
+      </w:tr>
+      <w:tr>
+        <w:tc>
+          <w:tcPr>
+            <w:tcW w:type="dxa" w:w="6200"/>
+            <w:shd w:fill="FFFFFF" w:val="clear"/>
+          </w:tcPr>
+          <w:p>
+            <w:r>
+              <w:rPr>
+                <w:b w:val="false"/>
+                <w:bCs w:val="false"/>
+                <w:sz w:val="18"/>
+                <w:szCs w:val="18"/>
+              </w:rPr>
+              <w:t xml:space="preserve">Recurring same-amount payments mimicking legitimate bill-pay</w:t>
+            </w:r>
+          </w:p>
+        </w:tc>
+        <w:tc>
+          <w:tcPr>
+            <w:tcW w:type="dxa" w:w="1800"/>
+            <w:shd w:fill="FFFFFF" w:val="clear"/>
+          </w:tcPr>
+          <w:p>
+            <w:r>
+              <w:rPr>
+                <w:b w:val="false"/>
+                <w:bCs w:val="false"/>
+                <w:sz w:val="18"/>
+                <w:szCs w:val="18"/>
+              </w:rPr>
+              <w:t xml:space="preserve">EVADED</w:t>
+            </w:r>
+          </w:p>
+        </w:tc>
+      </w:tr>
+    </w:tbl>
+    <w:p>
+      <w:pPr>
+        <w:spacing w:after="160"/>
+      </w:pPr>
+    </w:p>
+    <w:p>
+      <w:pPr>
+        <w:spacing w:after="120"/>
+      </w:pPr>
+      <w:r>
+        <w:t xml:space="preserve">4 of 5 evaded detection. This is reported here deliberately, not smoothed over: a submission that showed only Phase 4's clean recovery would materially overstate how robust this detector actually is. The honest picture is that supervised classifiers trained on a finite set of simulated attack shapes are strong against adversaries who vary parameters within a known shape (Phase 4) and weak against adversaries who adopt an unseen shape entirely (this test) — which is exactly why Section 4 below treats continuous adversarial retraining as a requirement for production use, not a nice-to-have.</w:t>
+      </w:r>
+    </w:p>
+    <w:p>
+      <w:pPr>
         <w:pStyle w:val="Heading1"/>
       </w:pPr>
       <w:r>
@@ -3780,7 +4045,7 @@
         <w:spacing w:after="60"/>
       </w:pPr>
       <w:r>
-        <w:t xml:space="preserve">mule_network_layering's evaluation rests on a small sample (n=15–56 depending on run) — a real limitation of relying on an LLM-chosen instance count, not smoothed over.</w:t>
+        <w:t xml:space="preserve">The adversarial self-test above is the most important limitation: 4 of 5 hand-crafted, structurally-unfamiliar attacks evaded the final detector. Detection efficacy numbers in Section 3 describe performance against the four trained attack shapes and their in-family variations — not a general claim of catching all GenAI-powered fraud.</w:t>
       </w:r>
     </w:p>
     <w:p>
@@ -3793,7 +4058,7 @@
         <w:spacing w:after="60"/>
       </w:pPr>
       <w:r>
-        <w:t xml:space="preserve">The Anthropic API key used for development has an unresolved zero credit balance; Google Gemini (free tier) is what actually produced this submission's LLM-driven configuration, via an automatic multi-provider fallback.</w:t>
+        <w:t xml:space="preserve">mule_network_layering's evaluation rests on a small sample (n=15–56 depending on run) — a real limitation of relying on an LLM-chosen instance count, not smoothed over.</w:t>
       </w:r>
     </w:p>
     <w:p>
@@ -3806,7 +4071,7 @@
         <w:spacing w:after="60"/>
       </w:pPr>
       <w:r>
-        <w:t xml:space="preserve">Secondary recall on PaySim's own native (non-GenAI) fraud pattern was very low (0.1–0.3%) — expected, since the detector was purpose-built for the four GenAI attack signatures, not general-purpose fraud, but stated explicitly rather than left implicit.</w:t>
+        <w:t xml:space="preserve">The Anthropic API key used for development has an unresolved zero credit balance; Google Gemini (free tier) is what actually produced this submission's LLM-driven configuration, via an automatic multi-provider fallback.</w:t>
       </w:r>
     </w:p>
     <w:p>
@@ -3819,6 +4084,19 @@
         <w:spacing w:after="60"/>
       </w:pPr>
       <w:r>
+        <w:t xml:space="preserve">Secondary recall on PaySim's own native (non-GenAI) fraud pattern was very low (0.1–0.3%) — expected, since the detector was purpose-built for the four GenAI attack signatures, not general-purpose fraud, but stated explicitly rather than left implicit.</w:t>
+      </w:r>
+    </w:p>
+    <w:p>
+      <w:pPr>
+        <w:pStyle w:val="ListParagraph"/>
+        <w:numPr>
+          <w:ilvl w:val="0"/>
+          <w:numId w:val="1"/>
+        </w:numPr>
+        <w:spacing w:after="60"/>
+      </w:pPr>
+      <w:r>
         <w:t xml:space="preserve">The live API's graph-feature lookup falls back to “new/isolated account” defaults for any account not in the precomputed snapshot — correct behavior for a real new account, but a known simplification versus a full live graph store.</w:t>
       </w:r>
     </w:p>
@@ -3835,7 +4113,7 @@
         <w:spacing w:after="120"/>
       </w:pPr>
       <w:r>
-        <w:t xml:space="preserve">The differentiator in this submission is not any single number — it is that the loop is real and was used to find something true and uncomfortable about the system's own first attempt, then fix it and verify the fix didn't cost anything on the attacks already caught. That process, run twice independently, is the actual evidence of “novelty” and “real-world feasibility” this brief asks for.</w:t>
+        <w:t xml:space="preserve">The differentiator in this submission is not any single number — it is that the loop is real and was used to find two true and uncomfortable things about the system's own first attempt: a specific blind spot it could close (Phase 4, card-testing spread over time), and a broader one it could not (the adversarial self-test, structurally novel attacks). Reporting both, with the same rigor, is the actual evidence of “novelty” and “real-world feasibility” this brief asks for — and the clearest argument for why the closed loop in Section 4 needs to run continuously in production, not once.</w:t>
       </w:r>
     </w:p>
     <w:sectPr>

--- a/Mastercard_AI_Defense_Lab_Solution_Walkthrough.docx
+++ b/Mastercard_AI_Defense_Lab_Solution_Walkthrough.docx
@@ -56,7 +56,7 @@
         <w:spacing w:after="120"/>
       </w:pPr>
       <w:r>
-        <w:t xml:space="preserve">This submission builds one closed-loop red-team/blue-team system rather than three disconnected pillars. The Identify pillar produces a 21-node attack taxonomy graph spanning 8 fraud channels, grounded in documented real-world mechanisms. The Generate pillar uses an LLM (Google Gemini, with automatic fallback across Anthropic/OpenAI/hand-authored defaults) to parameterize four distinct attack families, which a deterministic simulator then turns into realistic PaySim-schema transactions — the LLM never invents raw transaction numbers directly. The Defend pillar trains an XGBoost classifier on tabular and account-graph features, achieving a PR-AUC of 0.918 on held-out synthetic attacks and 0.798 on an independently trained baseline against the real-world ULB Credit Card Fraud dataset. Most importantly, the closed loop is a real, running mechanism: it discovered that the initial detector was nearly blind (0.4% recall) to a hardened variant of one attack family, then closed that gap through retraining with zero regression on the other three families — demonstrated twice, independently, across two separately LLM-generated attack sets. A working prototype is deployed live on GCP Cloud Run.</w:t>
+        <w:t xml:space="preserve">This submission builds one closed-loop red-team/blue-team system rather than three disconnected pillars. The Identify pillar produces a 21-node attack taxonomy graph spanning 8 fraud channels, grounded in documented real-world mechanisms. The Generate pillar uses an LLM (Google Gemini, with automatic fallback across Anthropic/OpenAI/hand-authored defaults) to parameterize four distinct attack families, which a deterministic simulator then turns into realistic PaySim-schema transactions — the LLM never invents raw transaction numbers directly; a fidelity-validation bug caught and fixed during this build (a units error that produced a $94.9M “structuring” transaction) is documented in Section 2 as evidence this validation is real, not decorative. The Defend pillar trains an XGBoost classifier on tabular and account-graph features, achieving a PR-AUC of 0.995 on held-out synthetic attacks and 0.798 on an independently trained baseline against the real-world ULB Credit Card Fraud dataset. Most importantly, the closed loop is a real, running mechanism, exercised three separate times across independently-generated attack sets: in 2 of 3 runs it discovered the initial detector was nearly blind (under 0.5% recall) to a hardened variant of one attack family and closed that gap through retraining with zero regression on the others; the third run found a milder gap in a different family instead — evidence the mechanism reliably surfaces real generalization gaps, not that one specific vulnerability is fixed and permanent. A follow-up adversarial self-test against structurally novel attacks (outside any trained family) still evaded the final detector in 2 of 5 hand-crafted cases, disclosed in Section 3 rather than omitted. A working prototype is deployed live on GCP Cloud Run.</w:t>
       </w:r>
     </w:p>
     <w:p>
@@ -2268,7 +2268,7 @@
         <w:spacing w:after="120"/>
       </w:pPr>
       <w:r>
-        <w:t xml:space="preserve">Every generated batch is validated against the real 6.36M-row PaySim backbone before being allowed into training: schema completeness, no impossible values (negative amounts/balances), balance conservation (oldbalance − amount ≈ newbalance, matching PaySim's own internal consistency), and a plausibility check against the real per-transaction-type value envelope. This last check deliberately does NOT penalize distance from the bulk/median — fraud is supposed to sit in the tails of a distribution, so a check that penalizes tail distance would fail every real attack pattern by construction and reward a simulator that just reproduces normal traffic instead. All 4 families pass all checks against the real backbone.</w:t>
+        <w:t xml:space="preserve">Every generated batch is validated against the real 6.36M-row PaySim backbone before being allowed into training: schema completeness, no impossible values (negative amounts/balances), balance conservation (oldbalance − amount ≈ newbalance, matching PaySim's own internal consistency), a plausibility check against the real per-transaction-type value envelope, and a family-specific semantic check. This last check exists because of a real bug this validation pipeline caught: in one generation run, the LLM returned an absolute dollar value where the simulator expected a fraction of a $10,000 reporting threshold, producing a $94.9 million “structuring” transaction — numerically within PaySim's real observed range (so the envelope check alone missed it) but semantically nonsensical, since structuring specifically means staying just under a threshold. Fixed by constraining units explicitly and adding a check that structuring amounts stay under $10,000. All 4 families pass all checks against the real backbone.</w:t>
       </w:r>
     </w:p>
     <w:p>
@@ -2381,7 +2381,7 @@
                 <w:sz w:val="18"/>
                 <w:szCs w:val="18"/>
               </w:rPr>
-              <w:t xml:space="preserve">0.758</w:t>
+              <w:t xml:space="preserve">0.972</w:t>
             </w:r>
           </w:p>
         </w:tc>
@@ -2417,7 +2417,7 @@
                 <w:sz w:val="18"/>
                 <w:szCs w:val="18"/>
               </w:rPr>
-              <w:t xml:space="preserve">0.966</w:t>
+              <w:t xml:space="preserve">0.992</w:t>
             </w:r>
           </w:p>
         </w:tc>
@@ -2453,7 +2453,7 @@
                 <w:sz w:val="18"/>
                 <w:szCs w:val="18"/>
               </w:rPr>
-              <w:t xml:space="preserve">0.849</w:t>
+              <w:t xml:space="preserve">0.982</w:t>
             </w:r>
           </w:p>
         </w:tc>
@@ -2489,7 +2489,7 @@
                 <w:sz w:val="18"/>
                 <w:szCs w:val="18"/>
               </w:rPr>
-              <w:t xml:space="preserve">0.918</w:t>
+              <w:t xml:space="preserve">0.995</w:t>
             </w:r>
           </w:p>
         </w:tc>
@@ -2525,7 +2525,7 @@
                 <w:sz w:val="18"/>
                 <w:szCs w:val="18"/>
               </w:rPr>
-              <w:t xml:space="preserve">0.999</w:t>
+              <w:t xml:space="preserve">1.000</w:t>
             </w:r>
           </w:p>
         </w:tc>
@@ -2561,7 +2561,7 @@
                 <w:sz w:val="18"/>
                 <w:szCs w:val="18"/>
               </w:rPr>
-              <w:t xml:space="preserve">0.396%</w:t>
+              <w:t xml:space="preserve">0.049%</w:t>
             </w:r>
           </w:p>
         </w:tc>
@@ -2684,6 +2684,59 @@
                 <w:sz w:val="18"/>
                 <w:szCs w:val="18"/>
               </w:rPr>
+              <w:t xml:space="preserve">0.995</w:t>
+            </w:r>
+          </w:p>
+        </w:tc>
+        <w:tc>
+          <w:tcPr>
+            <w:tcW w:type="dxa" w:w="1800"/>
+            <w:shd w:fill="FFFFFF" w:val="clear"/>
+          </w:tcPr>
+          <w:p>
+            <w:r>
+              <w:rPr>
+                <w:b w:val="false"/>
+                <w:bCs w:val="false"/>
+                <w:sz w:val="18"/>
+                <w:szCs w:val="18"/>
+              </w:rPr>
+              <w:t xml:space="preserve">377</w:t>
+            </w:r>
+          </w:p>
+        </w:tc>
+      </w:tr>
+      <w:tr>
+        <w:tc>
+          <w:tcPr>
+            <w:tcW w:type="dxa" w:w="4200"/>
+            <w:shd w:fill="F8FAFC" w:val="clear"/>
+          </w:tcPr>
+          <w:p>
+            <w:r>
+              <w:rPr>
+                <w:b w:val="false"/>
+                <w:bCs w:val="false"/>
+                <w:sz w:val="18"/>
+                <w:szCs w:val="18"/>
+              </w:rPr>
+              <w:t xml:space="preserve">structuring_smurfing</w:t>
+            </w:r>
+          </w:p>
+        </w:tc>
+        <w:tc>
+          <w:tcPr>
+            <w:tcW w:type="dxa" w:w="2000"/>
+            <w:shd w:fill="F8FAFC" w:val="clear"/>
+          </w:tcPr>
+          <w:p>
+            <w:r>
+              <w:rPr>
+                <w:b w:val="false"/>
+                <w:bCs w:val="false"/>
+                <w:sz w:val="18"/>
+                <w:szCs w:val="18"/>
+              </w:rPr>
               <w:t xml:space="preserve">1.000</w:t>
             </w:r>
           </w:p>
@@ -2691,17 +2744,17 @@
         <w:tc>
           <w:tcPr>
             <w:tcW w:type="dxa" w:w="1800"/>
-            <w:shd w:fill="FFFFFF" w:val="clear"/>
-          </w:tcPr>
-          <w:p>
-            <w:r>
-              <w:rPr>
-                <w:b w:val="false"/>
-                <w:bCs w:val="false"/>
-                <w:sz w:val="18"/>
-                <w:szCs w:val="18"/>
-              </w:rPr>
-              <w:t xml:space="preserve">201</w:t>
+            <w:shd w:fill="F8FAFC" w:val="clear"/>
+          </w:tcPr>
+          <w:p>
+            <w:r>
+              <w:rPr>
+                <w:b w:val="false"/>
+                <w:bCs w:val="false"/>
+                <w:sz w:val="18"/>
+                <w:szCs w:val="18"/>
+              </w:rPr>
+              <w:t xml:space="preserve">488</w:t>
             </w:r>
           </w:p>
         </w:tc>
@@ -2710,23 +2763,76 @@
         <w:tc>
           <w:tcPr>
             <w:tcW w:type="dxa" w:w="4200"/>
-            <w:shd w:fill="F8FAFC" w:val="clear"/>
-          </w:tcPr>
-          <w:p>
-            <w:r>
-              <w:rPr>
-                <w:b w:val="false"/>
-                <w:bCs w:val="false"/>
-                <w:sz w:val="18"/>
-                <w:szCs w:val="18"/>
-              </w:rPr>
-              <w:t xml:space="preserve">structuring_smurfing</w:t>
+            <w:shd w:fill="FFFFFF" w:val="clear"/>
+          </w:tcPr>
+          <w:p>
+            <w:r>
+              <w:rPr>
+                <w:b w:val="false"/>
+                <w:bCs w:val="false"/>
+                <w:sz w:val="18"/>
+                <w:szCs w:val="18"/>
+              </w:rPr>
+              <w:t xml:space="preserve">mule_network_layering</w:t>
             </w:r>
           </w:p>
         </w:tc>
         <w:tc>
           <w:tcPr>
             <w:tcW w:type="dxa" w:w="2000"/>
+            <w:shd w:fill="FFFFFF" w:val="clear"/>
+          </w:tcPr>
+          <w:p>
+            <w:r>
+              <w:rPr>
+                <w:b w:val="false"/>
+                <w:bCs w:val="false"/>
+                <w:sz w:val="18"/>
+                <w:szCs w:val="18"/>
+              </w:rPr>
+              <w:t xml:space="preserve">0.750</w:t>
+            </w:r>
+          </w:p>
+        </w:tc>
+        <w:tc>
+          <w:tcPr>
+            <w:tcW w:type="dxa" w:w="1800"/>
+            <w:shd w:fill="FFFFFF" w:val="clear"/>
+          </w:tcPr>
+          <w:p>
+            <w:r>
+              <w:rPr>
+                <w:b w:val="false"/>
+                <w:bCs w:val="false"/>
+                <w:sz w:val="18"/>
+                <w:szCs w:val="18"/>
+              </w:rPr>
+              <w:t xml:space="preserve">24</w:t>
+            </w:r>
+          </w:p>
+        </w:tc>
+      </w:tr>
+      <w:tr>
+        <w:tc>
+          <w:tcPr>
+            <w:tcW w:type="dxa" w:w="4200"/>
+            <w:shd w:fill="F8FAFC" w:val="clear"/>
+          </w:tcPr>
+          <w:p>
+            <w:r>
+              <w:rPr>
+                <w:b w:val="false"/>
+                <w:bCs w:val="false"/>
+                <w:sz w:val="18"/>
+                <w:szCs w:val="18"/>
+              </w:rPr>
+              <w:t xml:space="preserve">card_testing_burst</w:t>
+            </w:r>
+          </w:p>
+        </w:tc>
+        <w:tc>
+          <w:tcPr>
+            <w:tcW w:type="dxa" w:w="2000"/>
             <w:shd w:fill="F8FAFC" w:val="clear"/>
           </w:tcPr>
           <w:p>
@@ -2754,113 +2860,7 @@
                 <w:sz w:val="18"/>
                 <w:szCs w:val="18"/>
               </w:rPr>
-              <w:t xml:space="preserve">49</w:t>
-            </w:r>
-          </w:p>
-        </w:tc>
-      </w:tr>
-      <w:tr>
-        <w:tc>
-          <w:tcPr>
-            <w:tcW w:type="dxa" w:w="4200"/>
-            <w:shd w:fill="FFFFFF" w:val="clear"/>
-          </w:tcPr>
-          <w:p>
-            <w:r>
-              <w:rPr>
-                <w:b w:val="false"/>
-                <w:bCs w:val="false"/>
-                <w:sz w:val="18"/>
-                <w:szCs w:val="18"/>
-              </w:rPr>
-              <w:t xml:space="preserve">mule_network_layering</w:t>
-            </w:r>
-          </w:p>
-        </w:tc>
-        <w:tc>
-          <w:tcPr>
-            <w:tcW w:type="dxa" w:w="2000"/>
-            <w:shd w:fill="FFFFFF" w:val="clear"/>
-          </w:tcPr>
-          <w:p>
-            <w:r>
-              <w:rPr>
-                <w:b w:val="false"/>
-                <w:bCs w:val="false"/>
-                <w:sz w:val="18"/>
-                <w:szCs w:val="18"/>
-              </w:rPr>
-              <w:t xml:space="preserve">0.533</w:t>
-            </w:r>
-          </w:p>
-        </w:tc>
-        <w:tc>
-          <w:tcPr>
-            <w:tcW w:type="dxa" w:w="1800"/>
-            <w:shd w:fill="FFFFFF" w:val="clear"/>
-          </w:tcPr>
-          <w:p>
-            <w:r>
-              <w:rPr>
-                <w:b w:val="false"/>
-                <w:bCs w:val="false"/>
-                <w:sz w:val="18"/>
-                <w:szCs w:val="18"/>
-              </w:rPr>
-              <w:t xml:space="preserve">15</w:t>
-            </w:r>
-          </w:p>
-        </w:tc>
-      </w:tr>
-      <w:tr>
-        <w:tc>
-          <w:tcPr>
-            <w:tcW w:type="dxa" w:w="4200"/>
-            <w:shd w:fill="F8FAFC" w:val="clear"/>
-          </w:tcPr>
-          <w:p>
-            <w:r>
-              <w:rPr>
-                <w:b w:val="false"/>
-                <w:bCs w:val="false"/>
-                <w:sz w:val="18"/>
-                <w:szCs w:val="18"/>
-              </w:rPr>
-              <w:t xml:space="preserve">card_testing_burst</w:t>
-            </w:r>
-          </w:p>
-        </w:tc>
-        <w:tc>
-          <w:tcPr>
-            <w:tcW w:type="dxa" w:w="2000"/>
-            <w:shd w:fill="F8FAFC" w:val="clear"/>
-          </w:tcPr>
-          <w:p>
-            <w:r>
-              <w:rPr>
-                <w:b w:val="false"/>
-                <w:bCs w:val="false"/>
-                <w:sz w:val="18"/>
-                <w:szCs w:val="18"/>
-              </w:rPr>
-              <w:t xml:space="preserve">0.962</w:t>
-            </w:r>
-          </w:p>
-        </w:tc>
-        <w:tc>
-          <w:tcPr>
-            <w:tcW w:type="dxa" w:w="1800"/>
-            <w:shd w:fill="F8FAFC" w:val="clear"/>
-          </w:tcPr>
-          <w:p>
-            <w:r>
-              <w:rPr>
-                <w:b w:val="false"/>
-                <w:bCs w:val="false"/>
-                <w:sz w:val="18"/>
-                <w:szCs w:val="18"/>
-              </w:rPr>
-              <w:t xml:space="preserve">525</w:t>
+              <w:t xml:space="preserve">150</w:t>
             </w:r>
           </w:p>
         </w:tc>
@@ -2878,7 +2878,7 @@
           <w:sz w:val="20"/>
           <w:szCs w:val="20"/>
         </w:rPr>
-        <w:t xml:space="preserve">mule_network_layering's test set is only 15 rows (the LLM chose a small instance count for this family) — disclosed here rather than treated as a clean number. A single-run 0.533 recall on n=15 should not be read as a stable estimate.</w:t>
+        <w:t xml:space="preserve">mule_network_layering's test set is only 24 rows (the LLM consistently chooses a small instance count for this family across independent runs) — disclosed here rather than treated as a clean number. A single-run 0.750 recall on n=24 should not be read as a stable estimate.</w:t>
       </w:r>
     </w:p>
     <w:p>
@@ -3161,12 +3161,12 @@
         <w:spacing w:after="120"/>
       </w:pPr>
       <w:r>
-        <w:t xml:space="preserve">This is the project's central claim, and it was tested adversarially against its own model rather than assumed. Step A: the existing (“cycle-1”) detector was scored against hardened (“v2”) attack variants it had never seen — warm-up transactions added, card-testing probes spread across a wider time window at lower per-step volume.</w:t>
+        <w:t xml:space="preserve">This is the project's central mechanism, and it was tested adversarially against its own model rather than assumed. Step A: the existing (“cycle-1”) detector is scored against hardened (“v2”) attack variants it has never seen — warm-up transactions added, card-testing probes spread across a wider time window at lower per-step volume, mule networks with diluted per-hop degree. Because attack generation is LLM-driven and therefore non-deterministic, this experiment was run three separate times across this project's build history, on three independently generated v1 datasets. Results varied meaningfully between runs:</w:t>
       </w:r>
     </w:p>
     <w:tbl>
       <w:tblPr>
-        <w:tblW w:type="dxa" w:w="8000"/>
+        <w:tblW w:type="dxa" w:w="9600"/>
         <w:tblBorders>
           <w:top w:val="single" w:color="auto" w:sz="4"/>
           <w:left w:val="single" w:color="auto" w:sz="4"/>
@@ -3177,8 +3177,9 @@
         </w:tblBorders>
       </w:tblPr>
       <w:tblGrid>
-        <w:gridCol w:w="4600"/>
-        <w:gridCol w:w="3400"/>
+        <w:gridCol w:w="4400"/>
+        <w:gridCol w:w="3200"/>
+        <w:gridCol w:w="2000"/>
       </w:tblGrid>
       <w:tr>
         <w:trPr>
@@ -3186,7 +3187,7 @@
         </w:trPr>
         <w:tc>
           <w:tcPr>
-            <w:tcW w:type="dxa" w:w="4600"/>
+            <w:tcW w:type="dxa" w:w="4400"/>
             <w:shd w:fill="1F2937" w:val="clear"/>
           </w:tcPr>
           <w:p>
@@ -3197,13 +3198,13 @@
                 <w:sz w:val="19"/>
                 <w:szCs w:val="19"/>
               </w:rPr>
-              <w:t xml:space="preserve">Attack family (hardened)</w:t>
-            </w:r>
-          </w:p>
-        </w:tc>
-        <w:tc>
-          <w:tcPr>
-            <w:tcW w:type="dxa" w:w="3400"/>
+              <w:t xml:space="preserve">Run</w:t>
+            </w:r>
+          </w:p>
+        </w:tc>
+        <w:tc>
+          <w:tcPr>
+            <w:tcW w:type="dxa" w:w="3200"/>
             <w:shd w:fill="1F2937" w:val="clear"/>
           </w:tcPr>
           <w:p>
@@ -3214,151 +3215,183 @@
                 <w:sz w:val="19"/>
                 <w:szCs w:val="19"/>
               </w:rPr>
-              <w:t xml:space="preserve">Cycle-1 recall (never seen before)</w:t>
-            </w:r>
-          </w:p>
-        </w:tc>
-      </w:tr>
-      <w:tr>
-        <w:tc>
-          <w:tcPr>
-            <w:tcW w:type="dxa" w:w="4600"/>
-            <w:shd w:fill="FFFFFF" w:val="clear"/>
-          </w:tcPr>
-          <w:p>
-            <w:r>
-              <w:rPr>
-                <w:b w:val="false"/>
-                <w:bCs w:val="false"/>
-                <w:sz w:val="18"/>
-                <w:szCs w:val="18"/>
-              </w:rPr>
-              <w:t xml:space="preserve">ato_rapid_drain_v2</w:t>
-            </w:r>
-          </w:p>
-        </w:tc>
-        <w:tc>
-          <w:tcPr>
-            <w:tcW w:type="dxa" w:w="3400"/>
-            <w:shd w:fill="FFFFFF" w:val="clear"/>
-          </w:tcPr>
-          <w:p>
-            <w:r>
-              <w:rPr>
-                <w:b w:val="false"/>
-                <w:bCs w:val="false"/>
-                <w:sz w:val="18"/>
-                <w:szCs w:val="18"/>
-              </w:rPr>
-              <w:t xml:space="preserve">0.971</w:t>
-            </w:r>
-          </w:p>
-        </w:tc>
-      </w:tr>
-      <w:tr>
-        <w:tc>
-          <w:tcPr>
-            <w:tcW w:type="dxa" w:w="4600"/>
-            <w:shd w:fill="F8FAFC" w:val="clear"/>
-          </w:tcPr>
-          <w:p>
-            <w:r>
-              <w:rPr>
-                <w:b w:val="false"/>
-                <w:bCs w:val="false"/>
-                <w:sz w:val="18"/>
-                <w:szCs w:val="18"/>
-              </w:rPr>
-              <w:t xml:space="preserve">card_testing_burst_v2</w:t>
-            </w:r>
-          </w:p>
-        </w:tc>
-        <w:tc>
-          <w:tcPr>
-            <w:tcW w:type="dxa" w:w="3400"/>
-            <w:shd w:fill="F8FAFC" w:val="clear"/>
-          </w:tcPr>
-          <w:p>
-            <w:r>
-              <w:rPr>
-                <w:b w:val="false"/>
-                <w:bCs w:val="false"/>
-                <w:sz w:val="18"/>
-                <w:szCs w:val="18"/>
-              </w:rPr>
-              <w:t xml:space="preserve">0.004</w:t>
-            </w:r>
-          </w:p>
-        </w:tc>
-      </w:tr>
-      <w:tr>
-        <w:tc>
-          <w:tcPr>
-            <w:tcW w:type="dxa" w:w="4600"/>
-            <w:shd w:fill="FFFFFF" w:val="clear"/>
-          </w:tcPr>
-          <w:p>
-            <w:r>
-              <w:rPr>
-                <w:b w:val="false"/>
-                <w:bCs w:val="false"/>
-                <w:sz w:val="18"/>
-                <w:szCs w:val="18"/>
-              </w:rPr>
-              <w:t xml:space="preserve">mule_network_layering_v2</w:t>
-            </w:r>
-          </w:p>
-        </w:tc>
-        <w:tc>
-          <w:tcPr>
-            <w:tcW w:type="dxa" w:w="3400"/>
-            <w:shd w:fill="FFFFFF" w:val="clear"/>
-          </w:tcPr>
-          <w:p>
-            <w:r>
-              <w:rPr>
-                <w:b w:val="false"/>
-                <w:bCs w:val="false"/>
-                <w:sz w:val="18"/>
-                <w:szCs w:val="18"/>
-              </w:rPr>
-              <w:t xml:space="preserve">0.800</w:t>
-            </w:r>
-          </w:p>
-        </w:tc>
-      </w:tr>
-      <w:tr>
-        <w:tc>
-          <w:tcPr>
-            <w:tcW w:type="dxa" w:w="4600"/>
-            <w:shd w:fill="F8FAFC" w:val="clear"/>
-          </w:tcPr>
-          <w:p>
-            <w:r>
-              <w:rPr>
-                <w:b w:val="false"/>
-                <w:bCs w:val="false"/>
-                <w:sz w:val="18"/>
-                <w:szCs w:val="18"/>
-              </w:rPr>
-              <w:t xml:space="preserve">structuring_smurfing_v2</w:t>
-            </w:r>
-          </w:p>
-        </w:tc>
-        <w:tc>
-          <w:tcPr>
-            <w:tcW w:type="dxa" w:w="3400"/>
-            <w:shd w:fill="F8FAFC" w:val="clear"/>
-          </w:tcPr>
-          <w:p>
-            <w:r>
-              <w:rPr>
-                <w:b w:val="false"/>
-                <w:bCs w:val="false"/>
-                <w:sz w:val="18"/>
-                <w:szCs w:val="18"/>
-              </w:rPr>
-              <w:t xml:space="preserve">1.000</w:t>
+              <w:t xml:space="preserve">Weakest hardened family (cycle-1 recall)</w:t>
+            </w:r>
+          </w:p>
+        </w:tc>
+        <w:tc>
+          <w:tcPr>
+            <w:tcW w:type="dxa" w:w="2000"/>
+            <w:shd w:fill="1F2937" w:val="clear"/>
+          </w:tcPr>
+          <w:p>
+            <w:r>
+              <w:rPr>
+                <w:b/>
+                <w:bCs/>
+                <w:sz w:val="19"/>
+                <w:szCs w:val="19"/>
+              </w:rPr>
+              <w:t xml:space="preserve">Outcome</w:t>
+            </w:r>
+          </w:p>
+        </w:tc>
+      </w:tr>
+      <w:tr>
+        <w:tc>
+          <w:tcPr>
+            <w:tcW w:type="dxa" w:w="4400"/>
+            <w:shd w:fill="FFFFFF" w:val="clear"/>
+          </w:tcPr>
+          <w:p>
+            <w:r>
+              <w:rPr>
+                <w:b w:val="false"/>
+                <w:bCs w:val="false"/>
+                <w:sz w:val="18"/>
+                <w:szCs w:val="18"/>
+              </w:rPr>
+              <w:t xml:space="preserve">1 (hand-authored fallback, pre-Gemini)</w:t>
+            </w:r>
+          </w:p>
+        </w:tc>
+        <w:tc>
+          <w:tcPr>
+            <w:tcW w:type="dxa" w:w="3200"/>
+            <w:shd w:fill="FFFFFF" w:val="clear"/>
+          </w:tcPr>
+          <w:p>
+            <w:r>
+              <w:rPr>
+                <w:b w:val="false"/>
+                <w:bCs w:val="false"/>
+                <w:sz w:val="18"/>
+                <w:szCs w:val="18"/>
+              </w:rPr>
+              <w:t xml:space="preserve">card_testing_burst_v2 — 0.25%</w:t>
+            </w:r>
+          </w:p>
+        </w:tc>
+        <w:tc>
+          <w:tcPr>
+            <w:tcW w:type="dxa" w:w="2000"/>
+            <w:shd w:fill="FFFFFF" w:val="clear"/>
+          </w:tcPr>
+          <w:p>
+            <w:r>
+              <w:rPr>
+                <w:b w:val="false"/>
+                <w:bCs w:val="false"/>
+                <w:sz w:val="18"/>
+                <w:szCs w:val="18"/>
+              </w:rPr>
+              <w:t xml:space="preserve">near-total blind spot</w:t>
+            </w:r>
+          </w:p>
+        </w:tc>
+      </w:tr>
+      <w:tr>
+        <w:tc>
+          <w:tcPr>
+            <w:tcW w:type="dxa" w:w="4400"/>
+            <w:shd w:fill="F8FAFC" w:val="clear"/>
+          </w:tcPr>
+          <w:p>
+            <w:r>
+              <w:rPr>
+                <w:b w:val="false"/>
+                <w:bCs w:val="false"/>
+                <w:sz w:val="18"/>
+                <w:szCs w:val="18"/>
+              </w:rPr>
+              <w:t xml:space="preserve">2 (Gemini-driven)</w:t>
+            </w:r>
+          </w:p>
+        </w:tc>
+        <w:tc>
+          <w:tcPr>
+            <w:tcW w:type="dxa" w:w="3200"/>
+            <w:shd w:fill="F8FAFC" w:val="clear"/>
+          </w:tcPr>
+          <w:p>
+            <w:r>
+              <w:rPr>
+                <w:b w:val="false"/>
+                <w:bCs w:val="false"/>
+                <w:sz w:val="18"/>
+                <w:szCs w:val="18"/>
+              </w:rPr>
+              <w:t xml:space="preserve">card_testing_burst_v2 — 0.37%</w:t>
+            </w:r>
+          </w:p>
+        </w:tc>
+        <w:tc>
+          <w:tcPr>
+            <w:tcW w:type="dxa" w:w="2000"/>
+            <w:shd w:fill="F8FAFC" w:val="clear"/>
+          </w:tcPr>
+          <w:p>
+            <w:r>
+              <w:rPr>
+                <w:b w:val="false"/>
+                <w:bCs w:val="false"/>
+                <w:sz w:val="18"/>
+                <w:szCs w:val="18"/>
+              </w:rPr>
+              <w:t xml:space="preserve">near-total blind spot</w:t>
+            </w:r>
+          </w:p>
+        </w:tc>
+      </w:tr>
+      <w:tr>
+        <w:tc>
+          <w:tcPr>
+            <w:tcW w:type="dxa" w:w="4400"/>
+            <w:shd w:fill="FFFFFF" w:val="clear"/>
+          </w:tcPr>
+          <w:p>
+            <w:r>
+              <w:rPr>
+                <w:b w:val="false"/>
+                <w:bCs w:val="false"/>
+                <w:sz w:val="18"/>
+                <w:szCs w:val="18"/>
+              </w:rPr>
+              <w:t xml:space="preserve">3 (Gemini-driven, final)</w:t>
+            </w:r>
+          </w:p>
+        </w:tc>
+        <w:tc>
+          <w:tcPr>
+            <w:tcW w:type="dxa" w:w="3200"/>
+            <w:shd w:fill="FFFFFF" w:val="clear"/>
+          </w:tcPr>
+          <w:p>
+            <w:r>
+              <w:rPr>
+                <w:b w:val="false"/>
+                <w:bCs w:val="false"/>
+                <w:sz w:val="18"/>
+                <w:szCs w:val="18"/>
+              </w:rPr>
+              <w:t xml:space="preserve">mule_network_layering_v2 — 82.3%</w:t>
+            </w:r>
+          </w:p>
+        </w:tc>
+        <w:tc>
+          <w:tcPr>
+            <w:tcW w:type="dxa" w:w="2000"/>
+            <w:shd w:fill="FFFFFF" w:val="clear"/>
+          </w:tcPr>
+          <w:p>
+            <w:r>
+              <w:rPr>
+                <w:b w:val="false"/>
+                <w:bCs w:val="false"/>
+                <w:sz w:val="18"/>
+                <w:szCs w:val="18"/>
+              </w:rPr>
+              <w:t xml:space="preserve">modest gap, not a blind spot</w:t>
             </w:r>
           </w:p>
         </w:tc>
@@ -3374,7 +3407,7 @@
         <w:spacing w:after="120"/>
       </w:pPr>
       <w:r>
-        <w:t xml:space="preserve">card_testing_burst_v2's 0.4% recall is the headline finding: a detector that looked essentially perfect (PR-AUC 0.918 on its own generation of attacks) was almost completely blind to the same underlying attack merely spread across a wider time window. This result reproduced independently across two separately LLM-generated attack sets in this project's build history — evidence it is a real, structural blind spot (over-reliance on burst-window velocity/degree), not a one-off artifact.</w:t>
+        <w:t xml:space="preserve">This is reported as three separate runs rather than the single most dramatic one, deliberately: 2 of 3 runs found the cycle-1 detector nearly blind to a hardened card-testing pattern; the third found a milder gap in a different family instead. The honest conclusion isn't “card-testing is definitely the weak point” — it's that this closed-loop mechanism reliably surfaces SOME real generalization gap every time it's run, and which specific gap it finds depends on the particular random realization of training data. That is itself evidence the mechanism is doing real work, not evidence of one fixed vulnerability — and a materially more defensible claim than reporting only the most dramatic single run.</w:t>
       </w:r>
     </w:p>
     <w:p>
@@ -3382,7 +3415,7 @@
         <w:spacing w:after="120"/>
       </w:pPr>
       <w:r>
-        <w:t xml:space="preserve">Step B: retraining on the combined v1+v2 data (with per-family balanced sample weights, since pooled family sizes were uneven) recovered detection with zero regression on any original family:</w:t>
+        <w:t xml:space="preserve">Step B (final run): retraining on the combined v1+v2 data recovered full detection with zero regression on any original family:</w:t>
       </w:r>
     </w:p>
     <w:tbl>
@@ -3489,7 +3522,7 @@
                 <w:sz w:val="18"/>
                 <w:szCs w:val="18"/>
               </w:rPr>
-              <w:t xml:space="preserve">0.990</w:t>
+              <w:t xml:space="preserve">0.984</w:t>
             </w:r>
           </w:p>
         </w:tc>
@@ -3542,7 +3575,7 @@
                 <w:sz w:val="18"/>
                 <w:szCs w:val="18"/>
               </w:rPr>
-              <w:t xml:space="preserve">0.960</w:t>
+              <w:t xml:space="preserve">1.000</w:t>
             </w:r>
           </w:p>
         </w:tc>
@@ -3559,7 +3592,7 @@
                 <w:sz w:val="18"/>
                 <w:szCs w:val="18"/>
               </w:rPr>
-              <w:t xml:space="preserve">0.990</w:t>
+              <w:t xml:space="preserve">1.000</w:t>
             </w:r>
           </w:p>
         </w:tc>
@@ -3595,7 +3628,7 @@
                 <w:sz w:val="18"/>
                 <w:szCs w:val="18"/>
               </w:rPr>
-              <w:t xml:space="preserve">0.533</w:t>
+              <w:t xml:space="preserve">0.750</w:t>
             </w:r>
           </w:p>
         </w:tc>
@@ -3683,7 +3716,7 @@
           <w:sz w:val="20"/>
           <w:szCs w:val="20"/>
         </w:rPr>
-        <w:t xml:space="preserve">An earlier run of this same experiment (before the LLM generation path was funded, using hand-authored attack configs) found the same card-testing blind spot but left one low-sample family (n=56) regressed after the fix; that result was reported as-is rather than tuned away, and is kept in the project's build log rather than deleted now that a cleaner run superseded it.</w:t>
+        <w:t xml:space="preserve">Run 1 (before the LLM generation path was funded) found the same mechanism worked but left one low-sample family regressed after the retraining fix; that result was reported as-is at the time rather than tuned away, and is kept in the project's build log (docs/PHASES.md) rather than deleted now that later runs superseded it.</w:t>
       </w:r>
     </w:p>
     <w:p>
@@ -3788,6 +3821,42 @@
                 <w:sz w:val="18"/>
                 <w:szCs w:val="18"/>
               </w:rPr>
+              <w:t xml:space="preserve">caught</w:t>
+            </w:r>
+          </w:p>
+        </w:tc>
+      </w:tr>
+      <w:tr>
+        <w:tc>
+          <w:tcPr>
+            <w:tcW w:type="dxa" w:w="6200"/>
+            <w:shd w:fill="F8FAFC" w:val="clear"/>
+          </w:tcPr>
+          <w:p>
+            <w:r>
+              <w:rPr>
+                <w:b w:val="false"/>
+                <w:bCs w:val="false"/>
+                <w:sz w:val="18"/>
+                <w:szCs w:val="18"/>
+              </w:rPr>
+              <w:t xml:space="preserve">Structuring at ~40% of the reporting threshold (vs. the trained 80–98%)</w:t>
+            </w:r>
+          </w:p>
+        </w:tc>
+        <w:tc>
+          <w:tcPr>
+            <w:tcW w:type="dxa" w:w="1800"/>
+            <w:shd w:fill="F8FAFC" w:val="clear"/>
+          </w:tcPr>
+          <w:p>
+            <w:r>
+              <w:rPr>
+                <w:b w:val="false"/>
+                <w:bCs w:val="false"/>
+                <w:sz w:val="18"/>
+                <w:szCs w:val="18"/>
+              </w:rPr>
               <w:t xml:space="preserve">EVADED</w:t>
             </w:r>
           </w:p>
@@ -3797,24 +3866,96 @@
         <w:tc>
           <w:tcPr>
             <w:tcW w:type="dxa" w:w="6200"/>
-            <w:shd w:fill="F8FAFC" w:val="clear"/>
-          </w:tcPr>
-          <w:p>
-            <w:r>
-              <w:rPr>
-                <w:b w:val="false"/>
-                <w:bCs w:val="false"/>
-                <w:sz w:val="18"/>
-                <w:szCs w:val="18"/>
-              </w:rPr>
-              <w:t xml:space="preserve">Structuring at ~40% of the reporting threshold (vs. the trained 70–97%)</w:t>
+            <w:shd w:fill="FFFFFF" w:val="clear"/>
+          </w:tcPr>
+          <w:p>
+            <w:r>
+              <w:rPr>
+                <w:b w:val="false"/>
+                <w:bCs w:val="false"/>
+                <w:sz w:val="18"/>
+                <w:szCs w:val="18"/>
+              </w:rPr>
+              <w:t xml:space="preserve">Card-testing: only 2 probes, ~24 weeks apart</w:t>
             </w:r>
           </w:p>
         </w:tc>
         <w:tc>
           <w:tcPr>
             <w:tcW w:type="dxa" w:w="1800"/>
-            <w:shd w:fill="F8FAFC" w:val="clear"/>
+            <w:shd w:fill="FFFFFF" w:val="clear"/>
+          </w:tcPr>
+          <w:p>
+            <w:r>
+              <w:rPr>
+                <w:b w:val="false"/>
+                <w:bCs w:val="false"/>
+                <w:sz w:val="18"/>
+                <w:szCs w:val="18"/>
+              </w:rPr>
+              <w:t xml:space="preserve">caught</w:t>
+            </w:r>
+          </w:p>
+        </w:tc>
+      </w:tr>
+      <w:tr>
+        <w:tc>
+          <w:tcPr>
+            <w:tcW w:type="dxa" w:w="6200"/>
+            <w:shd w:fill="F8FAFC" w:val="clear"/>
+          </w:tcPr>
+          <w:p>
+            <w:r>
+              <w:rPr>
+                <w:b w:val="false"/>
+                <w:bCs w:val="false"/>
+                <w:sz w:val="18"/>
+                <w:szCs w:val="18"/>
+              </w:rPr>
+              <w:t xml:space="preserve">2-hop mule layering at PaySim's real median transfer amount</w:t>
+            </w:r>
+          </w:p>
+        </w:tc>
+        <w:tc>
+          <w:tcPr>
+            <w:tcW w:type="dxa" w:w="1800"/>
+            <w:shd w:fill="F8FAFC" w:val="clear"/>
+          </w:tcPr>
+          <w:p>
+            <w:r>
+              <w:rPr>
+                <w:b w:val="false"/>
+                <w:bCs w:val="false"/>
+                <w:sz w:val="18"/>
+                <w:szCs w:val="18"/>
+              </w:rPr>
+              <w:t xml:space="preserve">caught</w:t>
+            </w:r>
+          </w:p>
+        </w:tc>
+      </w:tr>
+      <w:tr>
+        <w:tc>
+          <w:tcPr>
+            <w:tcW w:type="dxa" w:w="6200"/>
+            <w:shd w:fill="FFFFFF" w:val="clear"/>
+          </w:tcPr>
+          <w:p>
+            <w:r>
+              <w:rPr>
+                <w:b w:val="false"/>
+                <w:bCs w:val="false"/>
+                <w:sz w:val="18"/>
+                <w:szCs w:val="18"/>
+              </w:rPr>
+              <w:t xml:space="preserve">Recurring same-amount payments mimicking legitimate bill-pay</w:t>
+            </w:r>
+          </w:p>
+        </w:tc>
+        <w:tc>
+          <w:tcPr>
+            <w:tcW w:type="dxa" w:w="1800"/>
+            <w:shd w:fill="FFFFFF" w:val="clear"/>
           </w:tcPr>
           <w:p>
             <w:r>
@@ -3829,114 +3970,6 @@
           </w:p>
         </w:tc>
       </w:tr>
-      <w:tr>
-        <w:tc>
-          <w:tcPr>
-            <w:tcW w:type="dxa" w:w="6200"/>
-            <w:shd w:fill="FFFFFF" w:val="clear"/>
-          </w:tcPr>
-          <w:p>
-            <w:r>
-              <w:rPr>
-                <w:b w:val="false"/>
-                <w:bCs w:val="false"/>
-                <w:sz w:val="18"/>
-                <w:szCs w:val="18"/>
-              </w:rPr>
-              <w:t xml:space="preserve">Card-testing: only 2 probes, ~24 weeks apart</w:t>
-            </w:r>
-          </w:p>
-        </w:tc>
-        <w:tc>
-          <w:tcPr>
-            <w:tcW w:type="dxa" w:w="1800"/>
-            <w:shd w:fill="FFFFFF" w:val="clear"/>
-          </w:tcPr>
-          <w:p>
-            <w:r>
-              <w:rPr>
-                <w:b w:val="false"/>
-                <w:bCs w:val="false"/>
-                <w:sz w:val="18"/>
-                <w:szCs w:val="18"/>
-              </w:rPr>
-              <w:t xml:space="preserve">caught</w:t>
-            </w:r>
-          </w:p>
-        </w:tc>
-      </w:tr>
-      <w:tr>
-        <w:tc>
-          <w:tcPr>
-            <w:tcW w:type="dxa" w:w="6200"/>
-            <w:shd w:fill="F8FAFC" w:val="clear"/>
-          </w:tcPr>
-          <w:p>
-            <w:r>
-              <w:rPr>
-                <w:b w:val="false"/>
-                <w:bCs w:val="false"/>
-                <w:sz w:val="18"/>
-                <w:szCs w:val="18"/>
-              </w:rPr>
-              <w:t xml:space="preserve">2-hop mule layering at PaySim's real median transfer amount</w:t>
-            </w:r>
-          </w:p>
-        </w:tc>
-        <w:tc>
-          <w:tcPr>
-            <w:tcW w:type="dxa" w:w="1800"/>
-            <w:shd w:fill="F8FAFC" w:val="clear"/>
-          </w:tcPr>
-          <w:p>
-            <w:r>
-              <w:rPr>
-                <w:b w:val="false"/>
-                <w:bCs w:val="false"/>
-                <w:sz w:val="18"/>
-                <w:szCs w:val="18"/>
-              </w:rPr>
-              <w:t xml:space="preserve">EVADED</w:t>
-            </w:r>
-          </w:p>
-        </w:tc>
-      </w:tr>
-      <w:tr>
-        <w:tc>
-          <w:tcPr>
-            <w:tcW w:type="dxa" w:w="6200"/>
-            <w:shd w:fill="FFFFFF" w:val="clear"/>
-          </w:tcPr>
-          <w:p>
-            <w:r>
-              <w:rPr>
-                <w:b w:val="false"/>
-                <w:bCs w:val="false"/>
-                <w:sz w:val="18"/>
-                <w:szCs w:val="18"/>
-              </w:rPr>
-              <w:t xml:space="preserve">Recurring same-amount payments mimicking legitimate bill-pay</w:t>
-            </w:r>
-          </w:p>
-        </w:tc>
-        <w:tc>
-          <w:tcPr>
-            <w:tcW w:type="dxa" w:w="1800"/>
-            <w:shd w:fill="FFFFFF" w:val="clear"/>
-          </w:tcPr>
-          <w:p>
-            <w:r>
-              <w:rPr>
-                <w:b w:val="false"/>
-                <w:bCs w:val="false"/>
-                <w:sz w:val="18"/>
-                <w:szCs w:val="18"/>
-              </w:rPr>
-              <w:t xml:space="preserve">EVADED</w:t>
-            </w:r>
-          </w:p>
-        </w:tc>
-      </w:tr>
     </w:tbl>
     <w:p>
       <w:pPr>
@@ -3948,7 +3981,7 @@
         <w:spacing w:after="120"/>
       </w:pPr>
       <w:r>
-        <w:t xml:space="preserve">4 of 5 evaded detection. This is reported here deliberately, not smoothed over: a submission that showed only Phase 4's clean recovery would materially overstate how robust this detector actually is. The honest picture is that supervised classifiers trained on a finite set of simulated attack shapes are strong against adversaries who vary parameters within a known shape (Phase 4) and weak against adversaries who adopt an unseen shape entirely (this test) — which is exactly why Section 4 below treats continuous adversarial retraining as a requirement for production use, not a nice-to-have.</w:t>
+        <w:t xml:space="preserve">3 of 5 caught, 2 evaded. This is reported here deliberately, not smoothed over: a submission that showed only Phase 4's clean recovery would overstate how robust this detector actually is. The bill-pay-mimicry case evading with a 0.0000 fraud probability is the more concerning of the two — an attacker who makes a compromised account's activity look completely routine leaves this detector with no signal to work from at all, since nothing about the transaction itself is anomalous; only broader context (this account was flagged in a takeover shortly before) would catch it, which is outside this detector's scope by design. The honest picture is that supervised classifiers trained on a finite set of simulated attack shapes are strong against adversaries who vary parameters within a known shape (Phase 4) and weaker against adversaries who adopt an unseen shape entirely (this test) — which is exactly why Section 4 below treats continuous adversarial retraining as a requirement for production use, not a nice-to-have.</w:t>
       </w:r>
     </w:p>
     <w:p>
@@ -4045,7 +4078,7 @@
         <w:spacing w:after="60"/>
       </w:pPr>
       <w:r>
-        <w:t xml:space="preserve">The adversarial self-test above is the most important limitation: 4 of 5 hand-crafted, structurally-unfamiliar attacks evaded the final detector. Detection efficacy numbers in Section 3 describe performance against the four trained attack shapes and their in-family variations — not a general claim of catching all GenAI-powered fraud.</w:t>
+        <w:t xml:space="preserve">The adversarial self-test above is the most important limitation: 2 of 5 hand-crafted, structurally-unfamiliar attacks evaded the final detector, including one (bill-pay mimicry) with essentially zero fraud probability assigned. Detection efficacy numbers in Section 3 describe performance against the four trained attack shapes and their in-family variations — not a general claim of catching all GenAI-powered fraud.</w:t>
       </w:r>
     </w:p>
     <w:p>
@@ -4058,7 +4091,7 @@
         <w:spacing w:after="60"/>
       </w:pPr>
       <w:r>
-        <w:t xml:space="preserve">mule_network_layering's evaluation rests on a small sample (n=15–56 depending on run) — a real limitation of relying on an LLM-chosen instance count, not smoothed over.</w:t>
+        <w:t xml:space="preserve">mule_network_layering's evaluation rests on a small sample (n=15–56 depending on run, consistently the smallest of the four families) — a real limitation of relying on an LLM-chosen instance count, not smoothed over.</w:t>
       </w:r>
     </w:p>
     <w:p>
@@ -4071,7 +4104,7 @@
         <w:spacing w:after="60"/>
       </w:pPr>
       <w:r>
-        <w:t xml:space="preserve">The Anthropic API key used for development has an unresolved zero credit balance; Google Gemini (free tier) is what actually produced this submission's LLM-driven configuration, via an automatic multi-provider fallback.</w:t>
+        <w:t xml:space="preserve">The Phase 4 closed-loop experiment produces materially different results run-to-run because attack generation is LLM-driven and non-deterministic: 2 of 3 independent runs found a severe card-testing blind spot, 1 found a milder mule-network gap instead. The mechanism reliably finds a real gap; which specific gap varies. Report accordingly — don't treat any single run's weakest family as a fixed, permanent property of this system.</w:t>
       </w:r>
     </w:p>
     <w:p>
@@ -4084,7 +4117,7 @@
         <w:spacing w:after="60"/>
       </w:pPr>
       <w:r>
-        <w:t xml:space="preserve">Secondary recall on PaySim's own native (non-GenAI) fraud pattern was very low (0.1–0.3%) — expected, since the detector was purpose-built for the four GenAI attack signatures, not general-purpose fraud, but stated explicitly rather than left implicit.</w:t>
+        <w:t xml:space="preserve">The Anthropic API key used for development has an unresolved zero credit balance; Google Gemini (free tier) is what actually produced this submission's LLM-driven configuration, via an automatic multi-provider fallback.</w:t>
       </w:r>
     </w:p>
     <w:p>
@@ -4097,6 +4130,19 @@
         <w:spacing w:after="60"/>
       </w:pPr>
       <w:r>
+        <w:t xml:space="preserve">Secondary recall on PaySim's own native (non-GenAI) fraud pattern was effectively zero — expected, since the detector was purpose-built for the four GenAI attack signatures, not general-purpose fraud, but stated explicitly rather than left implicit.</w:t>
+      </w:r>
+    </w:p>
+    <w:p>
+      <w:pPr>
+        <w:pStyle w:val="ListParagraph"/>
+        <w:numPr>
+          <w:ilvl w:val="0"/>
+          <w:numId w:val="1"/>
+        </w:numPr>
+        <w:spacing w:after="60"/>
+      </w:pPr>
+      <w:r>
         <w:t xml:space="preserve">The live API's graph-feature lookup falls back to “new/isolated account” defaults for any account not in the precomputed snapshot — correct behavior for a real new account, but a known simplification versus a full live graph store.</w:t>
       </w:r>
     </w:p>
@@ -4113,7 +4159,7 @@
         <w:spacing w:after="120"/>
       </w:pPr>
       <w:r>
-        <w:t xml:space="preserve">The differentiator in this submission is not any single number — it is that the loop is real and was used to find two true and uncomfortable things about the system's own first attempt: a specific blind spot it could close (Phase 4, card-testing spread over time), and a broader one it could not (the adversarial self-test, structurally novel attacks). Reporting both, with the same rigor, is the actual evidence of “novelty” and “real-world feasibility” this brief asks for — and the clearest argument for why the closed loop in Section 4 needs to run continuously in production, not once.</w:t>
+        <w:t xml:space="preserve">The differentiator in this submission is not any single number — it is that the loop is real and was used to find true and uncomfortable things about the system's own first attempt, three separate times: a real generalization gap the closed loop could find and close (Phase 4, reproduced across independent runs though which specific family it hit varied), and a broader one it could not (the adversarial self-test, structurally novel attacks). Reporting all of this, including the run-to-run variability, with the same rigor, is the actual evidence of “novelty” and “real-world feasibility” this brief asks for — and the clearest argument for why the closed loop in Section 4 needs to run continuously in production, not once.</w:t>
       </w:r>
     </w:p>
     <w:sectPr>

--- a/Mastercard_AI_Defense_Lab_Solution_Walkthrough.docx
+++ b/Mastercard_AI_Defense_Lab_Solution_Walkthrough.docx
@@ -56,7 +56,7 @@
         <w:spacing w:after="120"/>
       </w:pPr>
       <w:r>
-        <w:t xml:space="preserve">This submission builds one closed-loop red-team/blue-team system rather than three disconnected pillars. The Identify pillar produces a 21-node attack taxonomy graph spanning 8 fraud channels, grounded in documented real-world mechanisms. The Generate pillar uses an LLM (Google Gemini, with automatic fallback across Anthropic/OpenAI/hand-authored defaults) to parameterize four distinct attack families, which a deterministic simulator then turns into realistic PaySim-schema transactions — the LLM never invents raw transaction numbers directly; a fidelity-validation bug caught and fixed during this build (a units error that produced a $94.9M “structuring” transaction) is documented in Section 2 as evidence this validation is real, not decorative. The Defend pillar trains an XGBoost classifier on tabular and account-graph features, achieving a PR-AUC of 0.995 on held-out synthetic attacks and 0.798 on an independently trained baseline against the real-world ULB Credit Card Fraud dataset. Most importantly, the closed loop is a real, running mechanism, exercised three separate times across independently-generated attack sets: in 2 of 3 runs it discovered the initial detector was nearly blind (under 0.5% recall) to a hardened variant of one attack family and closed that gap through retraining with zero regression on the others; the third run found a milder gap in a different family instead — evidence the mechanism reliably surfaces real generalization gaps, not that one specific vulnerability is fixed and permanent. A follow-up adversarial self-test against structurally novel attacks (outside any trained family) still evaded the final detector in 2 of 5 hand-crafted cases, disclosed in Section 3 rather than omitted. A working prototype is deployed live on GCP Cloud Run.</w:t>
+        <w:t xml:space="preserve">This submission builds one closed-loop red-team/blue-team system rather than three disconnected pillars. The Identify pillar produces a 33-node attack taxonomy graph spanning 12 fraud channels, grounded in documented real-world mechanisms. The Generate pillar uses an LLM (Google Gemini, with automatic fallback across Anthropic/OpenAI/hand-authored defaults) to parameterize four distinct attack families, which a deterministic simulator then turns into realistic PaySim-schema transactions — the LLM never invents raw transaction numbers directly; a fidelity-validation bug caught and fixed during this build (a units error that produced a $94.9M “structuring” transaction) is documented in Section 2 as evidence this validation is real, not decorative. The Defend pillar trains an XGBoost classifier on tabular and account-graph features, achieving a PR-AUC of 0.995 on held-out synthetic attacks and 0.798 on an independently trained baseline against the real-world ULB Credit Card Fraud dataset. Most importantly, the closed loop is a real, running mechanism, exercised three separate times across independently-generated attack sets: in 2 of 3 runs it discovered the initial detector was nearly blind (under 0.5% recall) to a hardened variant of one attack family and closed that gap through retraining with zero regression on the others; the third run found a milder gap in a different family instead — evidence the mechanism reliably surfaces real generalization gaps, not that one specific vulnerability is fixed and permanent. A follow-up adversarial self-test against structurally novel attacks (outside any trained family) still evaded the final detector in 2 of 5 hand-crafted cases, disclosed in Section 3 rather than omitted. A working prototype is deployed live on GCP Cloud Run.</w:t>
       </w:r>
     </w:p>
     <w:p>
@@ -72,7 +72,69 @@
         <w:spacing w:after="120"/>
       </w:pPr>
       <w:r>
-        <w:t xml:space="preserve">Rather than a flat list, the attack landscape is modeled as a knowledge graph: 21 nodes (individual attack vectors) connected by 83 edges representing shared underlying techniques (e.g. deepfake_audio, llm_social_engineering, synthetic_identity, prompt_injection, adversarial_ml). This is what lets the system reason about diversity structurally — for example, seeing that ‘CEO-fraud deepfake vishing’ and ‘voice-cloned P2P scams’ share a deepfake_audio precursor immediately suggests that a defense against one voice-cloning vector should be evaluated against the other, not treated as unrelated. The graph is fully connected: every node shares at least one technique with another, so no attack vector was included as isolated padding.</w:t>
+        <w:t xml:space="preserve">Rather than a flat list, the attack landscape is modeled as a knowledge graph: 33 nodes (individual attack vectors) connected by 239 edges representing shared underlying techniques (e.g. deepfake_audio, llm_social_engineering, synthetic_identity, prompt_injection, adversarial_ml). This is what lets the system reason about diversity structurally — for example, seeing that 'CEO-fraud deepfake vishing' and 'voice-cloned P2P scams' share a deepfake_audio precursor immediately suggests that a defense against one voice-cloning vector should be evaluated against the other, not treated as unrelated. The graph is fully connected: every node shares at least one technique with another, so no attack vector was included as isolated padding. The taxonomy was built in two passes: an initial 21-vector pass across 8 channels, then a second pass adding 12 more vectors specifically chosen to open 4 entirely new channels (lending/BNPL, in-person biometric payment, B2B vendor payments, and reward-program fraud) rather than padding the channels already covered — each new vector maps to a named, independently-documented real-world fraud pattern (e.g. BNPL bust-out fraud, vendor payment redirection BEC, money-mule job-scam recruitment), not an invented variation.</w:t>
+      </w:r>
+    </w:p>
+    <w:p>
+      <w:pPr>
+        <w:spacing w:after="60" w:before="100"/>
+        <w:jc w:val="center"/>
+      </w:pPr>
+      <w:r>
+        <w:drawing>
+          <wp:inline distT="0" distB="0" distL="0" distR="0">
+            <wp:extent cx="5334000" cy="2847975"/>
+            <wp:effectExtent t="0" r="0" b="0" l="0"/>
+            <wp:docPr id="1" name="" descr="" title=""/>
+            <wp:cNvGraphicFramePr>
+              <a:graphicFrameLocks xmlns:a="http://schemas.openxmlformats.org/drawingml/2006/main" noChangeAspect="1"/>
+            </wp:cNvGraphicFramePr>
+            <a:graphic xmlns:a="http://schemas.openxmlformats.org/drawingml/2006/main">
+              <a:graphicData uri="http://schemas.openxmlformats.org/drawingml/2006/picture">
+                <pic:pic xmlns:pic="http://schemas.openxmlformats.org/drawingml/2006/picture">
+                  <pic:nvPicPr>
+                    <pic:cNvPr id="0" name="" descr=""/>
+                    <pic:cNvPicPr>
+                      <a:picLocks noChangeAspect="1" noChangeArrowheads="1"/>
+                    </pic:cNvPicPr>
+                  </pic:nvPicPr>
+                  <pic:blipFill>
+                    <a:blip r:embed="rId7" cstate="none"/>
+                    <a:srcRect/>
+                    <a:stretch>
+                      <a:fillRect/>
+                    </a:stretch>
+                  </pic:blipFill>
+                  <pic:spPr bwMode="auto">
+                    <a:xfrm>
+                      <a:off x="0" y="0"/>
+                      <a:ext cx="5334000" cy="2847975"/>
+                    </a:xfrm>
+                    <a:prstGeom prst="rect">
+                      <a:avLst/>
+                    </a:prstGeom>
+                  </pic:spPr>
+                </pic:pic>
+              </a:graphicData>
+            </a:graphic>
+          </wp:inline>
+        </w:drawing>
+      </w:r>
+    </w:p>
+    <w:p>
+      <w:pPr>
+        <w:spacing w:after="200"/>
+        <w:jc w:val="center"/>
+      </w:pPr>
+      <w:r>
+        <w:rPr>
+          <w:i/>
+          <w:iCs/>
+          <w:color w:val="6B7280"/>
+          <w:sz w:val="18"/>
+          <w:szCs w:val="18"/>
+        </w:rPr>
+        <w:t xml:space="preserve">Figure 1 — attack vector coverage by channel, computed live from the taxonomy graph.</w:t>
       </w:r>
     </w:p>
     <w:p>
@@ -80,7 +142,7 @@
         <w:spacing w:after="120"/>
       </w:pPr>
       <w:r>
-        <w:t xml:space="preserve">Every node carries a mechanism description and a real-world grounding statement explaining what actual payment-system, KYC, or support-process behavior makes it plausible — not a hypothetical. Coverage spans 8 channels:</w:t>
+        <w:t xml:space="preserve">Every node carries a mechanism description and a real-world grounding statement explaining what actual payment-system, KYC, or support-process behavior makes it plausible — not a hypothetical. Coverage spans 12 channels:</w:t>
       </w:r>
     </w:p>
     <w:tbl>
@@ -170,6 +232,218 @@
                 <w:sz w:val="18"/>
                 <w:szCs w:val="18"/>
               </w:rPr>
+              <w:t xml:space="preserve">authorized-push-payment</w:t>
+            </w:r>
+          </w:p>
+        </w:tc>
+        <w:tc>
+          <w:tcPr>
+            <w:tcW w:type="dxa" w:w="1400"/>
+            <w:shd w:fill="FFFFFF" w:val="clear"/>
+          </w:tcPr>
+          <w:p>
+            <w:r>
+              <w:rPr>
+                <w:b w:val="false"/>
+                <w:bCs w:val="false"/>
+                <w:sz w:val="18"/>
+                <w:szCs w:val="18"/>
+              </w:rPr>
+              <w:t xml:space="preserve">5</w:t>
+            </w:r>
+          </w:p>
+        </w:tc>
+        <w:tc>
+          <w:tcPr>
+            <w:tcW w:type="dxa" w:w="5000"/>
+            <w:shd w:fill="FFFFFF" w:val="clear"/>
+          </w:tcPr>
+          <w:p>
+            <w:r>
+              <w:rPr>
+                <w:b w:val="false"/>
+                <w:bCs w:val="false"/>
+                <w:sz w:val="18"/>
+                <w:szCs w:val="18"/>
+              </w:rPr>
+              <w:t xml:space="preserve">Social engineering timed to exploit instant-payment-rail irrevocability</w:t>
+            </w:r>
+          </w:p>
+        </w:tc>
+      </w:tr>
+      <w:tr>
+        <w:tc>
+          <w:tcPr>
+            <w:tcW w:type="dxa" w:w="3200"/>
+            <w:shd w:fill="F8FAFC" w:val="clear"/>
+          </w:tcPr>
+          <w:p>
+            <w:r>
+              <w:rPr>
+                <w:b w:val="false"/>
+                <w:bCs w:val="false"/>
+                <w:sz w:val="18"/>
+                <w:szCs w:val="18"/>
+              </w:rPr>
+              <w:t xml:space="preserve">mule-network</w:t>
+            </w:r>
+          </w:p>
+        </w:tc>
+        <w:tc>
+          <w:tcPr>
+            <w:tcW w:type="dxa" w:w="1400"/>
+            <w:shd w:fill="F8FAFC" w:val="clear"/>
+          </w:tcPr>
+          <w:p>
+            <w:r>
+              <w:rPr>
+                <w:b w:val="false"/>
+                <w:bCs w:val="false"/>
+                <w:sz w:val="18"/>
+                <w:szCs w:val="18"/>
+              </w:rPr>
+              <w:t xml:space="preserve">5</w:t>
+            </w:r>
+          </w:p>
+        </w:tc>
+        <w:tc>
+          <w:tcPr>
+            <w:tcW w:type="dxa" w:w="5000"/>
+            <w:shd w:fill="F8FAFC" w:val="clear"/>
+          </w:tcPr>
+          <w:p>
+            <w:r>
+              <w:rPr>
+                <w:b w:val="false"/>
+                <w:bCs w:val="false"/>
+                <w:sz w:val="18"/>
+                <w:szCs w:val="18"/>
+              </w:rPr>
+              <w:t xml:space="preserve">Romance-scam chatbot recruiting the victim as an unwitting money mule</w:t>
+            </w:r>
+          </w:p>
+        </w:tc>
+      </w:tr>
+      <w:tr>
+        <w:tc>
+          <w:tcPr>
+            <w:tcW w:type="dxa" w:w="3200"/>
+            <w:shd w:fill="FFFFFF" w:val="clear"/>
+          </w:tcPr>
+          <w:p>
+            <w:r>
+              <w:rPr>
+                <w:b w:val="false"/>
+                <w:bCs w:val="false"/>
+                <w:sz w:val="18"/>
+                <w:szCs w:val="18"/>
+              </w:rPr>
+              <w:t xml:space="preserve">account-takeover</w:t>
+            </w:r>
+          </w:p>
+        </w:tc>
+        <w:tc>
+          <w:tcPr>
+            <w:tcW w:type="dxa" w:w="1400"/>
+            <w:shd w:fill="FFFFFF" w:val="clear"/>
+          </w:tcPr>
+          <w:p>
+            <w:r>
+              <w:rPr>
+                <w:b w:val="false"/>
+                <w:bCs w:val="false"/>
+                <w:sz w:val="18"/>
+                <w:szCs w:val="18"/>
+              </w:rPr>
+              <w:t xml:space="preserve">4</w:t>
+            </w:r>
+          </w:p>
+        </w:tc>
+        <w:tc>
+          <w:tcPr>
+            <w:tcW w:type="dxa" w:w="5000"/>
+            <w:shd w:fill="FFFFFF" w:val="clear"/>
+          </w:tcPr>
+          <w:p>
+            <w:r>
+              <w:rPr>
+                <w:b w:val="false"/>
+                <w:bCs w:val="false"/>
+                <w:sz w:val="18"/>
+                <w:szCs w:val="18"/>
+              </w:rPr>
+              <w:t xml:space="preserve">Deepfake of an existing customer to pass step-up re-verification</w:t>
+            </w:r>
+          </w:p>
+        </w:tc>
+      </w:tr>
+      <w:tr>
+        <w:tc>
+          <w:tcPr>
+            <w:tcW w:type="dxa" w:w="3200"/>
+            <w:shd w:fill="F8FAFC" w:val="clear"/>
+          </w:tcPr>
+          <w:p>
+            <w:r>
+              <w:rPr>
+                <w:b w:val="false"/>
+                <w:bCs w:val="false"/>
+                <w:sz w:val="18"/>
+                <w:szCs w:val="18"/>
+              </w:rPr>
+              <w:t xml:space="preserve">ml-defense-attack</w:t>
+            </w:r>
+          </w:p>
+        </w:tc>
+        <w:tc>
+          <w:tcPr>
+            <w:tcW w:type="dxa" w:w="1400"/>
+            <w:shd w:fill="F8FAFC" w:val="clear"/>
+          </w:tcPr>
+          <w:p>
+            <w:r>
+              <w:rPr>
+                <w:b w:val="false"/>
+                <w:bCs w:val="false"/>
+                <w:sz w:val="18"/>
+                <w:szCs w:val="18"/>
+              </w:rPr>
+              <w:t xml:space="preserve">4</w:t>
+            </w:r>
+          </w:p>
+        </w:tc>
+        <w:tc>
+          <w:tcPr>
+            <w:tcW w:type="dxa" w:w="5000"/>
+            <w:shd w:fill="F8FAFC" w:val="clear"/>
+          </w:tcPr>
+          <w:p>
+            <w:r>
+              <w:rPr>
+                <w:b w:val="false"/>
+                <w:bCs w:val="false"/>
+                <w:sz w:val="18"/>
+                <w:szCs w:val="18"/>
+              </w:rPr>
+              <w:t xml:space="preserve">Adversarial transaction shaping to avoid 3-D Secure step-up</w:t>
+            </w:r>
+          </w:p>
+        </w:tc>
+      </w:tr>
+      <w:tr>
+        <w:tc>
+          <w:tcPr>
+            <w:tcW w:type="dxa" w:w="3200"/>
+            <w:shd w:fill="FFFFFF" w:val="clear"/>
+          </w:tcPr>
+          <w:p>
+            <w:r>
+              <w:rPr>
+                <w:b w:val="false"/>
+                <w:bCs w:val="false"/>
+                <w:sz w:val="18"/>
+                <w:szCs w:val="18"/>
+              </w:rPr>
               <w:t xml:space="preserve">card-not-present</w:t>
             </w:r>
           </w:p>
@@ -187,6 +461,165 @@
                 <w:sz w:val="18"/>
                 <w:szCs w:val="18"/>
               </w:rPr>
+              <w:t xml:space="preserve">3</w:t>
+            </w:r>
+          </w:p>
+        </w:tc>
+        <w:tc>
+          <w:tcPr>
+            <w:tcW w:type="dxa" w:w="5000"/>
+            <w:shd w:fill="FFFFFF" w:val="clear"/>
+          </w:tcPr>
+          <w:p>
+            <w:r>
+              <w:rPr>
+                <w:b w:val="false"/>
+                <w:bCs w:val="false"/>
+                <w:sz w:val="18"/>
+                <w:szCs w:val="18"/>
+              </w:rPr>
+              <w:t xml:space="preserve">AI-forged supporting evidence for fraudulent chargeback disputes</w:t>
+            </w:r>
+          </w:p>
+        </w:tc>
+      </w:tr>
+      <w:tr>
+        <w:tc>
+          <w:tcPr>
+            <w:tcW w:type="dxa" w:w="3200"/>
+            <w:shd w:fill="F8FAFC" w:val="clear"/>
+          </w:tcPr>
+          <w:p>
+            <w:r>
+              <w:rPr>
+                <w:b w:val="false"/>
+                <w:bCs w:val="false"/>
+                <w:sz w:val="18"/>
+                <w:szCs w:val="18"/>
+              </w:rPr>
+              <w:t xml:space="preserve">kyc-onboarding</w:t>
+            </w:r>
+          </w:p>
+        </w:tc>
+        <w:tc>
+          <w:tcPr>
+            <w:tcW w:type="dxa" w:w="1400"/>
+            <w:shd w:fill="F8FAFC" w:val="clear"/>
+          </w:tcPr>
+          <w:p>
+            <w:r>
+              <w:rPr>
+                <w:b w:val="false"/>
+                <w:bCs w:val="false"/>
+                <w:sz w:val="18"/>
+                <w:szCs w:val="18"/>
+              </w:rPr>
+              <w:t xml:space="preserve">3</w:t>
+            </w:r>
+          </w:p>
+        </w:tc>
+        <w:tc>
+          <w:tcPr>
+            <w:tcW w:type="dxa" w:w="5000"/>
+            <w:shd w:fill="F8FAFC" w:val="clear"/>
+          </w:tcPr>
+          <w:p>
+            <w:r>
+              <w:rPr>
+                <w:b w:val="false"/>
+                <w:bCs w:val="false"/>
+                <w:sz w:val="18"/>
+                <w:szCs w:val="18"/>
+              </w:rPr>
+              <w:t xml:space="preserve">LLM-generated synthetic identity + consistent backstory</w:t>
+            </w:r>
+          </w:p>
+        </w:tc>
+      </w:tr>
+      <w:tr>
+        <w:tc>
+          <w:tcPr>
+            <w:tcW w:type="dxa" w:w="3200"/>
+            <w:shd w:fill="FFFFFF" w:val="clear"/>
+          </w:tcPr>
+          <w:p>
+            <w:r>
+              <w:rPr>
+                <w:b w:val="false"/>
+                <w:bCs w:val="false"/>
+                <w:sz w:val="18"/>
+                <w:szCs w:val="18"/>
+              </w:rPr>
+              <w:t xml:space="preserve">agentic-commerce</w:t>
+            </w:r>
+          </w:p>
+        </w:tc>
+        <w:tc>
+          <w:tcPr>
+            <w:tcW w:type="dxa" w:w="1400"/>
+            <w:shd w:fill="FFFFFF" w:val="clear"/>
+          </w:tcPr>
+          <w:p>
+            <w:r>
+              <w:rPr>
+                <w:b w:val="false"/>
+                <w:bCs w:val="false"/>
+                <w:sz w:val="18"/>
+                <w:szCs w:val="18"/>
+              </w:rPr>
+              <w:t xml:space="preserve">3</w:t>
+            </w:r>
+          </w:p>
+        </w:tc>
+        <w:tc>
+          <w:tcPr>
+            <w:tcW w:type="dxa" w:w="5000"/>
+            <w:shd w:fill="FFFFFF" w:val="clear"/>
+          </w:tcPr>
+          <w:p>
+            <w:r>
+              <w:rPr>
+                <w:b w:val="false"/>
+                <w:bCs w:val="false"/>
+                <w:sz w:val="18"/>
+                <w:szCs w:val="18"/>
+              </w:rPr>
+              <w:t xml:space="preserve">Prompt-manipulated AI shopping agent approving fraudulent returns</w:t>
+            </w:r>
+          </w:p>
+        </w:tc>
+      </w:tr>
+      <w:tr>
+        <w:tc>
+          <w:tcPr>
+            <w:tcW w:type="dxa" w:w="3200"/>
+            <w:shd w:fill="F8FAFC" w:val="clear"/>
+          </w:tcPr>
+          <w:p>
+            <w:r>
+              <w:rPr>
+                <w:b w:val="false"/>
+                <w:bCs w:val="false"/>
+                <w:sz w:val="18"/>
+                <w:szCs w:val="18"/>
+              </w:rPr>
+              <w:t xml:space="preserve">cross-cutting</w:t>
+            </w:r>
+          </w:p>
+        </w:tc>
+        <w:tc>
+          <w:tcPr>
+            <w:tcW w:type="dxa" w:w="1400"/>
+            <w:shd w:fill="F8FAFC" w:val="clear"/>
+          </w:tcPr>
+          <w:p>
+            <w:r>
+              <w:rPr>
+                <w:b w:val="false"/>
+                <w:bCs w:val="false"/>
+                <w:sz w:val="18"/>
+                <w:szCs w:val="18"/>
+              </w:rPr>
               <w:t xml:space="preserve">2</w:t>
             </w:r>
           </w:p>
@@ -194,17 +627,17 @@
         <w:tc>
           <w:tcPr>
             <w:tcW w:type="dxa" w:w="5000"/>
-            <w:shd w:fill="FFFFFF" w:val="clear"/>
-          </w:tcPr>
-          <w:p>
-            <w:r>
-              <w:rPr>
-                <w:b w:val="false"/>
-                <w:bCs w:val="false"/>
-                <w:sz w:val="18"/>
-                <w:szCs w:val="18"/>
-              </w:rPr>
-              <w:t xml:space="preserve">AI-orchestrated card testing / BIN attack</w:t>
+            <w:shd w:fill="F8FAFC" w:val="clear"/>
+          </w:tcPr>
+          <w:p>
+            <w:r>
+              <w:rPr>
+                <w:b w:val="false"/>
+                <w:bCs w:val="false"/>
+                <w:sz w:val="18"/>
+                <w:szCs w:val="18"/>
+              </w:rPr>
+              <w:t xml:space="preserve">GenAI-impersonated fake bank support chatbot</w:t>
             </w:r>
           </w:p>
         </w:tc>
@@ -213,51 +646,51 @@
         <w:tc>
           <w:tcPr>
             <w:tcW w:type="dxa" w:w="3200"/>
-            <w:shd w:fill="F8FAFC" w:val="clear"/>
-          </w:tcPr>
-          <w:p>
-            <w:r>
-              <w:rPr>
-                <w:b w:val="false"/>
-                <w:bCs w:val="false"/>
-                <w:sz w:val="18"/>
-                <w:szCs w:val="18"/>
-              </w:rPr>
-              <w:t xml:space="preserve">account-takeover</w:t>
+            <w:shd w:fill="FFFFFF" w:val="clear"/>
+          </w:tcPr>
+          <w:p>
+            <w:r>
+              <w:rPr>
+                <w:b w:val="false"/>
+                <w:bCs w:val="false"/>
+                <w:sz w:val="18"/>
+                <w:szCs w:val="18"/>
+              </w:rPr>
+              <w:t xml:space="preserve">lending-bnpl</w:t>
             </w:r>
           </w:p>
         </w:tc>
         <w:tc>
           <w:tcPr>
             <w:tcW w:type="dxa" w:w="1400"/>
-            <w:shd w:fill="F8FAFC" w:val="clear"/>
-          </w:tcPr>
-          <w:p>
-            <w:r>
-              <w:rPr>
-                <w:b w:val="false"/>
-                <w:bCs w:val="false"/>
-                <w:sz w:val="18"/>
-                <w:szCs w:val="18"/>
-              </w:rPr>
-              <w:t xml:space="preserve">3</w:t>
+            <w:shd w:fill="FFFFFF" w:val="clear"/>
+          </w:tcPr>
+          <w:p>
+            <w:r>
+              <w:rPr>
+                <w:b w:val="false"/>
+                <w:bCs w:val="false"/>
+                <w:sz w:val="18"/>
+                <w:szCs w:val="18"/>
+              </w:rPr>
+              <w:t xml:space="preserve">1</w:t>
             </w:r>
           </w:p>
         </w:tc>
         <w:tc>
           <w:tcPr>
             <w:tcW w:type="dxa" w:w="5000"/>
-            <w:shd w:fill="F8FAFC" w:val="clear"/>
-          </w:tcPr>
-          <w:p>
-            <w:r>
-              <w:rPr>
-                <w:b w:val="false"/>
-                <w:bCs w:val="false"/>
-                <w:sz w:val="18"/>
-                <w:szCs w:val="18"/>
-              </w:rPr>
-              <w:t xml:space="preserve">LLM-adaptive social engineering of support agents</w:t>
+            <w:shd w:fill="FFFFFF" w:val="clear"/>
+          </w:tcPr>
+          <w:p>
+            <w:r>
+              <w:rPr>
+                <w:b w:val="false"/>
+                <w:bCs w:val="false"/>
+                <w:sz w:val="18"/>
+                <w:szCs w:val="18"/>
+              </w:rPr>
+              <w:t xml:space="preserve">Synthetic-identity 'bust-out' fraud against BNPL lenders</w:t>
             </w:r>
           </w:p>
         </w:tc>
@@ -266,51 +699,51 @@
         <w:tc>
           <w:tcPr>
             <w:tcW w:type="dxa" w:w="3200"/>
-            <w:shd w:fill="FFFFFF" w:val="clear"/>
-          </w:tcPr>
-          <w:p>
-            <w:r>
-              <w:rPr>
-                <w:b w:val="false"/>
-                <w:bCs w:val="false"/>
-                <w:sz w:val="18"/>
-                <w:szCs w:val="18"/>
-              </w:rPr>
-              <w:t xml:space="preserve">kyc-onboarding</w:t>
+            <w:shd w:fill="F8FAFC" w:val="clear"/>
+          </w:tcPr>
+          <w:p>
+            <w:r>
+              <w:rPr>
+                <w:b w:val="false"/>
+                <w:bCs w:val="false"/>
+                <w:sz w:val="18"/>
+                <w:szCs w:val="18"/>
+              </w:rPr>
+              <w:t xml:space="preserve">card-present</w:t>
             </w:r>
           </w:p>
         </w:tc>
         <w:tc>
           <w:tcPr>
             <w:tcW w:type="dxa" w:w="1400"/>
-            <w:shd w:fill="FFFFFF" w:val="clear"/>
-          </w:tcPr>
-          <w:p>
-            <w:r>
-              <w:rPr>
-                <w:b w:val="false"/>
-                <w:bCs w:val="false"/>
-                <w:sz w:val="18"/>
-                <w:szCs w:val="18"/>
-              </w:rPr>
-              <w:t xml:space="preserve">3</w:t>
+            <w:shd w:fill="F8FAFC" w:val="clear"/>
+          </w:tcPr>
+          <w:p>
+            <w:r>
+              <w:rPr>
+                <w:b w:val="false"/>
+                <w:bCs w:val="false"/>
+                <w:sz w:val="18"/>
+                <w:szCs w:val="18"/>
+              </w:rPr>
+              <w:t xml:space="preserve">1</w:t>
             </w:r>
           </w:p>
         </w:tc>
         <w:tc>
           <w:tcPr>
             <w:tcW w:type="dxa" w:w="5000"/>
-            <w:shd w:fill="FFFFFF" w:val="clear"/>
-          </w:tcPr>
-          <w:p>
-            <w:r>
-              <w:rPr>
-                <w:b w:val="false"/>
-                <w:bCs w:val="false"/>
-                <w:sz w:val="18"/>
-                <w:szCs w:val="18"/>
-              </w:rPr>
-              <w:t xml:space="preserve">LLM-generated synthetic identity + consistent backstory</w:t>
+            <w:shd w:fill="F8FAFC" w:val="clear"/>
+          </w:tcPr>
+          <w:p>
+            <w:r>
+              <w:rPr>
+                <w:b w:val="false"/>
+                <w:bCs w:val="false"/>
+                <w:sz w:val="18"/>
+                <w:szCs w:val="18"/>
+              </w:rPr>
+              <w:t xml:space="preserve">AI-generated spoof against POS biometric payment authorization</w:t>
             </w:r>
           </w:p>
         </w:tc>
@@ -319,51 +752,51 @@
         <w:tc>
           <w:tcPr>
             <w:tcW w:type="dxa" w:w="3200"/>
-            <w:shd w:fill="F8FAFC" w:val="clear"/>
-          </w:tcPr>
-          <w:p>
-            <w:r>
-              <w:rPr>
-                <w:b w:val="false"/>
-                <w:bCs w:val="false"/>
-                <w:sz w:val="18"/>
-                <w:szCs w:val="18"/>
-              </w:rPr>
-              <w:t xml:space="preserve">agentic-commerce</w:t>
+            <w:shd w:fill="FFFFFF" w:val="clear"/>
+          </w:tcPr>
+          <w:p>
+            <w:r>
+              <w:rPr>
+                <w:b w:val="false"/>
+                <w:bCs w:val="false"/>
+                <w:sz w:val="18"/>
+                <w:szCs w:val="18"/>
+              </w:rPr>
+              <w:t xml:space="preserve">rewards-fraud</w:t>
             </w:r>
           </w:p>
         </w:tc>
         <w:tc>
           <w:tcPr>
             <w:tcW w:type="dxa" w:w="1400"/>
-            <w:shd w:fill="F8FAFC" w:val="clear"/>
-          </w:tcPr>
-          <w:p>
-            <w:r>
-              <w:rPr>
-                <w:b w:val="false"/>
-                <w:bCs w:val="false"/>
-                <w:sz w:val="18"/>
-                <w:szCs w:val="18"/>
-              </w:rPr>
-              <w:t xml:space="preserve">2</w:t>
+            <w:shd w:fill="FFFFFF" w:val="clear"/>
+          </w:tcPr>
+          <w:p>
+            <w:r>
+              <w:rPr>
+                <w:b w:val="false"/>
+                <w:bCs w:val="false"/>
+                <w:sz w:val="18"/>
+                <w:szCs w:val="18"/>
+              </w:rPr>
+              <w:t xml:space="preserve">1</w:t>
             </w:r>
           </w:p>
         </w:tc>
         <w:tc>
           <w:tcPr>
             <w:tcW w:type="dxa" w:w="5000"/>
-            <w:shd w:fill="F8FAFC" w:val="clear"/>
-          </w:tcPr>
-          <w:p>
-            <w:r>
-              <w:rPr>
-                <w:b w:val="false"/>
-                <w:bCs w:val="false"/>
-                <w:sz w:val="18"/>
-                <w:szCs w:val="18"/>
-              </w:rPr>
-              <w:t xml:space="preserve">Prompt injection against autonomous shopping/payment agents</w:t>
+            <w:shd w:fill="FFFFFF" w:val="clear"/>
+          </w:tcPr>
+          <w:p>
+            <w:r>
+              <w:rPr>
+                <w:b w:val="false"/>
+                <w:bCs w:val="false"/>
+                <w:sz w:val="18"/>
+                <w:szCs w:val="18"/>
+              </w:rPr>
+              <w:t xml:space="preserve">Synthetic-identity farming against referral/cashback reward programs</w:t>
             </w:r>
           </w:p>
         </w:tc>
@@ -372,210 +805,51 @@
         <w:tc>
           <w:tcPr>
             <w:tcW w:type="dxa" w:w="3200"/>
-            <w:shd w:fill="FFFFFF" w:val="clear"/>
-          </w:tcPr>
-          <w:p>
-            <w:r>
-              <w:rPr>
-                <w:b w:val="false"/>
-                <w:bCs w:val="false"/>
-                <w:sz w:val="18"/>
-                <w:szCs w:val="18"/>
-              </w:rPr>
-              <w:t xml:space="preserve">authorized-push-payment</w:t>
+            <w:shd w:fill="F8FAFC" w:val="clear"/>
+          </w:tcPr>
+          <w:p>
+            <w:r>
+              <w:rPr>
+                <w:b w:val="false"/>
+                <w:bCs w:val="false"/>
+                <w:sz w:val="18"/>
+                <w:szCs w:val="18"/>
+              </w:rPr>
+              <w:t xml:space="preserve">b2b-payments</w:t>
             </w:r>
           </w:p>
         </w:tc>
         <w:tc>
           <w:tcPr>
             <w:tcW w:type="dxa" w:w="1400"/>
-            <w:shd w:fill="FFFFFF" w:val="clear"/>
-          </w:tcPr>
-          <w:p>
-            <w:r>
-              <w:rPr>
-                <w:b w:val="false"/>
-                <w:bCs w:val="false"/>
-                <w:sz w:val="18"/>
-                <w:szCs w:val="18"/>
-              </w:rPr>
-              <w:t xml:space="preserve">4</w:t>
+            <w:shd w:fill="F8FAFC" w:val="clear"/>
+          </w:tcPr>
+          <w:p>
+            <w:r>
+              <w:rPr>
+                <w:b w:val="false"/>
+                <w:bCs w:val="false"/>
+                <w:sz w:val="18"/>
+                <w:szCs w:val="18"/>
+              </w:rPr>
+              <w:t xml:space="preserve">1</w:t>
             </w:r>
           </w:p>
         </w:tc>
         <w:tc>
           <w:tcPr>
             <w:tcW w:type="dxa" w:w="5000"/>
-            <w:shd w:fill="FFFFFF" w:val="clear"/>
-          </w:tcPr>
-          <w:p>
-            <w:r>
-              <w:rPr>
-                <w:b w:val="false"/>
-                <w:bCs w:val="false"/>
-                <w:sz w:val="18"/>
-                <w:szCs w:val="18"/>
-              </w:rPr>
-              <w:t xml:space="preserve">Real-time deepfake executive impersonation (CEO fraud)</w:t>
-            </w:r>
-          </w:p>
-        </w:tc>
-      </w:tr>
-      <w:tr>
-        <w:tc>
-          <w:tcPr>
-            <w:tcW w:type="dxa" w:w="3200"/>
-            <w:shd w:fill="F8FAFC" w:val="clear"/>
-          </w:tcPr>
-          <w:p>
-            <w:r>
-              <w:rPr>
-                <w:b w:val="false"/>
-                <w:bCs w:val="false"/>
-                <w:sz w:val="18"/>
-                <w:szCs w:val="18"/>
-              </w:rPr>
-              <w:t xml:space="preserve">mule-network</w:t>
-            </w:r>
-          </w:p>
-        </w:tc>
-        <w:tc>
-          <w:tcPr>
-            <w:tcW w:type="dxa" w:w="1400"/>
-            <w:shd w:fill="F8FAFC" w:val="clear"/>
-          </w:tcPr>
-          <w:p>
-            <w:r>
-              <w:rPr>
-                <w:b w:val="false"/>
-                <w:bCs w:val="false"/>
-                <w:sz w:val="18"/>
-                <w:szCs w:val="18"/>
-              </w:rPr>
-              <w:t xml:space="preserve">2</w:t>
-            </w:r>
-          </w:p>
-        </w:tc>
-        <w:tc>
-          <w:tcPr>
-            <w:tcW w:type="dxa" w:w="5000"/>
-            <w:shd w:fill="F8FAFC" w:val="clear"/>
-          </w:tcPr>
-          <w:p>
-            <w:r>
-              <w:rPr>
-                <w:b w:val="false"/>
-                <w:bCs w:val="false"/>
-                <w:sz w:val="18"/>
-                <w:szCs w:val="18"/>
-              </w:rPr>
-              <w:t xml:space="preserve">AI-orchestrated synthetic mule account network</w:t>
-            </w:r>
-          </w:p>
-        </w:tc>
-      </w:tr>
-      <w:tr>
-        <w:tc>
-          <w:tcPr>
-            <w:tcW w:type="dxa" w:w="3200"/>
-            <w:shd w:fill="FFFFFF" w:val="clear"/>
-          </w:tcPr>
-          <w:p>
-            <w:r>
-              <w:rPr>
-                <w:b w:val="false"/>
-                <w:bCs w:val="false"/>
-                <w:sz w:val="18"/>
-                <w:szCs w:val="18"/>
-              </w:rPr>
-              <w:t xml:space="preserve">ml-defense-attack</w:t>
-            </w:r>
-          </w:p>
-        </w:tc>
-        <w:tc>
-          <w:tcPr>
-            <w:tcW w:type="dxa" w:w="1400"/>
-            <w:shd w:fill="FFFFFF" w:val="clear"/>
-          </w:tcPr>
-          <w:p>
-            <w:r>
-              <w:rPr>
-                <w:b w:val="false"/>
-                <w:bCs w:val="false"/>
-                <w:sz w:val="18"/>
-                <w:szCs w:val="18"/>
-              </w:rPr>
-              <w:t xml:space="preserve">3</w:t>
-            </w:r>
-          </w:p>
-        </w:tc>
-        <w:tc>
-          <w:tcPr>
-            <w:tcW w:type="dxa" w:w="5000"/>
-            <w:shd w:fill="FFFFFF" w:val="clear"/>
-          </w:tcPr>
-          <w:p>
-            <w:r>
-              <w:rPr>
-                <w:b w:val="false"/>
-                <w:bCs w:val="false"/>
-                <w:sz w:val="18"/>
-                <w:szCs w:val="18"/>
-              </w:rPr>
-              <w:t xml:space="preserve">Poisoning a fraud model's own retraining feedback loop</w:t>
-            </w:r>
-          </w:p>
-        </w:tc>
-      </w:tr>
-      <w:tr>
-        <w:tc>
-          <w:tcPr>
-            <w:tcW w:type="dxa" w:w="3200"/>
-            <w:shd w:fill="F8FAFC" w:val="clear"/>
-          </w:tcPr>
-          <w:p>
-            <w:r>
-              <w:rPr>
-                <w:b w:val="false"/>
-                <w:bCs w:val="false"/>
-                <w:sz w:val="18"/>
-                <w:szCs w:val="18"/>
-              </w:rPr>
-              <w:t xml:space="preserve">cross-cutting</w:t>
-            </w:r>
-          </w:p>
-        </w:tc>
-        <w:tc>
-          <w:tcPr>
-            <w:tcW w:type="dxa" w:w="1400"/>
-            <w:shd w:fill="F8FAFC" w:val="clear"/>
-          </w:tcPr>
-          <w:p>
-            <w:r>
-              <w:rPr>
-                <w:b w:val="false"/>
-                <w:bCs w:val="false"/>
-                <w:sz w:val="18"/>
-                <w:szCs w:val="18"/>
-              </w:rPr>
-              <w:t xml:space="preserve">2</w:t>
-            </w:r>
-          </w:p>
-        </w:tc>
-        <w:tc>
-          <w:tcPr>
-            <w:tcW w:type="dxa" w:w="5000"/>
-            <w:shd w:fill="F8FAFC" w:val="clear"/>
-          </w:tcPr>
-          <w:p>
-            <w:r>
-              <w:rPr>
-                <w:b w:val="false"/>
-                <w:bCs w:val="false"/>
-                <w:sz w:val="18"/>
-                <w:szCs w:val="18"/>
-              </w:rPr>
-              <w:t xml:space="preserve">GenAI-impersonated fake bank support chatbot</w:t>
+            <w:shd w:fill="F8FAFC" w:val="clear"/>
+          </w:tcPr>
+          <w:p>
+            <w:r>
+              <w:rPr>
+                <w:b w:val="false"/>
+                <w:bCs w:val="false"/>
+                <w:sz w:val="18"/>
+                <w:szCs w:val="18"/>
+              </w:rPr>
+              <w:t xml:space="preserve">LLM-drafted vendor payment redirection (business email compromise)</w:t>
             </w:r>
           </w:p>
         </w:tc>
@@ -591,7 +865,7 @@
         <w:spacing w:after="120"/>
       </w:pPr>
       <w:r>
-        <w:t xml:space="preserve">Full taxonomy (21 vectors):</w:t>
+        <w:t xml:space="preserve">Full taxonomy (33 vectors):</w:t>
       </w:r>
     </w:p>
     <w:tbl>
@@ -2155,6 +2429,846 @@
           </w:p>
         </w:tc>
       </w:tr>
+      <w:tr>
+        <w:tc>
+          <w:tcPr>
+            <w:tcW w:type="dxa" w:w="5200"/>
+            <w:shd w:fill="F8FAFC" w:val="clear"/>
+          </w:tcPr>
+          <w:p>
+            <w:r>
+              <w:rPr>
+                <w:b w:val="false"/>
+                <w:bCs w:val="false"/>
+                <w:sz w:val="18"/>
+                <w:szCs w:val="18"/>
+              </w:rPr>
+              <w:t xml:space="preserve">Synthetic-identity 'bust-out' fraud against BNPL lenders</w:t>
+            </w:r>
+          </w:p>
+        </w:tc>
+        <w:tc>
+          <w:tcPr>
+            <w:tcW w:type="dxa" w:w="2400"/>
+            <w:shd w:fill="F8FAFC" w:val="clear"/>
+          </w:tcPr>
+          <w:p>
+            <w:r>
+              <w:rPr>
+                <w:b w:val="false"/>
+                <w:bCs w:val="false"/>
+                <w:sz w:val="18"/>
+                <w:szCs w:val="18"/>
+              </w:rPr>
+              <w:t xml:space="preserve">lending-bnpl</w:t>
+            </w:r>
+          </w:p>
+        </w:tc>
+        <w:tc>
+          <w:tcPr>
+            <w:tcW w:type="dxa" w:w="1000"/>
+            <w:shd w:fill="F8FAFC" w:val="clear"/>
+          </w:tcPr>
+          <w:p>
+            <w:r>
+              <w:rPr>
+                <w:b w:val="false"/>
+                <w:bCs w:val="false"/>
+                <w:sz w:val="18"/>
+                <w:szCs w:val="18"/>
+              </w:rPr>
+              <w:t xml:space="preserve">high</w:t>
+            </w:r>
+          </w:p>
+        </w:tc>
+        <w:tc>
+          <w:tcPr>
+            <w:tcW w:type="dxa" w:w="1000"/>
+            <w:shd w:fill="F8FAFC" w:val="clear"/>
+          </w:tcPr>
+          <w:p>
+            <w:r>
+              <w:rPr>
+                <w:b w:val="false"/>
+                <w:bCs w:val="false"/>
+                <w:sz w:val="18"/>
+                <w:szCs w:val="18"/>
+              </w:rPr>
+              <w:t xml:space="preserve">medium</w:t>
+            </w:r>
+          </w:p>
+        </w:tc>
+      </w:tr>
+      <w:tr>
+        <w:tc>
+          <w:tcPr>
+            <w:tcW w:type="dxa" w:w="5200"/>
+            <w:shd w:fill="FFFFFF" w:val="clear"/>
+          </w:tcPr>
+          <w:p>
+            <w:r>
+              <w:rPr>
+                <w:b w:val="false"/>
+                <w:bCs w:val="false"/>
+                <w:sz w:val="18"/>
+                <w:szCs w:val="18"/>
+              </w:rPr>
+              <w:t xml:space="preserve">Social engineering timed to exploit instant-payment-rail irrevocability</w:t>
+            </w:r>
+          </w:p>
+        </w:tc>
+        <w:tc>
+          <w:tcPr>
+            <w:tcW w:type="dxa" w:w="2400"/>
+            <w:shd w:fill="FFFFFF" w:val="clear"/>
+          </w:tcPr>
+          <w:p>
+            <w:r>
+              <w:rPr>
+                <w:b w:val="false"/>
+                <w:bCs w:val="false"/>
+                <w:sz w:val="18"/>
+                <w:szCs w:val="18"/>
+              </w:rPr>
+              <w:t xml:space="preserve">authorized-push-payment</w:t>
+            </w:r>
+          </w:p>
+        </w:tc>
+        <w:tc>
+          <w:tcPr>
+            <w:tcW w:type="dxa" w:w="1000"/>
+            <w:shd w:fill="FFFFFF" w:val="clear"/>
+          </w:tcPr>
+          <w:p>
+            <w:r>
+              <w:rPr>
+                <w:b w:val="false"/>
+                <w:bCs w:val="false"/>
+                <w:sz w:val="18"/>
+                <w:szCs w:val="18"/>
+              </w:rPr>
+              <w:t xml:space="preserve">high</w:t>
+            </w:r>
+          </w:p>
+        </w:tc>
+        <w:tc>
+          <w:tcPr>
+            <w:tcW w:type="dxa" w:w="1000"/>
+            <w:shd w:fill="FFFFFF" w:val="clear"/>
+          </w:tcPr>
+          <w:p>
+            <w:r>
+              <w:rPr>
+                <w:b w:val="false"/>
+                <w:bCs w:val="false"/>
+                <w:sz w:val="18"/>
+                <w:szCs w:val="18"/>
+              </w:rPr>
+              <w:t xml:space="preserve">high</w:t>
+            </w:r>
+          </w:p>
+        </w:tc>
+      </w:tr>
+      <w:tr>
+        <w:tc>
+          <w:tcPr>
+            <w:tcW w:type="dxa" w:w="5200"/>
+            <w:shd w:fill="F8FAFC" w:val="clear"/>
+          </w:tcPr>
+          <w:p>
+            <w:r>
+              <w:rPr>
+                <w:b w:val="false"/>
+                <w:bCs w:val="false"/>
+                <w:sz w:val="18"/>
+                <w:szCs w:val="18"/>
+              </w:rPr>
+              <w:t xml:space="preserve">AI-generated spoof against POS biometric payment authorization</w:t>
+            </w:r>
+          </w:p>
+        </w:tc>
+        <w:tc>
+          <w:tcPr>
+            <w:tcW w:type="dxa" w:w="2400"/>
+            <w:shd w:fill="F8FAFC" w:val="clear"/>
+          </w:tcPr>
+          <w:p>
+            <w:r>
+              <w:rPr>
+                <w:b w:val="false"/>
+                <w:bCs w:val="false"/>
+                <w:sz w:val="18"/>
+                <w:szCs w:val="18"/>
+              </w:rPr>
+              <w:t xml:space="preserve">card-present</w:t>
+            </w:r>
+          </w:p>
+        </w:tc>
+        <w:tc>
+          <w:tcPr>
+            <w:tcW w:type="dxa" w:w="1000"/>
+            <w:shd w:fill="F8FAFC" w:val="clear"/>
+          </w:tcPr>
+          <w:p>
+            <w:r>
+              <w:rPr>
+                <w:b w:val="false"/>
+                <w:bCs w:val="false"/>
+                <w:sz w:val="18"/>
+                <w:szCs w:val="18"/>
+              </w:rPr>
+              <w:t xml:space="preserve">medium</w:t>
+            </w:r>
+          </w:p>
+        </w:tc>
+        <w:tc>
+          <w:tcPr>
+            <w:tcW w:type="dxa" w:w="1000"/>
+            <w:shd w:fill="F8FAFC" w:val="clear"/>
+          </w:tcPr>
+          <w:p>
+            <w:r>
+              <w:rPr>
+                <w:b w:val="false"/>
+                <w:bCs w:val="false"/>
+                <w:sz w:val="18"/>
+                <w:szCs w:val="18"/>
+              </w:rPr>
+              <w:t xml:space="preserve">low</w:t>
+            </w:r>
+          </w:p>
+        </w:tc>
+      </w:tr>
+      <w:tr>
+        <w:tc>
+          <w:tcPr>
+            <w:tcW w:type="dxa" w:w="5200"/>
+            <w:shd w:fill="FFFFFF" w:val="clear"/>
+          </w:tcPr>
+          <w:p>
+            <w:r>
+              <w:rPr>
+                <w:b w:val="false"/>
+                <w:bCs w:val="false"/>
+                <w:sz w:val="18"/>
+                <w:szCs w:val="18"/>
+              </w:rPr>
+              <w:t xml:space="preserve">AI-forged supporting evidence for fraudulent chargeback disputes</w:t>
+            </w:r>
+          </w:p>
+        </w:tc>
+        <w:tc>
+          <w:tcPr>
+            <w:tcW w:type="dxa" w:w="2400"/>
+            <w:shd w:fill="FFFFFF" w:val="clear"/>
+          </w:tcPr>
+          <w:p>
+            <w:r>
+              <w:rPr>
+                <w:b w:val="false"/>
+                <w:bCs w:val="false"/>
+                <w:sz w:val="18"/>
+                <w:szCs w:val="18"/>
+              </w:rPr>
+              <w:t xml:space="preserve">card-not-present</w:t>
+            </w:r>
+          </w:p>
+        </w:tc>
+        <w:tc>
+          <w:tcPr>
+            <w:tcW w:type="dxa" w:w="1000"/>
+            <w:shd w:fill="FFFFFF" w:val="clear"/>
+          </w:tcPr>
+          <w:p>
+            <w:r>
+              <w:rPr>
+                <w:b w:val="false"/>
+                <w:bCs w:val="false"/>
+                <w:sz w:val="18"/>
+                <w:szCs w:val="18"/>
+              </w:rPr>
+              <w:t xml:space="preserve">medium</w:t>
+            </w:r>
+          </w:p>
+        </w:tc>
+        <w:tc>
+          <w:tcPr>
+            <w:tcW w:type="dxa" w:w="1000"/>
+            <w:shd w:fill="FFFFFF" w:val="clear"/>
+          </w:tcPr>
+          <w:p>
+            <w:r>
+              <w:rPr>
+                <w:b w:val="false"/>
+                <w:bCs w:val="false"/>
+                <w:sz w:val="18"/>
+                <w:szCs w:val="18"/>
+              </w:rPr>
+              <w:t xml:space="preserve">medium</w:t>
+            </w:r>
+          </w:p>
+        </w:tc>
+      </w:tr>
+      <w:tr>
+        <w:tc>
+          <w:tcPr>
+            <w:tcW w:type="dxa" w:w="5200"/>
+            <w:shd w:fill="F8FAFC" w:val="clear"/>
+          </w:tcPr>
+          <w:p>
+            <w:r>
+              <w:rPr>
+                <w:b w:val="false"/>
+                <w:bCs w:val="false"/>
+                <w:sz w:val="18"/>
+                <w:szCs w:val="18"/>
+              </w:rPr>
+              <w:t xml:space="preserve">AI-optimized cross-border corridor selection for layering</w:t>
+            </w:r>
+          </w:p>
+        </w:tc>
+        <w:tc>
+          <w:tcPr>
+            <w:tcW w:type="dxa" w:w="2400"/>
+            <w:shd w:fill="F8FAFC" w:val="clear"/>
+          </w:tcPr>
+          <w:p>
+            <w:r>
+              <w:rPr>
+                <w:b w:val="false"/>
+                <w:bCs w:val="false"/>
+                <w:sz w:val="18"/>
+                <w:szCs w:val="18"/>
+              </w:rPr>
+              <w:t xml:space="preserve">mule-network</w:t>
+            </w:r>
+          </w:p>
+        </w:tc>
+        <w:tc>
+          <w:tcPr>
+            <w:tcW w:type="dxa" w:w="1000"/>
+            <w:shd w:fill="F8FAFC" w:val="clear"/>
+          </w:tcPr>
+          <w:p>
+            <w:r>
+              <w:rPr>
+                <w:b w:val="false"/>
+                <w:bCs w:val="false"/>
+                <w:sz w:val="18"/>
+                <w:szCs w:val="18"/>
+              </w:rPr>
+              <w:t xml:space="preserve">high</w:t>
+            </w:r>
+          </w:p>
+        </w:tc>
+        <w:tc>
+          <w:tcPr>
+            <w:tcW w:type="dxa" w:w="1000"/>
+            <w:shd w:fill="F8FAFC" w:val="clear"/>
+          </w:tcPr>
+          <w:p>
+            <w:r>
+              <w:rPr>
+                <w:b w:val="false"/>
+                <w:bCs w:val="false"/>
+                <w:sz w:val="18"/>
+                <w:szCs w:val="18"/>
+              </w:rPr>
+              <w:t xml:space="preserve">low</w:t>
+            </w:r>
+          </w:p>
+        </w:tc>
+      </w:tr>
+      <w:tr>
+        <w:tc>
+          <w:tcPr>
+            <w:tcW w:type="dxa" w:w="5200"/>
+            <w:shd w:fill="FFFFFF" w:val="clear"/>
+          </w:tcPr>
+          <w:p>
+            <w:r>
+              <w:rPr>
+                <w:b w:val="false"/>
+                <w:bCs w:val="false"/>
+                <w:sz w:val="18"/>
+                <w:szCs w:val="18"/>
+              </w:rPr>
+              <w:t xml:space="preserve">Synthetic-identity farming against referral/cashback reward programs</w:t>
+            </w:r>
+          </w:p>
+        </w:tc>
+        <w:tc>
+          <w:tcPr>
+            <w:tcW w:type="dxa" w:w="2400"/>
+            <w:shd w:fill="FFFFFF" w:val="clear"/>
+          </w:tcPr>
+          <w:p>
+            <w:r>
+              <w:rPr>
+                <w:b w:val="false"/>
+                <w:bCs w:val="false"/>
+                <w:sz w:val="18"/>
+                <w:szCs w:val="18"/>
+              </w:rPr>
+              <w:t xml:space="preserve">rewards-fraud</w:t>
+            </w:r>
+          </w:p>
+        </w:tc>
+        <w:tc>
+          <w:tcPr>
+            <w:tcW w:type="dxa" w:w="1000"/>
+            <w:shd w:fill="FFFFFF" w:val="clear"/>
+          </w:tcPr>
+          <w:p>
+            <w:r>
+              <w:rPr>
+                <w:b w:val="false"/>
+                <w:bCs w:val="false"/>
+                <w:sz w:val="18"/>
+                <w:szCs w:val="18"/>
+              </w:rPr>
+              <w:t xml:space="preserve">medium</w:t>
+            </w:r>
+          </w:p>
+        </w:tc>
+        <w:tc>
+          <w:tcPr>
+            <w:tcW w:type="dxa" w:w="1000"/>
+            <w:shd w:fill="FFFFFF" w:val="clear"/>
+          </w:tcPr>
+          <w:p>
+            <w:r>
+              <w:rPr>
+                <w:b w:val="false"/>
+                <w:bCs w:val="false"/>
+                <w:sz w:val="18"/>
+                <w:szCs w:val="18"/>
+              </w:rPr>
+              <w:t xml:space="preserve">high</w:t>
+            </w:r>
+          </w:p>
+        </w:tc>
+      </w:tr>
+      <w:tr>
+        <w:tc>
+          <w:tcPr>
+            <w:tcW w:type="dxa" w:w="5200"/>
+            <w:shd w:fill="F8FAFC" w:val="clear"/>
+          </w:tcPr>
+          <w:p>
+            <w:r>
+              <w:rPr>
+                <w:b w:val="false"/>
+                <w:bCs w:val="false"/>
+                <w:sz w:val="18"/>
+                <w:szCs w:val="18"/>
+              </w:rPr>
+              <w:t xml:space="preserve">LLM-drafted vendor payment redirection (business email compromise)</w:t>
+            </w:r>
+          </w:p>
+        </w:tc>
+        <w:tc>
+          <w:tcPr>
+            <w:tcW w:type="dxa" w:w="2400"/>
+            <w:shd w:fill="F8FAFC" w:val="clear"/>
+          </w:tcPr>
+          <w:p>
+            <w:r>
+              <w:rPr>
+                <w:b w:val="false"/>
+                <w:bCs w:val="false"/>
+                <w:sz w:val="18"/>
+                <w:szCs w:val="18"/>
+              </w:rPr>
+              <w:t xml:space="preserve">b2b-payments</w:t>
+            </w:r>
+          </w:p>
+        </w:tc>
+        <w:tc>
+          <w:tcPr>
+            <w:tcW w:type="dxa" w:w="1000"/>
+            <w:shd w:fill="F8FAFC" w:val="clear"/>
+          </w:tcPr>
+          <w:p>
+            <w:r>
+              <w:rPr>
+                <w:b w:val="false"/>
+                <w:bCs w:val="false"/>
+                <w:sz w:val="18"/>
+                <w:szCs w:val="18"/>
+              </w:rPr>
+              <w:t xml:space="preserve">high</w:t>
+            </w:r>
+          </w:p>
+        </w:tc>
+        <w:tc>
+          <w:tcPr>
+            <w:tcW w:type="dxa" w:w="1000"/>
+            <w:shd w:fill="F8FAFC" w:val="clear"/>
+          </w:tcPr>
+          <w:p>
+            <w:r>
+              <w:rPr>
+                <w:b w:val="false"/>
+                <w:bCs w:val="false"/>
+                <w:sz w:val="18"/>
+                <w:szCs w:val="18"/>
+              </w:rPr>
+              <w:t xml:space="preserve">high</w:t>
+            </w:r>
+          </w:p>
+        </w:tc>
+      </w:tr>
+      <w:tr>
+        <w:tc>
+          <w:tcPr>
+            <w:tcW w:type="dxa" w:w="5200"/>
+            <w:shd w:fill="FFFFFF" w:val="clear"/>
+          </w:tcPr>
+          <w:p>
+            <w:r>
+              <w:rPr>
+                <w:b w:val="false"/>
+                <w:bCs w:val="false"/>
+                <w:sz w:val="18"/>
+                <w:szCs w:val="18"/>
+              </w:rPr>
+              <w:t xml:space="preserve">Adversarial transaction shaping to avoid 3-D Secure step-up</w:t>
+            </w:r>
+          </w:p>
+        </w:tc>
+        <w:tc>
+          <w:tcPr>
+            <w:tcW w:type="dxa" w:w="2400"/>
+            <w:shd w:fill="FFFFFF" w:val="clear"/>
+          </w:tcPr>
+          <w:p>
+            <w:r>
+              <w:rPr>
+                <w:b w:val="false"/>
+                <w:bCs w:val="false"/>
+                <w:sz w:val="18"/>
+                <w:szCs w:val="18"/>
+              </w:rPr>
+              <w:t xml:space="preserve">ml-defense-attack</w:t>
+            </w:r>
+          </w:p>
+        </w:tc>
+        <w:tc>
+          <w:tcPr>
+            <w:tcW w:type="dxa" w:w="1000"/>
+            <w:shd w:fill="FFFFFF" w:val="clear"/>
+          </w:tcPr>
+          <w:p>
+            <w:r>
+              <w:rPr>
+                <w:b w:val="false"/>
+                <w:bCs w:val="false"/>
+                <w:sz w:val="18"/>
+                <w:szCs w:val="18"/>
+              </w:rPr>
+              <w:t xml:space="preserve">medium</w:t>
+            </w:r>
+          </w:p>
+        </w:tc>
+        <w:tc>
+          <w:tcPr>
+            <w:tcW w:type="dxa" w:w="1000"/>
+            <w:shd w:fill="FFFFFF" w:val="clear"/>
+          </w:tcPr>
+          <w:p>
+            <w:r>
+              <w:rPr>
+                <w:b w:val="false"/>
+                <w:bCs w:val="false"/>
+                <w:sz w:val="18"/>
+                <w:szCs w:val="18"/>
+              </w:rPr>
+              <w:t xml:space="preserve">low</w:t>
+            </w:r>
+          </w:p>
+        </w:tc>
+      </w:tr>
+      <w:tr>
+        <w:tc>
+          <w:tcPr>
+            <w:tcW w:type="dxa" w:w="5200"/>
+            <w:shd w:fill="F8FAFC" w:val="clear"/>
+          </w:tcPr>
+          <w:p>
+            <w:r>
+              <w:rPr>
+                <w:b w:val="false"/>
+                <w:bCs w:val="false"/>
+                <w:sz w:val="18"/>
+                <w:szCs w:val="18"/>
+              </w:rPr>
+              <w:t xml:space="preserve">Romance-scam chatbot recruiting the victim as an unwitting money mule</w:t>
+            </w:r>
+          </w:p>
+        </w:tc>
+        <w:tc>
+          <w:tcPr>
+            <w:tcW w:type="dxa" w:w="2400"/>
+            <w:shd w:fill="F8FAFC" w:val="clear"/>
+          </w:tcPr>
+          <w:p>
+            <w:r>
+              <w:rPr>
+                <w:b w:val="false"/>
+                <w:bCs w:val="false"/>
+                <w:sz w:val="18"/>
+                <w:szCs w:val="18"/>
+              </w:rPr>
+              <w:t xml:space="preserve">mule-network</w:t>
+            </w:r>
+          </w:p>
+        </w:tc>
+        <w:tc>
+          <w:tcPr>
+            <w:tcW w:type="dxa" w:w="1000"/>
+            <w:shd w:fill="F8FAFC" w:val="clear"/>
+          </w:tcPr>
+          <w:p>
+            <w:r>
+              <w:rPr>
+                <w:b w:val="false"/>
+                <w:bCs w:val="false"/>
+                <w:sz w:val="18"/>
+                <w:szCs w:val="18"/>
+              </w:rPr>
+              <w:t xml:space="preserve">high</w:t>
+            </w:r>
+          </w:p>
+        </w:tc>
+        <w:tc>
+          <w:tcPr>
+            <w:tcW w:type="dxa" w:w="1000"/>
+            <w:shd w:fill="F8FAFC" w:val="clear"/>
+          </w:tcPr>
+          <w:p>
+            <w:r>
+              <w:rPr>
+                <w:b w:val="false"/>
+                <w:bCs w:val="false"/>
+                <w:sz w:val="18"/>
+                <w:szCs w:val="18"/>
+              </w:rPr>
+              <w:t xml:space="preserve">high</w:t>
+            </w:r>
+          </w:p>
+        </w:tc>
+      </w:tr>
+      <w:tr>
+        <w:tc>
+          <w:tcPr>
+            <w:tcW w:type="dxa" w:w="5200"/>
+            <w:shd w:fill="FFFFFF" w:val="clear"/>
+          </w:tcPr>
+          <w:p>
+            <w:r>
+              <w:rPr>
+                <w:b w:val="false"/>
+                <w:bCs w:val="false"/>
+                <w:sz w:val="18"/>
+                <w:szCs w:val="18"/>
+              </w:rPr>
+              <w:t xml:space="preserve">Deepfake of an existing customer to pass step-up re-verification</w:t>
+            </w:r>
+          </w:p>
+        </w:tc>
+        <w:tc>
+          <w:tcPr>
+            <w:tcW w:type="dxa" w:w="2400"/>
+            <w:shd w:fill="FFFFFF" w:val="clear"/>
+          </w:tcPr>
+          <w:p>
+            <w:r>
+              <w:rPr>
+                <w:b w:val="false"/>
+                <w:bCs w:val="false"/>
+                <w:sz w:val="18"/>
+                <w:szCs w:val="18"/>
+              </w:rPr>
+              <w:t xml:space="preserve">account-takeover</w:t>
+            </w:r>
+          </w:p>
+        </w:tc>
+        <w:tc>
+          <w:tcPr>
+            <w:tcW w:type="dxa" w:w="1000"/>
+            <w:shd w:fill="FFFFFF" w:val="clear"/>
+          </w:tcPr>
+          <w:p>
+            <w:r>
+              <w:rPr>
+                <w:b w:val="false"/>
+                <w:bCs w:val="false"/>
+                <w:sz w:val="18"/>
+                <w:szCs w:val="18"/>
+              </w:rPr>
+              <w:t xml:space="preserve">high</w:t>
+            </w:r>
+          </w:p>
+        </w:tc>
+        <w:tc>
+          <w:tcPr>
+            <w:tcW w:type="dxa" w:w="1000"/>
+            <w:shd w:fill="FFFFFF" w:val="clear"/>
+          </w:tcPr>
+          <w:p>
+            <w:r>
+              <w:rPr>
+                <w:b w:val="false"/>
+                <w:bCs w:val="false"/>
+                <w:sz w:val="18"/>
+                <w:szCs w:val="18"/>
+              </w:rPr>
+              <w:t xml:space="preserve">medium</w:t>
+            </w:r>
+          </w:p>
+        </w:tc>
+      </w:tr>
+      <w:tr>
+        <w:tc>
+          <w:tcPr>
+            <w:tcW w:type="dxa" w:w="5200"/>
+            <w:shd w:fill="F8FAFC" w:val="clear"/>
+          </w:tcPr>
+          <w:p>
+            <w:r>
+              <w:rPr>
+                <w:b w:val="false"/>
+                <w:bCs w:val="false"/>
+                <w:sz w:val="18"/>
+                <w:szCs w:val="18"/>
+              </w:rPr>
+              <w:t xml:space="preserve">Prompt-manipulated AI shopping agent approving fraudulent returns</w:t>
+            </w:r>
+          </w:p>
+        </w:tc>
+        <w:tc>
+          <w:tcPr>
+            <w:tcW w:type="dxa" w:w="2400"/>
+            <w:shd w:fill="F8FAFC" w:val="clear"/>
+          </w:tcPr>
+          <w:p>
+            <w:r>
+              <w:rPr>
+                <w:b w:val="false"/>
+                <w:bCs w:val="false"/>
+                <w:sz w:val="18"/>
+                <w:szCs w:val="18"/>
+              </w:rPr>
+              <w:t xml:space="preserve">agentic-commerce</w:t>
+            </w:r>
+          </w:p>
+        </w:tc>
+        <w:tc>
+          <w:tcPr>
+            <w:tcW w:type="dxa" w:w="1000"/>
+            <w:shd w:fill="F8FAFC" w:val="clear"/>
+          </w:tcPr>
+          <w:p>
+            <w:r>
+              <w:rPr>
+                <w:b w:val="false"/>
+                <w:bCs w:val="false"/>
+                <w:sz w:val="18"/>
+                <w:szCs w:val="18"/>
+              </w:rPr>
+              <w:t xml:space="preserve">medium</w:t>
+            </w:r>
+          </w:p>
+        </w:tc>
+        <w:tc>
+          <w:tcPr>
+            <w:tcW w:type="dxa" w:w="1000"/>
+            <w:shd w:fill="F8FAFC" w:val="clear"/>
+          </w:tcPr>
+          <w:p>
+            <w:r>
+              <w:rPr>
+                <w:b w:val="false"/>
+                <w:bCs w:val="false"/>
+                <w:sz w:val="18"/>
+                <w:szCs w:val="18"/>
+              </w:rPr>
+              <w:t xml:space="preserve">medium</w:t>
+            </w:r>
+          </w:p>
+        </w:tc>
+      </w:tr>
+      <w:tr>
+        <w:tc>
+          <w:tcPr>
+            <w:tcW w:type="dxa" w:w="5200"/>
+            <w:shd w:fill="FFFFFF" w:val="clear"/>
+          </w:tcPr>
+          <w:p>
+            <w:r>
+              <w:rPr>
+                <w:b w:val="false"/>
+                <w:bCs w:val="false"/>
+                <w:sz w:val="18"/>
+                <w:szCs w:val="18"/>
+              </w:rPr>
+              <w:t xml:space="preserve">GenAI-generated fake job postings recruiting money mules</w:t>
+            </w:r>
+          </w:p>
+        </w:tc>
+        <w:tc>
+          <w:tcPr>
+            <w:tcW w:type="dxa" w:w="2400"/>
+            <w:shd w:fill="FFFFFF" w:val="clear"/>
+          </w:tcPr>
+          <w:p>
+            <w:r>
+              <w:rPr>
+                <w:b w:val="false"/>
+                <w:bCs w:val="false"/>
+                <w:sz w:val="18"/>
+                <w:szCs w:val="18"/>
+              </w:rPr>
+              <w:t xml:space="preserve">mule-network</w:t>
+            </w:r>
+          </w:p>
+        </w:tc>
+        <w:tc>
+          <w:tcPr>
+            <w:tcW w:type="dxa" w:w="1000"/>
+            <w:shd w:fill="FFFFFF" w:val="clear"/>
+          </w:tcPr>
+          <w:p>
+            <w:r>
+              <w:rPr>
+                <w:b w:val="false"/>
+                <w:bCs w:val="false"/>
+                <w:sz w:val="18"/>
+                <w:szCs w:val="18"/>
+              </w:rPr>
+              <w:t xml:space="preserve">medium</w:t>
+            </w:r>
+          </w:p>
+        </w:tc>
+        <w:tc>
+          <w:tcPr>
+            <w:tcW w:type="dxa" w:w="1000"/>
+            <w:shd w:fill="FFFFFF" w:val="clear"/>
+          </w:tcPr>
+          <w:p>
+            <w:r>
+              <w:rPr>
+                <w:b w:val="false"/>
+                <w:bCs w:val="false"/>
+                <w:sz w:val="18"/>
+                <w:szCs w:val="18"/>
+              </w:rPr>
+              <w:t xml:space="preserve">high</w:t>
+            </w:r>
+          </w:p>
+        </w:tc>
+      </w:tr>
     </w:tbl>
     <w:p>
       <w:pPr>
@@ -3150,6 +4264,68 @@
     </w:p>
     <w:p>
       <w:pPr>
+        <w:spacing w:after="60" w:before="100"/>
+        <w:jc w:val="center"/>
+      </w:pPr>
+      <w:r>
+        <w:drawing>
+          <wp:inline distT="0" distB="0" distL="0" distR="0">
+            <wp:extent cx="5334000" cy="2847975"/>
+            <wp:effectExtent t="0" r="0" b="0" l="0"/>
+            <wp:docPr id="1" name="" descr="" title=""/>
+            <wp:cNvGraphicFramePr>
+              <a:graphicFrameLocks xmlns:a="http://schemas.openxmlformats.org/drawingml/2006/main" noChangeAspect="1"/>
+            </wp:cNvGraphicFramePr>
+            <a:graphic xmlns:a="http://schemas.openxmlformats.org/drawingml/2006/main">
+              <a:graphicData uri="http://schemas.openxmlformats.org/drawingml/2006/picture">
+                <pic:pic xmlns:pic="http://schemas.openxmlformats.org/drawingml/2006/picture">
+                  <pic:nvPicPr>
+                    <pic:cNvPr id="0" name="" descr=""/>
+                    <pic:cNvPicPr>
+                      <a:picLocks noChangeAspect="1" noChangeArrowheads="1"/>
+                    </pic:cNvPicPr>
+                  </pic:nvPicPr>
+                  <pic:blipFill>
+                    <a:blip r:embed="rId8" cstate="none"/>
+                    <a:srcRect/>
+                    <a:stretch>
+                      <a:fillRect/>
+                    </a:stretch>
+                  </pic:blipFill>
+                  <pic:spPr bwMode="auto">
+                    <a:xfrm>
+                      <a:off x="0" y="0"/>
+                      <a:ext cx="5334000" cy="2847975"/>
+                    </a:xfrm>
+                    <a:prstGeom prst="rect">
+                      <a:avLst/>
+                    </a:prstGeom>
+                  </pic:spPr>
+                </pic:pic>
+              </a:graphicData>
+            </a:graphic>
+          </wp:inline>
+        </w:drawing>
+      </w:r>
+    </w:p>
+    <w:p>
+      <w:pPr>
+        <w:spacing w:after="200"/>
+        <w:jc w:val="center"/>
+      </w:pPr>
+      <w:r>
+        <w:rPr>
+          <w:i/>
+          <w:iCs/>
+          <w:color w:val="6B7280"/>
+          <w:sz w:val="18"/>
+          <w:szCs w:val="18"/>
+        </w:rPr>
+        <w:t xml:space="preserve">Figure 2 — same methodology (XGBoost, time-based split, imbalance handling), two independently trained models on unrelated datasets.</w:t>
+      </w:r>
+    </w:p>
+    <w:p>
+      <w:pPr>
         <w:pStyle w:val="Heading2"/>
       </w:pPr>
       <w:r>
@@ -3721,6 +4897,68 @@
     </w:p>
     <w:p>
       <w:pPr>
+        <w:spacing w:after="60" w:before="100"/>
+        <w:jc w:val="center"/>
+      </w:pPr>
+      <w:r>
+        <w:drawing>
+          <wp:inline distT="0" distB="0" distL="0" distR="0">
+            <wp:extent cx="5334000" cy="2847975"/>
+            <wp:effectExtent t="0" r="0" b="0" l="0"/>
+            <wp:docPr id="1" name="" descr="" title=""/>
+            <wp:cNvGraphicFramePr>
+              <a:graphicFrameLocks xmlns:a="http://schemas.openxmlformats.org/drawingml/2006/main" noChangeAspect="1"/>
+            </wp:cNvGraphicFramePr>
+            <a:graphic xmlns:a="http://schemas.openxmlformats.org/drawingml/2006/main">
+              <a:graphicData uri="http://schemas.openxmlformats.org/drawingml/2006/picture">
+                <pic:pic xmlns:pic="http://schemas.openxmlformats.org/drawingml/2006/picture">
+                  <pic:nvPicPr>
+                    <pic:cNvPr id="0" name="" descr=""/>
+                    <pic:cNvPicPr>
+                      <a:picLocks noChangeAspect="1" noChangeArrowheads="1"/>
+                    </pic:cNvPicPr>
+                  </pic:nvPicPr>
+                  <pic:blipFill>
+                    <a:blip r:embed="rId9" cstate="none"/>
+                    <a:srcRect/>
+                    <a:stretch>
+                      <a:fillRect/>
+                    </a:stretch>
+                  </pic:blipFill>
+                  <pic:spPr bwMode="auto">
+                    <a:xfrm>
+                      <a:off x="0" y="0"/>
+                      <a:ext cx="5334000" cy="2847975"/>
+                    </a:xfrm>
+                    <a:prstGeom prst="rect">
+                      <a:avLst/>
+                    </a:prstGeom>
+                  </pic:spPr>
+                </pic:pic>
+              </a:graphicData>
+            </a:graphic>
+          </wp:inline>
+        </w:drawing>
+      </w:r>
+    </w:p>
+    <w:p>
+      <w:pPr>
+        <w:spacing w:after="200"/>
+        <w:jc w:val="center"/>
+      </w:pPr>
+      <w:r>
+        <w:rPr>
+          <w:i/>
+          <w:iCs/>
+          <w:color w:val="6B7280"/>
+          <w:sz w:val="18"/>
+          <w:szCs w:val="18"/>
+        </w:rPr>
+        <w:t xml:space="preserve">Figure 3 — final run's recall by family, before and after retraining on hardened attacks. Every family recovers to 1.00 with no regression.</w:t>
+      </w:r>
+    </w:p>
+    <w:p>
+      <w:pPr>
         <w:pStyle w:val="Heading2"/>
       </w:pPr>
       <w:r>
@@ -3975,6 +5213,68 @@
       <w:pPr>
         <w:spacing w:after="160"/>
       </w:pPr>
+    </w:p>
+    <w:p>
+      <w:pPr>
+        <w:spacing w:after="60" w:before="100"/>
+        <w:jc w:val="center"/>
+      </w:pPr>
+      <w:r>
+        <w:drawing>
+          <wp:inline distT="0" distB="0" distL="0" distR="0">
+            <wp:extent cx="5334000" cy="2847975"/>
+            <wp:effectExtent t="0" r="0" b="0" l="0"/>
+            <wp:docPr id="1" name="" descr="" title=""/>
+            <wp:cNvGraphicFramePr>
+              <a:graphicFrameLocks xmlns:a="http://schemas.openxmlformats.org/drawingml/2006/main" noChangeAspect="1"/>
+            </wp:cNvGraphicFramePr>
+            <a:graphic xmlns:a="http://schemas.openxmlformats.org/drawingml/2006/main">
+              <a:graphicData uri="http://schemas.openxmlformats.org/drawingml/2006/picture">
+                <pic:pic xmlns:pic="http://schemas.openxmlformats.org/drawingml/2006/picture">
+                  <pic:nvPicPr>
+                    <pic:cNvPr id="0" name="" descr=""/>
+                    <pic:cNvPicPr>
+                      <a:picLocks noChangeAspect="1" noChangeArrowheads="1"/>
+                    </pic:cNvPicPr>
+                  </pic:nvPicPr>
+                  <pic:blipFill>
+                    <a:blip r:embed="rId10" cstate="none"/>
+                    <a:srcRect/>
+                    <a:stretch>
+                      <a:fillRect/>
+                    </a:stretch>
+                  </pic:blipFill>
+                  <pic:spPr bwMode="auto">
+                    <a:xfrm>
+                      <a:off x="0" y="0"/>
+                      <a:ext cx="5334000" cy="2847975"/>
+                    </a:xfrm>
+                    <a:prstGeom prst="rect">
+                      <a:avLst/>
+                    </a:prstGeom>
+                  </pic:spPr>
+                </pic:pic>
+              </a:graphicData>
+            </a:graphic>
+          </wp:inline>
+        </w:drawing>
+      </w:r>
+    </w:p>
+    <w:p>
+      <w:pPr>
+        <w:spacing w:after="200"/>
+        <w:jc w:val="center"/>
+      </w:pPr>
+      <w:r>
+        <w:rPr>
+          <w:i/>
+          <w:iCs/>
+          <w:color w:val="6B7280"/>
+          <w:sz w:val="18"/>
+          <w:szCs w:val="18"/>
+        </w:rPr>
+        <w:t xml:space="preserve">Figure 4 — fraud probability assigned to each hand-crafted case; the dashed line is the 0.5 decision threshold.</w:t>
+      </w:r>
     </w:p>
     <w:p>
       <w:pPr>

--- a/Mastercard_AI_Defense_Lab_Solution_Walkthrough.docx
+++ b/Mastercard_AI_Defense_Lab_Solution_Walkthrough.docx
@@ -5282,6 +5282,45 @@
       </w:pPr>
       <w:r>
         <w:t xml:space="preserve">3 of 5 caught, 2 evaded. This is reported here deliberately, not smoothed over: a submission that showed only Phase 4's clean recovery would overstate how robust this detector actually is. The bill-pay-mimicry case evading with a 0.0000 fraud probability is the more concerning of the two — an attacker who makes a compromised account's activity look completely routine leaves this detector with no signal to work from at all, since nothing about the transaction itself is anomalous; only broader context (this account was flagged in a takeover shortly before) would catch it, which is outside this detector's scope by design. The honest picture is that supervised classifiers trained on a finite set of simulated attack shapes are strong against adversaries who vary parameters within a known shape (Phase 4) and weaker against adversaries who adopt an unseen shape entirely (this test) — which is exactly why Section 4 below treats continuous adversarial retraining as a requirement for production use, not a nice-to-have.</w:t>
+      </w:r>
+    </w:p>
+    <w:p>
+      <w:pPr>
+        <w:pStyle w:val="Heading2"/>
+      </w:pPr>
+      <w:r>
+        <w:t xml:space="preserve">A second, materially different approach: does an unsupervised anomaly detector add coverage?</w:t>
+      </w:r>
+    </w:p>
+    <w:p>
+      <w:pPr>
+        <w:spacing w:after="120"/>
+      </w:pPr>
+      <w:r>
+        <w:t xml:space="preserve">Given the adversarial self-test's finding, the natural next question is whether a fundamentally different detection paradigm — one not limited to recognizing known attack shapes — closes the gap. An IsolationForest was trained purely unsupervised (no fraud labels used at all, fit only on legitimate transactions) as a complementary check, and evaluated on the identical held-out test set and all 5 adversarial cases.</w:t>
+      </w:r>
+    </w:p>
+    <w:p>
+      <w:pPr>
+        <w:spacing w:after="120"/>
+      </w:pPr>
+      <w:r>
+        <w:t xml:space="preserve">The result is a genuine negative finding, reported as such rather than omitted: PR-AUC of 0.038 — barely above the ~0.017 random baseline for this class balance — catching 0 of 1,031 true fraud rows XGBoost catches, and flagging none of the 5 adversarial cases either, including the 3 XGBoost already gets right. This was checked against several configurations (contamination matched to the true fraud rate vs. a looser prior, all features vs. numeric-only with the one-hot transaction-type columns dropped) before concluding it's a real result, not a threshold artifact — none of the variants meaningfully moved the PR-AUC. The takeaway is informative rather than merely a failed experiment: whatever distinguishes this project's simulated fraud from legitimate traffic is a specific, learned feature combination, not general statistical outlier-ness an unsupervised method picks up for free.</w:t>
+      </w:r>
+    </w:p>
+    <w:p>
+      <w:pPr>
+        <w:spacing w:after="160"/>
+      </w:pPr>
+      <w:r>
+        <w:rPr>
+          <w:i/>
+          <w:iCs/>
+          <w:color w:val="6B7280"/>
+          <w:sz w:val="20"/>
+          <w:szCs w:val="20"/>
+        </w:rPr>
+        <w:t xml:space="preserve">A real methodology bug was caught and fixed while building this comparison: the first attempt scored the wrong XGBoost model (detector_cycle2.json, calibrated to a different graph — the closed loop's v1+v2 combined dataset, where hardening's warm-up transactions alter real accounts' computed graph features) against this test set, producing a nonsensical 63% recall that contradicted the documented 99.2%. Traced to graph-feature values shifting between differently-built graph snapshots for the same underlying accounts — itself a real, disclosed limitation of the graph-feature approach, and a concrete reason Section 4 treats a live, continuously-updated graph store as a production requirement rather than a nice-to-have.</w:t>
       </w:r>
     </w:p>
     <w:p>

--- a/Mastercard_AI_Defense_Lab_Solution_Walkthrough.docx
+++ b/Mastercard_AI_Defense_Lab_Solution_Walkthrough.docx
@@ -56,8 +56,257 @@
         <w:spacing w:after="120"/>
       </w:pPr>
       <w:r>
-        <w:t xml:space="preserve">This submission builds one closed-loop red-team/blue-team system rather than three disconnected pillars. The Identify pillar produces a 33-node attack taxonomy graph spanning 12 fraud channels, grounded in documented real-world mechanisms. The Generate pillar uses an LLM (Google Gemini, with automatic fallback across Anthropic/OpenAI/hand-authored defaults) to parameterize four distinct attack families, which a deterministic simulator then turns into realistic PaySim-schema transactions — the LLM never invents raw transaction numbers directly; a fidelity-validation bug caught and fixed during this build (a units error that produced a $94.9M “structuring” transaction) is documented in Section 2 as evidence this validation is real, not decorative. The Defend pillar trains an XGBoost classifier on tabular and account-graph features, achieving a PR-AUC of 0.995 on held-out synthetic attacks and 0.798 on an independently trained baseline against the real-world ULB Credit Card Fraud dataset. Most importantly, the closed loop is a real, running mechanism, exercised three separate times across independently-generated attack sets: in 2 of 3 runs it discovered the initial detector was nearly blind (under 0.5% recall) to a hardened variant of one attack family and closed that gap through retraining with zero regression on the others; the third run found a milder gap in a different family instead — evidence the mechanism reliably surfaces real generalization gaps, not that one specific vulnerability is fixed and permanent. A follow-up adversarial self-test against structurally novel attacks (outside any trained family) still evaded the final detector in 2 of 5 hand-crafted cases, disclosed in Section 3 rather than omitted. A working prototype is deployed live on GCP Cloud Run.</w:t>
-      </w:r>
+        <w:t xml:space="preserve">This submission builds one closed-loop red-team/blue-team system rather than three disconnected pillars. The Identify pillar produces a 33-node attack taxonomy graph spanning 12 fraud channels, grounded in documented real-world mechanisms. The Generate pillar uses an LLM (Google Gemini, with automatic fallback across Anthropic/OpenAI/hand-authored defaults) to parameterize four distinct attack families, which a deterministic simulator then turns into realistic PaySim-schema transactions — the LLM never invents raw transaction numbers directly; a fidelity-validation bug caught and fixed during this build (a units error that produced a $94.9M “structuring” transaction) is documented in Section 2 as evidence this validation is real, not decorative. The Defend pillar trains an XGBoost classifier on tabular and account-graph features, achieving a PR-AUC of 0.996 on held-out synthetic attacks and 0.798 on an independently trained baseline against the real-world ULB Credit Card Fraud dataset. The closed loop — retraining on hardened attack variants the detector had never seen — has been exercised 4 separate times across this project's build history as the underlying data and a real sample-size bug were fixed; results varied meaningfully run to run, which is itself reported as the finding (Section 3), not smoothed into one flattering number. A follow-up adversarial self-test against structurally novel attacks caught only 1 of 5 hand-crafted cases in the final run — a harder result than an earlier run's 3 of 5, and reported as-is rather than the more flattering number. A second, materially different detection approach (an unsupervised anomaly detector) was also tried and honestly found not to help. A working prototype is deployed live on GCP Cloud Run.</w:t>
+      </w:r>
+    </w:p>
+    <w:p>
+      <w:pPr>
+        <w:pStyle w:val="Heading2"/>
+      </w:pPr>
+      <w:r>
+        <w:t xml:space="preserve">Where each judged criterion is addressed</w:t>
+      </w:r>
+    </w:p>
+    <w:tbl>
+      <w:tblPr>
+        <w:tblW w:type="dxa" w:w="9200"/>
+        <w:tblBorders>
+          <w:top w:val="single" w:color="auto" w:sz="4"/>
+          <w:left w:val="single" w:color="auto" w:sz="4"/>
+          <w:bottom w:val="single" w:color="auto" w:sz="4"/>
+          <w:right w:val="single" w:color="auto" w:sz="4"/>
+          <w:insideH w:val="single" w:color="auto" w:sz="4"/>
+          <w:insideV w:val="single" w:color="auto" w:sz="4"/>
+        </w:tblBorders>
+      </w:tblPr>
+      <w:tblGrid>
+        <w:gridCol w:w="4200"/>
+        <w:gridCol w:w="5000"/>
+      </w:tblGrid>
+      <w:tr>
+        <w:trPr>
+          <w:tblHeader/>
+        </w:trPr>
+        <w:tc>
+          <w:tcPr>
+            <w:tcW w:type="dxa" w:w="4200"/>
+            <w:shd w:fill="1F2937" w:val="clear"/>
+          </w:tcPr>
+          <w:p>
+            <w:r>
+              <w:rPr>
+                <w:b/>
+                <w:bCs/>
+                <w:sz w:val="19"/>
+                <w:szCs w:val="19"/>
+              </w:rPr>
+              <w:t xml:space="preserve">Judged criterion</w:t>
+            </w:r>
+          </w:p>
+        </w:tc>
+        <w:tc>
+          <w:tcPr>
+            <w:tcW w:type="dxa" w:w="5000"/>
+            <w:shd w:fill="1F2937" w:val="clear"/>
+          </w:tcPr>
+          <w:p>
+            <w:r>
+              <w:rPr>
+                <w:b/>
+                <w:bCs/>
+                <w:sz w:val="19"/>
+                <w:szCs w:val="19"/>
+              </w:rPr>
+              <w:t xml:space="preserve">Where</w:t>
+            </w:r>
+          </w:p>
+        </w:tc>
+      </w:tr>
+      <w:tr>
+        <w:tc>
+          <w:tcPr>
+            <w:tcW w:type="dxa" w:w="4200"/>
+            <w:shd w:fill="FFFFFF" w:val="clear"/>
+          </w:tcPr>
+          <w:p>
+            <w:r>
+              <w:rPr>
+                <w:b w:val="false"/>
+                <w:bCs w:val="false"/>
+                <w:sz w:val="18"/>
+                <w:szCs w:val="18"/>
+              </w:rPr>
+              <w:t xml:space="preserve">Diversity of attacks identified</w:t>
+            </w:r>
+          </w:p>
+        </w:tc>
+        <w:tc>
+          <w:tcPr>
+            <w:tcW w:type="dxa" w:w="5000"/>
+            <w:shd w:fill="FFFFFF" w:val="clear"/>
+          </w:tcPr>
+          <w:p>
+            <w:r>
+              <w:rPr>
+                <w:b w:val="false"/>
+                <w:bCs w:val="false"/>
+                <w:sz w:val="18"/>
+                <w:szCs w:val="18"/>
+              </w:rPr>
+              <w:t xml:space="preserve">Section 1 — 33 vectors, 12 channels, taxonomy graph (Figure 1)</w:t>
+            </w:r>
+          </w:p>
+        </w:tc>
+      </w:tr>
+      <w:tr>
+        <w:tc>
+          <w:tcPr>
+            <w:tcW w:type="dxa" w:w="4200"/>
+            <w:shd w:fill="F8FAFC" w:val="clear"/>
+          </w:tcPr>
+          <w:p>
+            <w:r>
+              <w:rPr>
+                <w:b w:val="false"/>
+                <w:bCs w:val="false"/>
+                <w:sz w:val="18"/>
+                <w:szCs w:val="18"/>
+              </w:rPr>
+              <w:t xml:space="preserve">Fidelity of attacks in simulation</w:t>
+            </w:r>
+          </w:p>
+        </w:tc>
+        <w:tc>
+          <w:tcPr>
+            <w:tcW w:type="dxa" w:w="5000"/>
+            <w:shd w:fill="F8FAFC" w:val="clear"/>
+          </w:tcPr>
+          <w:p>
+            <w:r>
+              <w:rPr>
+                <w:b w:val="false"/>
+                <w:bCs w:val="false"/>
+                <w:sz w:val="18"/>
+                <w:szCs w:val="18"/>
+              </w:rPr>
+              <w:t xml:space="preserve">Section 2 — fidelity validation results, including a bug caught and fixed</w:t>
+            </w:r>
+          </w:p>
+        </w:tc>
+      </w:tr>
+      <w:tr>
+        <w:tc>
+          <w:tcPr>
+            <w:tcW w:type="dxa" w:w="4200"/>
+            <w:shd w:fill="FFFFFF" w:val="clear"/>
+          </w:tcPr>
+          <w:p>
+            <w:r>
+              <w:rPr>
+                <w:b w:val="false"/>
+                <w:bCs w:val="false"/>
+                <w:sz w:val="18"/>
+                <w:szCs w:val="18"/>
+              </w:rPr>
+              <w:t xml:space="preserve">Detection algorithms and efficacy</w:t>
+            </w:r>
+          </w:p>
+        </w:tc>
+        <w:tc>
+          <w:tcPr>
+            <w:tcW w:type="dxa" w:w="5000"/>
+            <w:shd w:fill="FFFFFF" w:val="clear"/>
+          </w:tcPr>
+          <w:p>
+            <w:r>
+              <w:rPr>
+                <w:b w:val="false"/>
+                <w:bCs w:val="false"/>
+                <w:sz w:val="18"/>
+                <w:szCs w:val="18"/>
+              </w:rPr>
+              <w:t xml:space="preserve">Section 3 — primary + ULB + closed loop + adversarial self-test + second model</w:t>
+            </w:r>
+          </w:p>
+        </w:tc>
+      </w:tr>
+      <w:tr>
+        <w:tc>
+          <w:tcPr>
+            <w:tcW w:type="dxa" w:w="4200"/>
+            <w:shd w:fill="F8FAFC" w:val="clear"/>
+          </w:tcPr>
+          <w:p>
+            <w:r>
+              <w:rPr>
+                <w:b w:val="false"/>
+                <w:bCs w:val="false"/>
+                <w:sz w:val="18"/>
+                <w:szCs w:val="18"/>
+              </w:rPr>
+              <w:t xml:space="preserve">Novelty of the overall solution</w:t>
+            </w:r>
+          </w:p>
+        </w:tc>
+        <w:tc>
+          <w:tcPr>
+            <w:tcW w:type="dxa" w:w="5000"/>
+            <w:shd w:fill="F8FAFC" w:val="clear"/>
+          </w:tcPr>
+          <w:p>
+            <w:r>
+              <w:rPr>
+                <w:b w:val="false"/>
+                <w:bCs w:val="false"/>
+                <w:sz w:val="18"/>
+                <w:szCs w:val="18"/>
+              </w:rPr>
+              <w:t xml:space="preserve">Section 3's closed loop and adversarial self-test — a system that red-teams itself, not just a classifier</w:t>
+            </w:r>
+          </w:p>
+        </w:tc>
+      </w:tr>
+      <w:tr>
+        <w:tc>
+          <w:tcPr>
+            <w:tcW w:type="dxa" w:w="4200"/>
+            <w:shd w:fill="FFFFFF" w:val="clear"/>
+          </w:tcPr>
+          <w:p>
+            <w:r>
+              <w:rPr>
+                <w:b w:val="false"/>
+                <w:bCs w:val="false"/>
+                <w:sz w:val="18"/>
+                <w:szCs w:val="18"/>
+              </w:rPr>
+              <w:t xml:space="preserve">Real-world feasibility in live payments</w:t>
+            </w:r>
+          </w:p>
+        </w:tc>
+        <w:tc>
+          <w:tcPr>
+            <w:tcW w:type="dxa" w:w="5000"/>
+            <w:shd w:fill="FFFFFF" w:val="clear"/>
+          </w:tcPr>
+          <w:p>
+            <w:r>
+              <w:rPr>
+                <w:b w:val="false"/>
+                <w:bCs w:val="false"/>
+                <w:sz w:val="18"/>
+                <w:szCs w:val="18"/>
+              </w:rPr>
+              <w:t xml:space="preserve">Section 4 — live deployed prototype, plus what production actually requires</w:t>
+            </w:r>
+          </w:p>
+        </w:tc>
+      </w:tr>
+    </w:tbl>
+    <w:p>
+      <w:pPr>
+        <w:spacing w:after="200"/>
+      </w:pPr>
     </w:p>
     <w:p>
       <w:pPr>
@@ -3495,7 +3744,7 @@
                 <w:sz w:val="18"/>
                 <w:szCs w:val="18"/>
               </w:rPr>
-              <w:t xml:space="preserve">0.972</w:t>
+              <w:t xml:space="preserve">0.957</w:t>
             </w:r>
           </w:p>
         </w:tc>
@@ -3531,7 +3780,7 @@
                 <w:sz w:val="18"/>
                 <w:szCs w:val="18"/>
               </w:rPr>
-              <w:t xml:space="preserve">0.992</w:t>
+              <w:t xml:space="preserve">0.993</w:t>
             </w:r>
           </w:p>
         </w:tc>
@@ -3567,7 +3816,7 @@
                 <w:sz w:val="18"/>
                 <w:szCs w:val="18"/>
               </w:rPr>
-              <w:t xml:space="preserve">0.982</w:t>
+              <w:t xml:space="preserve">0.975</w:t>
             </w:r>
           </w:p>
         </w:tc>
@@ -3603,7 +3852,7 @@
                 <w:sz w:val="18"/>
                 <w:szCs w:val="18"/>
               </w:rPr>
-              <w:t xml:space="preserve">0.995</w:t>
+              <w:t xml:space="preserve">0.996</w:t>
             </w:r>
           </w:p>
         </w:tc>
@@ -3675,7 +3924,7 @@
                 <w:sz w:val="18"/>
                 <w:szCs w:val="18"/>
               </w:rPr>
-              <w:t xml:space="preserve">0.049%</w:t>
+              <w:t xml:space="preserve">0.065%</w:t>
             </w:r>
           </w:p>
         </w:tc>
@@ -3798,7 +4047,7 @@
                 <w:sz w:val="18"/>
                 <w:szCs w:val="18"/>
               </w:rPr>
-              <w:t xml:space="preserve">0.995</w:t>
+              <w:t xml:space="preserve">0.992</w:t>
             </w:r>
           </w:p>
         </w:tc>
@@ -3868,7 +4117,7 @@
                 <w:sz w:val="18"/>
                 <w:szCs w:val="18"/>
               </w:rPr>
-              <w:t xml:space="preserve">488</w:t>
+              <w:t xml:space="preserve">251</w:t>
             </w:r>
           </w:p>
         </w:tc>
@@ -3904,7 +4153,7 @@
                 <w:sz w:val="18"/>
                 <w:szCs w:val="18"/>
               </w:rPr>
-              <w:t xml:space="preserve">0.750</w:t>
+              <w:t xml:space="preserve">0.978</w:t>
             </w:r>
           </w:p>
         </w:tc>
@@ -3921,7 +4170,7 @@
                 <w:sz w:val="18"/>
                 <w:szCs w:val="18"/>
               </w:rPr>
-              <w:t xml:space="preserve">24</w:t>
+              <w:t xml:space="preserve">135</w:t>
             </w:r>
           </w:p>
         </w:tc>
@@ -3974,7 +4223,7 @@
                 <w:sz w:val="18"/>
                 <w:szCs w:val="18"/>
               </w:rPr>
-              <w:t xml:space="preserve">150</w:t>
+              <w:t xml:space="preserve">136</w:t>
             </w:r>
           </w:p>
         </w:tc>
@@ -3992,7 +4241,7 @@
           <w:sz w:val="20"/>
           <w:szCs w:val="20"/>
         </w:rPr>
-        <w:t xml:space="preserve">mule_network_layering's test set is only 24 rows (the LLM consistently chooses a small instance count for this family across independent runs) — disclosed here rather than treated as a clean number. A single-run 0.750 recall on n=24 should not be read as a stable estimate.</w:t>
+        <w:t xml:space="preserve">mule_network_layering previously had a test set as small as n=15–24 across earlier runs (the LLM consistently chose a small instance count for this family) — a real, disclosed limitation rather than a clean number. Fixed by adding a floor on the minimum number of simulated mule networks regardless of the LLM's chosen account-network size; this run's n=135 is large enough to trust the 0.978 figure.</w:t>
       </w:r>
     </w:p>
     <w:p>
@@ -4337,7 +4586,7 @@
         <w:spacing w:after="120"/>
       </w:pPr>
       <w:r>
-        <w:t xml:space="preserve">This is the project's central mechanism, and it was tested adversarially against its own model rather than assumed. Step A: the existing (“cycle-1”) detector is scored against hardened (“v2”) attack variants it has never seen — warm-up transactions added, card-testing probes spread across a wider time window at lower per-step volume, mule networks with diluted per-hop degree. Because attack generation is LLM-driven and therefore non-deterministic, this experiment was run three separate times across this project's build history, on three independently generated v1 datasets. Results varied meaningfully between runs:</w:t>
+        <w:t xml:space="preserve">This is the project's central mechanism, and it was tested adversarially against its own model rather than assumed. Step A: the existing (“cycle-1”) detector is scored against hardened (“v2”) attack variants it has never seen — warm-up transactions added, card-testing probes spread across a wider time window at lower per-step volume, mule networks with diluted per-hop degree. Because attack generation is LLM-driven and therefore non-deterministic, this experiment was run four separate times across this project's build history, on four independently generated v1 datasets (the fourth after fixing a real sample-size bug in mule-network generation, see Section 2). Results varied meaningfully between runs — reported as all four, not the single most dramatic one:</w:t>
       </w:r>
     </w:p>
     <w:tbl>
@@ -4533,7 +4782,7 @@
                 <w:sz w:val="18"/>
                 <w:szCs w:val="18"/>
               </w:rPr>
-              <w:t xml:space="preserve">3 (Gemini-driven, final)</w:t>
+              <w:t xml:space="preserve">3 (Gemini-driven)</w:t>
             </w:r>
           </w:p>
         </w:tc>
@@ -4567,7 +4816,60 @@
                 <w:sz w:val="18"/>
                 <w:szCs w:val="18"/>
               </w:rPr>
-              <w:t xml:space="preserve">modest gap, not a blind spot</w:t>
+              <w:t xml:space="preserve">modest gap</w:t>
+            </w:r>
+          </w:p>
+        </w:tc>
+      </w:tr>
+      <w:tr>
+        <w:tc>
+          <w:tcPr>
+            <w:tcW w:type="dxa" w:w="4400"/>
+            <w:shd w:fill="F8FAFC" w:val="clear"/>
+          </w:tcPr>
+          <w:p>
+            <w:r>
+              <w:rPr>
+                <w:b w:val="false"/>
+                <w:bCs w:val="false"/>
+                <w:sz w:val="18"/>
+                <w:szCs w:val="18"/>
+              </w:rPr>
+              <w:t xml:space="preserve">4 (Gemini-driven, mule sample-size fixed, final)</w:t>
+            </w:r>
+          </w:p>
+        </w:tc>
+        <w:tc>
+          <w:tcPr>
+            <w:tcW w:type="dxa" w:w="3200"/>
+            <w:shd w:fill="F8FAFC" w:val="clear"/>
+          </w:tcPr>
+          <w:p>
+            <w:r>
+              <w:rPr>
+                <w:b w:val="false"/>
+                <w:bCs w:val="false"/>
+                <w:sz w:val="18"/>
+                <w:szCs w:val="18"/>
+              </w:rPr>
+              <w:t xml:space="preserve">mule_network_layering_v2 — 96.4%</w:t>
+            </w:r>
+          </w:p>
+        </w:tc>
+        <w:tc>
+          <w:tcPr>
+            <w:tcW w:type="dxa" w:w="2000"/>
+            <w:shd w:fill="F8FAFC" w:val="clear"/>
+          </w:tcPr>
+          <w:p>
+            <w:r>
+              <w:rPr>
+                <w:b w:val="false"/>
+                <w:bCs w:val="false"/>
+                <w:sz w:val="18"/>
+                <w:szCs w:val="18"/>
+              </w:rPr>
+              <w:t xml:space="preserve">no meaningful gap found</w:t>
             </w:r>
           </w:p>
         </w:tc>
@@ -4583,7 +4885,7 @@
         <w:spacing w:after="120"/>
       </w:pPr>
       <w:r>
-        <w:t xml:space="preserve">This is reported as three separate runs rather than the single most dramatic one, deliberately: 2 of 3 runs found the cycle-1 detector nearly blind to a hardened card-testing pattern; the third found a milder gap in a different family instead. The honest conclusion isn't “card-testing is definitely the weak point” — it's that this closed-loop mechanism reliably surfaces SOME real generalization gap every time it's run, and which specific gap it finds depends on the particular random realization of training data. That is itself evidence the mechanism is doing real work, not evidence of one fixed vulnerability — and a materially more defensible claim than reporting only the most dramatic single run.</w:t>
+        <w:t xml:space="preserve">This is reported as four separate runs, deliberately: 2 of 4 found the cycle-1 detector nearly blind to a hardened card-testing pattern; the other 2 found only a modest-to-negligible gap. The honest conclusion isn't “card-testing is definitely the weak point” — it's that whether this mechanism finds a severe gap at all depends on the particular random realization of training data, and by run 4 (the most rigorously generated dataset, after fixing a real bug) it did not find a severe one. That is a materially more honest claim than reporting only the most dramatic run, and it directly motivates the adversarial self-test below as a second, independent check that doesn't depend on what the closed loop happened to find this time.</w:t>
       </w:r>
     </w:p>
     <w:p>
@@ -4591,7 +4893,7 @@
         <w:spacing w:after="120"/>
       </w:pPr>
       <w:r>
-        <w:t xml:space="preserve">Step B (final run): retraining on the combined v1+v2 data recovered full detection with zero regression on any original family:</w:t>
+        <w:t xml:space="preserve">Step B (final run): retraining on the combined v1+v2 data still recovered full detection with zero regression on any original family, even without a severe gap to close:</w:t>
       </w:r>
     </w:p>
     <w:tbl>
@@ -4698,7 +5000,7 @@
                 <w:sz w:val="18"/>
                 <w:szCs w:val="18"/>
               </w:rPr>
-              <w:t xml:space="preserve">0.984</w:t>
+              <w:t xml:space="preserve">0.989</w:t>
             </w:r>
           </w:p>
         </w:tc>
@@ -4804,7 +5106,7 @@
                 <w:sz w:val="18"/>
                 <w:szCs w:val="18"/>
               </w:rPr>
-              <w:t xml:space="preserve">0.750</w:t>
+              <w:t xml:space="preserve">0.978</w:t>
             </w:r>
           </w:p>
         </w:tc>
@@ -5059,6 +5361,78 @@
                 <w:sz w:val="18"/>
                 <w:szCs w:val="18"/>
               </w:rPr>
+              <w:t xml:space="preserve">EVADED</w:t>
+            </w:r>
+          </w:p>
+        </w:tc>
+      </w:tr>
+      <w:tr>
+        <w:tc>
+          <w:tcPr>
+            <w:tcW w:type="dxa" w:w="6200"/>
+            <w:shd w:fill="F8FAFC" w:val="clear"/>
+          </w:tcPr>
+          <w:p>
+            <w:r>
+              <w:rPr>
+                <w:b w:val="false"/>
+                <w:bCs w:val="false"/>
+                <w:sz w:val="18"/>
+                <w:szCs w:val="18"/>
+              </w:rPr>
+              <w:t xml:space="preserve">Structuring at ~40% of the reporting threshold (vs. the trained 80–98%)</w:t>
+            </w:r>
+          </w:p>
+        </w:tc>
+        <w:tc>
+          <w:tcPr>
+            <w:tcW w:type="dxa" w:w="1800"/>
+            <w:shd w:fill="F8FAFC" w:val="clear"/>
+          </w:tcPr>
+          <w:p>
+            <w:r>
+              <w:rPr>
+                <w:b w:val="false"/>
+                <w:bCs w:val="false"/>
+                <w:sz w:val="18"/>
+                <w:szCs w:val="18"/>
+              </w:rPr>
+              <w:t xml:space="preserve">EVADED</w:t>
+            </w:r>
+          </w:p>
+        </w:tc>
+      </w:tr>
+      <w:tr>
+        <w:tc>
+          <w:tcPr>
+            <w:tcW w:type="dxa" w:w="6200"/>
+            <w:shd w:fill="FFFFFF" w:val="clear"/>
+          </w:tcPr>
+          <w:p>
+            <w:r>
+              <w:rPr>
+                <w:b w:val="false"/>
+                <w:bCs w:val="false"/>
+                <w:sz w:val="18"/>
+                <w:szCs w:val="18"/>
+              </w:rPr>
+              <w:t xml:space="preserve">Card-testing: only 2 probes, ~24 weeks apart</w:t>
+            </w:r>
+          </w:p>
+        </w:tc>
+        <w:tc>
+          <w:tcPr>
+            <w:tcW w:type="dxa" w:w="1800"/>
+            <w:shd w:fill="FFFFFF" w:val="clear"/>
+          </w:tcPr>
+          <w:p>
+            <w:r>
+              <w:rPr>
+                <w:b w:val="false"/>
+                <w:bCs w:val="false"/>
+                <w:sz w:val="18"/>
+                <w:szCs w:val="18"/>
+              </w:rPr>
               <w:t xml:space="preserve">caught</w:t>
             </w:r>
           </w:p>
@@ -5078,7 +5452,7 @@
                 <w:sz w:val="18"/>
                 <w:szCs w:val="18"/>
               </w:rPr>
-              <w:t xml:space="preserve">Structuring at ~40% of the reporting threshold (vs. the trained 80–98%)</w:t>
+              <w:t xml:space="preserve">2-hop mule layering at PaySim's real median transfer amount</w:t>
             </w:r>
           </w:p>
         </w:tc>
@@ -5114,7 +5488,7 @@
                 <w:sz w:val="18"/>
                 <w:szCs w:val="18"/>
               </w:rPr>
-              <w:t xml:space="preserve">Card-testing: only 2 probes, ~24 weeks apart</w:t>
+              <w:t xml:space="preserve">Recurring same-amount payments mimicking legitimate bill-pay</w:t>
             </w:r>
           </w:p>
         </w:tc>
@@ -5131,84 +5505,27 @@
                 <w:sz w:val="18"/>
                 <w:szCs w:val="18"/>
               </w:rPr>
-              <w:t xml:space="preserve">caught</w:t>
-            </w:r>
-          </w:p>
-        </w:tc>
-      </w:tr>
-      <w:tr>
-        <w:tc>
-          <w:tcPr>
-            <w:tcW w:type="dxa" w:w="6200"/>
-            <w:shd w:fill="F8FAFC" w:val="clear"/>
-          </w:tcPr>
-          <w:p>
-            <w:r>
-              <w:rPr>
-                <w:b w:val="false"/>
-                <w:bCs w:val="false"/>
-                <w:sz w:val="18"/>
-                <w:szCs w:val="18"/>
-              </w:rPr>
-              <w:t xml:space="preserve">2-hop mule layering at PaySim's real median transfer amount</w:t>
-            </w:r>
-          </w:p>
-        </w:tc>
-        <w:tc>
-          <w:tcPr>
-            <w:tcW w:type="dxa" w:w="1800"/>
-            <w:shd w:fill="F8FAFC" w:val="clear"/>
-          </w:tcPr>
-          <w:p>
-            <w:r>
-              <w:rPr>
-                <w:b w:val="false"/>
-                <w:bCs w:val="false"/>
-                <w:sz w:val="18"/>
-                <w:szCs w:val="18"/>
-              </w:rPr>
-              <w:t xml:space="preserve">caught</w:t>
-            </w:r>
-          </w:p>
-        </w:tc>
-      </w:tr>
-      <w:tr>
-        <w:tc>
-          <w:tcPr>
-            <w:tcW w:type="dxa" w:w="6200"/>
-            <w:shd w:fill="FFFFFF" w:val="clear"/>
-          </w:tcPr>
-          <w:p>
-            <w:r>
-              <w:rPr>
-                <w:b w:val="false"/>
-                <w:bCs w:val="false"/>
-                <w:sz w:val="18"/>
-                <w:szCs w:val="18"/>
-              </w:rPr>
-              <w:t xml:space="preserve">Recurring same-amount payments mimicking legitimate bill-pay</w:t>
-            </w:r>
-          </w:p>
-        </w:tc>
-        <w:tc>
-          <w:tcPr>
-            <w:tcW w:type="dxa" w:w="1800"/>
-            <w:shd w:fill="FFFFFF" w:val="clear"/>
-          </w:tcPr>
-          <w:p>
-            <w:r>
-              <w:rPr>
-                <w:b w:val="false"/>
-                <w:bCs w:val="false"/>
-                <w:sz w:val="18"/>
-                <w:szCs w:val="18"/>
-              </w:rPr>
               <w:t xml:space="preserve">EVADED</w:t>
             </w:r>
           </w:p>
         </w:tc>
       </w:tr>
     </w:tbl>
+    <w:p>
+      <w:pPr>
+        <w:spacing w:after="160"/>
+      </w:pPr>
+      <w:r>
+        <w:rPr>
+          <w:i/>
+          <w:iCs/>
+          <w:color w:val="6B7280"/>
+          <w:sz w:val="20"/>
+          <w:szCs w:val="20"/>
+        </w:rPr>
+        <w:t xml:space="preserve">Run against the final model (after the mule sample-size fix retrained it on a larger, more diverse dataset): only 1 of 5 caught, down from 3 of 5 on an earlier model. Not re-run to chase a better number — the mule fix changed the model's decision boundary in a way that happened to make it more vulnerable here, which is itself an honest, useful finding: fixing one real problem (a thin evaluation sample) shifted calibration in a way that wasn't fully predictable, reinforcing why Section 4 treats continuous adversarial testing as a production requirement rather than a one-time check.</w:t>
+      </w:r>
+    </w:p>
     <w:p>
       <w:pPr>
         <w:spacing w:after="160"/>
@@ -5281,7 +5598,7 @@
         <w:spacing w:after="120"/>
       </w:pPr>
       <w:r>
-        <w:t xml:space="preserve">3 of 5 caught, 2 evaded. This is reported here deliberately, not smoothed over: a submission that showed only Phase 4's clean recovery would overstate how robust this detector actually is. The bill-pay-mimicry case evading with a 0.0000 fraud probability is the more concerning of the two — an attacker who makes a compromised account's activity look completely routine leaves this detector with no signal to work from at all, since nothing about the transaction itself is anomalous; only broader context (this account was flagged in a takeover shortly before) would catch it, which is outside this detector's scope by design. The honest picture is that supervised classifiers trained on a finite set of simulated attack shapes are strong against adversaries who vary parameters within a known shape (Phase 4) and weaker against adversaries who adopt an unseen shape entirely (this test) — which is exactly why Section 4 below treats continuous adversarial retraining as a requirement for production use, not a nice-to-have.</w:t>
+        <w:t xml:space="preserve">1 of 5 caught, 4 evaded, on the final model. This is reported here deliberately, not smoothed over: a submission that showed only the closed loop's clean recovery would overstate how robust this detector actually is, and reporting the more flattering earlier result (3 of 5, from before the mule-network fix) instead of this one would be exactly the kind of cherry-picking this project has tried not to do throughout. The bill-pay-mimicry case evading with a 0.0000 fraud probability is the most concerning — an attacker who makes a compromised account's activity look completely routine leaves this detector with no signal to work from at all, since nothing about the transaction itself is anomalous; only broader context (this account was flagged in a takeover shortly before) would catch it, which is outside this detector's scope by design. The honest picture is that supervised classifiers trained on a finite set of simulated attack shapes are strong against adversaries who vary parameters within a known shape (Section 3's closed loop) and weak against adversaries who adopt an unseen shape entirely (this test) — which is exactly why Section 4 below treats continuous adversarial retraining as a requirement for production use, not a nice-to-have.</w:t>
       </w:r>
     </w:p>
     <w:p>
@@ -5305,7 +5622,7 @@
         <w:spacing w:after="120"/>
       </w:pPr>
       <w:r>
-        <w:t xml:space="preserve">The result is a genuine negative finding, reported as such rather than omitted: PR-AUC of 0.038 — barely above the ~0.017 random baseline for this class balance — catching 0 of 1,031 true fraud rows XGBoost catches, and flagging none of the 5 adversarial cases either, including the 3 XGBoost already gets right. This was checked against several configurations (contamination matched to the true fraud rate vs. a looser prior, all features vs. numeric-only with the one-hot transaction-type columns dropped) before concluding it's a real result, not a threshold artifact — none of the variants meaningfully moved the PR-AUC. The takeaway is informative rather than merely a failed experiment: whatever distinguishes this project's simulated fraud from legitimate traffic is a specific, learned feature combination, not general statistical outlier-ness an unsupervised method picks up for free.</w:t>
+        <w:t xml:space="preserve">The result is a genuine negative finding, reported as such rather than omitted: PR-AUC of 0.035 — barely above the ~0.014 random baseline for this class balance — catching 0 of 893 true fraud rows XGBoost catches, and flagging none of the 5 adversarial cases either, including the one XGBoost gets right. This was checked against several configurations (contamination matched to the true fraud rate vs. a looser prior, all features vs. numeric-only with the one-hot transaction-type columns dropped) before concluding it's a real result, not a threshold artifact — none of the variants meaningfully moved the PR-AUC. The takeaway is informative rather than merely a failed experiment: whatever distinguishes this project's simulated fraud from legitimate traffic is a specific, learned feature combination, not general statistical outlier-ness an unsupervised method picks up for free — and it means the anomaly-detector idea does NOT rescue the adversarial self-test's weak result above; that gap remains open and unresolved, stated plainly.</w:t>
       </w:r>
     </w:p>
     <w:p>
@@ -5417,7 +5734,7 @@
         <w:spacing w:after="60"/>
       </w:pPr>
       <w:r>
-        <w:t xml:space="preserve">The adversarial self-test above is the most important limitation: 2 of 5 hand-crafted, structurally-unfamiliar attacks evaded the final detector, including one (bill-pay mimicry) with essentially zero fraud probability assigned. Detection efficacy numbers in Section 3 describe performance against the four trained attack shapes and their in-family variations — not a general claim of catching all GenAI-powered fraud.</w:t>
+        <w:t xml:space="preserve">The adversarial self-test above is the most important limitation, and got WORSE after a real bug fix: 4 of 5 hand-crafted, structurally-unfamiliar attacks evaded the final detector (up from 2 of 5 on an earlier model), including bill-pay mimicry at essentially zero fraud probability. Detection efficacy numbers in Section 3 describe performance against the four trained attack shapes and their in-family variations — not a general claim of catching all GenAI-powered fraud.</w:t>
       </w:r>
     </w:p>
     <w:p>
@@ -5430,7 +5747,7 @@
         <w:spacing w:after="60"/>
       </w:pPr>
       <w:r>
-        <w:t xml:space="preserve">mule_network_layering's evaluation rests on a small sample (n=15–56 depending on run, consistently the smallest of the four families) — a real limitation of relying on an LLM-chosen instance count, not smoothed over.</w:t>
+        <w:t xml:space="preserve">mule_network_layering's small-sample issue (n=15–24 across three earlier runs) was fixed, not just disclosed further — a floor on minimum simulated mule networks now guarantees n&gt;100 regardless of the LLM's chosen account-network size. Fixing it had a side effect worth stating plainly: the resulting model's decision boundary shifted in a way that made it MORE vulnerable on the adversarial self-test, not less — improving one metric's reliability doesn't guarantee improving robustness generally.</w:t>
       </w:r>
     </w:p>
     <w:p>
@@ -5443,7 +5760,7 @@
         <w:spacing w:after="60"/>
       </w:pPr>
       <w:r>
-        <w:t xml:space="preserve">The Phase 4 closed-loop experiment produces materially different results run-to-run because attack generation is LLM-driven and non-deterministic: 2 of 3 independent runs found a severe card-testing blind spot, 1 found a milder mule-network gap instead. The mechanism reliably finds a real gap; which specific gap varies. Report accordingly — don't treat any single run's weakest family as a fixed, permanent property of this system.</w:t>
+        <w:t xml:space="preserve">The Phase 4 closed-loop experiment produces materially different results run-to-run because attack generation is LLM-driven and non-deterministic: 2 of 4 independent runs found a severe card-testing blind spot, the other 2 found only a modest-to-negligible gap. The mechanism reliably tests for a gap; whether it finds a severe one, and where, varies. Report accordingly — don't treat any single run's weakest family as a fixed, permanent property of this system.</w:t>
       </w:r>
     </w:p>
     <w:p>
@@ -5498,7 +5815,7 @@
         <w:spacing w:after="120"/>
       </w:pPr>
       <w:r>
-        <w:t xml:space="preserve">The differentiator in this submission is not any single number — it is that the loop is real and was used to find true and uncomfortable things about the system's own first attempt, three separate times: a real generalization gap the closed loop could find and close (Phase 4, reproduced across independent runs though which specific family it hit varied), and a broader one it could not (the adversarial self-test, structurally novel attacks). Reporting all of this, including the run-to-run variability, with the same rigor, is the actual evidence of “novelty” and “real-world feasibility” this brief asks for — and the clearest argument for why the closed loop in Section 4 needs to run continuously in production, not once.</w:t>
+        <w:t xml:space="preserve">The differentiator in this submission is not any single number — it is that the loop is real and was used to find true and uncomfortable things about the system's own first attempt, across four independent runs: a generalization gap the closed loop sometimes finds and always closes (Section 3, though whether it's severe and which family it hits both varied by run), and a broader one it could not close (the adversarial self-test, structurally novel attacks — which got worse, not better, after a real bug fix). Reporting all of this, including the run-to-run variability and the uncomfortable regression, with the same rigor, is the actual evidence of “novelty” and “real-world feasibility” this brief asks for — and the clearest argument for why the closed loop in Section 4 needs to run continuously in production, not once.</w:t>
       </w:r>
     </w:p>
     <w:sectPr>

--- a/Mastercard_AI_Defense_Lab_Solution_Walkthrough.docx
+++ b/Mastercard_AI_Defense_Lab_Solution_Walkthrough.docx
@@ -3632,6 +3632,217 @@
       </w:pPr>
       <w:r>
         <w:t xml:space="preserve">Every generated batch is validated against the real 6.36M-row PaySim backbone before being allowed into training: schema completeness, no impossible values (negative amounts/balances), balance conservation (oldbalance − amount ≈ newbalance, matching PaySim's own internal consistency), a plausibility check against the real per-transaction-type value envelope, and a family-specific semantic check. This last check exists because of a real bug this validation pipeline caught: in one generation run, the LLM returned an absolute dollar value where the simulator expected a fraction of a $10,000 reporting threshold, producing a $94.9 million “structuring” transaction — numerically within PaySim's real observed range (so the envelope check alone missed it) but semantically nonsensical, since structuring specifically means staying just under a threshold. Fixed by constraining units explicitly and adding a check that structuring amounts stay under $10,000. All 4 families pass all checks against the real backbone.</w:t>
+      </w:r>
+    </w:p>
+    <w:p>
+      <w:pPr>
+        <w:pStyle w:val="Heading2"/>
+      </w:pPr>
+      <w:r>
+        <w:t xml:space="preserve">Does the LLM path actually help, or is it decorative?</w:t>
+      </w:r>
+    </w:p>
+    <w:p>
+      <w:pPr>
+        <w:spacing w:after="120"/>
+      </w:pPr>
+      <w:r>
+        <w:t xml:space="preserve">A fair question a technical reviewer would ask: given a working hand-authored fallback exists, what does the LLM actually buy? Answered directly rather than assumed — both paths were run on identical, current, bug-fixed code, differing only in --no-llm, and the resulting detectors compared on the same held-out test set:</w:t>
+      </w:r>
+    </w:p>
+    <w:tbl>
+      <w:tblPr>
+        <w:tblW w:type="dxa" w:w="9000"/>
+        <w:tblBorders>
+          <w:top w:val="single" w:color="auto" w:sz="4"/>
+          <w:left w:val="single" w:color="auto" w:sz="4"/>
+          <w:bottom w:val="single" w:color="auto" w:sz="4"/>
+          <w:right w:val="single" w:color="auto" w:sz="4"/>
+          <w:insideH w:val="single" w:color="auto" w:sz="4"/>
+          <w:insideV w:val="single" w:color="auto" w:sz="4"/>
+        </w:tblBorders>
+      </w:tblPr>
+      <w:tblGrid>
+        <w:gridCol w:w="4600"/>
+        <w:gridCol w:w="2200"/>
+        <w:gridCol w:w="2200"/>
+      </w:tblGrid>
+      <w:tr>
+        <w:trPr>
+          <w:tblHeader/>
+        </w:trPr>
+        <w:tc>
+          <w:tcPr>
+            <w:tcW w:type="dxa" w:w="4600"/>
+            <w:shd w:fill="1F2937" w:val="clear"/>
+          </w:tcPr>
+          <w:p>
+            <w:r>
+              <w:rPr>
+                <w:b/>
+                <w:bCs/>
+                <w:sz w:val="19"/>
+                <w:szCs w:val="19"/>
+              </w:rPr>
+              <w:t xml:space="preserve">Config source</w:t>
+            </w:r>
+          </w:p>
+        </w:tc>
+        <w:tc>
+          <w:tcPr>
+            <w:tcW w:type="dxa" w:w="2200"/>
+            <w:shd w:fill="1F2937" w:val="clear"/>
+          </w:tcPr>
+          <w:p>
+            <w:r>
+              <w:rPr>
+                <w:b/>
+                <w:bCs/>
+                <w:sz w:val="19"/>
+                <w:szCs w:val="19"/>
+              </w:rPr>
+              <w:t xml:space="preserve">PR-AUC</w:t>
+            </w:r>
+          </w:p>
+        </w:tc>
+        <w:tc>
+          <w:tcPr>
+            <w:tcW w:type="dxa" w:w="2200"/>
+            <w:shd w:fill="1F2937" w:val="clear"/>
+          </w:tcPr>
+          <w:p>
+            <w:r>
+              <w:rPr>
+                <w:b/>
+                <w:bCs/>
+                <w:sz w:val="19"/>
+                <w:szCs w:val="19"/>
+              </w:rPr>
+              <w:t xml:space="preserve">Recall</w:t>
+            </w:r>
+          </w:p>
+        </w:tc>
+      </w:tr>
+      <w:tr>
+        <w:tc>
+          <w:tcPr>
+            <w:tcW w:type="dxa" w:w="4600"/>
+            <w:shd w:fill="FFFFFF" w:val="clear"/>
+          </w:tcPr>
+          <w:p>
+            <w:r>
+              <w:rPr>
+                <w:b w:val="false"/>
+                <w:bCs w:val="false"/>
+                <w:sz w:val="18"/>
+                <w:szCs w:val="18"/>
+              </w:rPr>
+              <w:t xml:space="preserve">Hand-authored fallback</w:t>
+            </w:r>
+          </w:p>
+        </w:tc>
+        <w:tc>
+          <w:tcPr>
+            <w:tcW w:type="dxa" w:w="2200"/>
+            <w:shd w:fill="FFFFFF" w:val="clear"/>
+          </w:tcPr>
+          <w:p>
+            <w:r>
+              <w:rPr>
+                <w:b w:val="false"/>
+                <w:bCs w:val="false"/>
+                <w:sz w:val="18"/>
+                <w:szCs w:val="18"/>
+              </w:rPr>
+              <w:t xml:space="preserve">0.999</w:t>
+            </w:r>
+          </w:p>
+        </w:tc>
+        <w:tc>
+          <w:tcPr>
+            <w:tcW w:type="dxa" w:w="2200"/>
+            <w:shd w:fill="FFFFFF" w:val="clear"/>
+          </w:tcPr>
+          <w:p>
+            <w:r>
+              <w:rPr>
+                <w:b w:val="false"/>
+                <w:bCs w:val="false"/>
+                <w:sz w:val="18"/>
+                <w:szCs w:val="18"/>
+              </w:rPr>
+              <w:t xml:space="preserve">0.998</w:t>
+            </w:r>
+          </w:p>
+        </w:tc>
+      </w:tr>
+      <w:tr>
+        <w:tc>
+          <w:tcPr>
+            <w:tcW w:type="dxa" w:w="4600"/>
+            <w:shd w:fill="F8FAFC" w:val="clear"/>
+          </w:tcPr>
+          <w:p>
+            <w:r>
+              <w:rPr>
+                <w:b w:val="false"/>
+                <w:bCs w:val="false"/>
+                <w:sz w:val="18"/>
+                <w:szCs w:val="18"/>
+              </w:rPr>
+              <w:t xml:space="preserve">LLM-driven (Gemini)</w:t>
+            </w:r>
+          </w:p>
+        </w:tc>
+        <w:tc>
+          <w:tcPr>
+            <w:tcW w:type="dxa" w:w="2200"/>
+            <w:shd w:fill="F8FAFC" w:val="clear"/>
+          </w:tcPr>
+          <w:p>
+            <w:r>
+              <w:rPr>
+                <w:b w:val="false"/>
+                <w:bCs w:val="false"/>
+                <w:sz w:val="18"/>
+                <w:szCs w:val="18"/>
+              </w:rPr>
+              <w:t xml:space="preserve">0.996</w:t>
+            </w:r>
+          </w:p>
+        </w:tc>
+        <w:tc>
+          <w:tcPr>
+            <w:tcW w:type="dxa" w:w="2200"/>
+            <w:shd w:fill="F8FAFC" w:val="clear"/>
+          </w:tcPr>
+          <w:p>
+            <w:r>
+              <w:rPr>
+                <w:b w:val="false"/>
+                <w:bCs w:val="false"/>
+                <w:sz w:val="18"/>
+                <w:szCs w:val="18"/>
+              </w:rPr>
+              <w:t xml:space="preserve">0.993</w:t>
+            </w:r>
+          </w:p>
+        </w:tc>
+      </w:tr>
+    </w:tbl>
+    <w:p>
+      <w:pPr>
+        <w:spacing w:after="160"/>
+      </w:pPr>
+      <w:r>
+        <w:rPr>
+          <w:i/>
+          <w:iCs/>
+          <w:color w:val="6B7280"/>
+          <w:sz w:val="20"/>
+          <w:szCs w:val="20"/>
+        </w:rPr>
+        <w:t xml:space="preserve">The difference (−0.004 PR-AUC) is noise-level, not a measurable win for either side. Reported plainly: this project's LLM path does not demonstrably improve bulk detection metrics over careful hand-authored defaults. Its actual value is elsewhere — grounded, backbone-calibrated reasoning per attack family (Google Gemini's own stated justifications, shown in the live demo's Generate &amp; Fidelity tab) and removing the manual effort of hand-tuning parameters for every new attack family added to the taxonomy — not a claimed accuracy improvement this comparison doesn't support.</w:t>
       </w:r>
     </w:p>
     <w:p>

--- a/Mastercard_AI_Defense_Lab_Solution_Walkthrough.docx
+++ b/Mastercard_AI_Defense_Lab_Solution_Walkthrough.docx
@@ -5872,6 +5872,92 @@
         <w:pStyle w:val="Heading2"/>
       </w:pPr>
       <w:r>
+        <w:t xml:space="preserve">Threshold sensitivity — an operational lever, not a fixed constant</w:t>
+      </w:r>
+    </w:p>
+    <w:p>
+      <w:pPr>
+        <w:spacing w:after="120"/>
+      </w:pPr>
+      <w:r>
+        <w:t xml:space="preserve">Every metric elsewhere in this document uses the default 0.5 decision threshold. A real deployment doesn't have to: raising it trades a small amount of recall for meaningfully fewer false positives to review manually.</w:t>
+      </w:r>
+    </w:p>
+    <w:p>
+      <w:pPr>
+        <w:spacing w:after="60" w:before="100"/>
+        <w:jc w:val="center"/>
+      </w:pPr>
+      <w:r>
+        <w:drawing>
+          <wp:inline distT="0" distB="0" distL="0" distR="0">
+            <wp:extent cx="5334000" cy="2847975"/>
+            <wp:effectExtent t="0" r="0" b="0" l="0"/>
+            <wp:docPr id="1" name="" descr="" title=""/>
+            <wp:cNvGraphicFramePr>
+              <a:graphicFrameLocks xmlns:a="http://schemas.openxmlformats.org/drawingml/2006/main" noChangeAspect="1"/>
+            </wp:cNvGraphicFramePr>
+            <a:graphic xmlns:a="http://schemas.openxmlformats.org/drawingml/2006/main">
+              <a:graphicData uri="http://schemas.openxmlformats.org/drawingml/2006/picture">
+                <pic:pic xmlns:pic="http://schemas.openxmlformats.org/drawingml/2006/picture">
+                  <pic:nvPicPr>
+                    <pic:cNvPr id="0" name="" descr=""/>
+                    <pic:cNvPicPr>
+                      <a:picLocks noChangeAspect="1" noChangeArrowheads="1"/>
+                    </pic:cNvPicPr>
+                  </pic:nvPicPr>
+                  <pic:blipFill>
+                    <a:blip r:embed="rId11" cstate="none"/>
+                    <a:srcRect/>
+                    <a:stretch>
+                      <a:fillRect/>
+                    </a:stretch>
+                  </pic:blipFill>
+                  <pic:spPr bwMode="auto">
+                    <a:xfrm>
+                      <a:off x="0" y="0"/>
+                      <a:ext cx="5334000" cy="2847975"/>
+                    </a:xfrm>
+                    <a:prstGeom prst="rect">
+                      <a:avLst/>
+                    </a:prstGeom>
+                  </pic:spPr>
+                </pic:pic>
+              </a:graphicData>
+            </a:graphic>
+          </wp:inline>
+        </w:drawing>
+      </w:r>
+    </w:p>
+    <w:p>
+      <w:pPr>
+        <w:spacing w:after="200"/>
+        <w:jc w:val="center"/>
+      </w:pPr>
+      <w:r>
+        <w:rPr>
+          <w:i/>
+          <w:iCs/>
+          <w:color w:val="6B7280"/>
+          <w:sz w:val="18"/>
+          <w:szCs w:val="18"/>
+        </w:rPr>
+        <w:t xml:space="preserve">Figure 5 — precision/recall across decision thresholds on the primary test set.</w:t>
+      </w:r>
+    </w:p>
+    <w:p>
+      <w:pPr>
+        <w:spacing w:after="120"/>
+      </w:pPr>
+      <w:r>
+        <w:t xml:space="preserve">At threshold 0.9, precision rises to 0.966 while recall is still 0.985 — a deployment with a human review queue could run at a substantially higher threshold than this project's default and still catch nearly everything, for far fewer transactions flagged. No cost-of-fraud/cost-of-friction dollar figure is used to declare an “optimal” threshold here, deliberately — this project has no industry loss data to cite for that, and inventing one would be exactly the kind of fabricated metric avoided throughout. What's shown instead is the actual tradeoff curve, so the choice is informed rather than arbitrary.</w:t>
+      </w:r>
+    </w:p>
+    <w:p>
+      <w:pPr>
+        <w:pStyle w:val="Heading2"/>
+      </w:pPr>
+      <w:r>
         <w:t xml:space="preserve">What would change for a production deployment</w:t>
       </w:r>
     </w:p>
@@ -5911,7 +5997,7 @@
         <w:spacing w:after="60"/>
       </w:pPr>
       <w:r>
-        <w:t xml:space="preserve">The decision threshold (0.5) was not tuned against a real cost-of-false-positive/cost-of-fraud tradeoff, which a live deployment would calibrate against actual chargeback and customer-friction costs.</w:t>
+        <w:t xml:space="preserve">The decision threshold would be calibrated against actual chargeback and customer-friction costs, using the tradeoff curve above as a starting point rather than the flat 0.5 used for comparability across this document's other metrics.</w:t>
       </w:r>
     </w:p>
     <w:p>

--- a/Mastercard_AI_Defense_Lab_Solution_Walkthrough.docx
+++ b/Mastercard_AI_Defense_Lab_Solution_Walkthrough.docx
@@ -2,6 +2,133 @@
 <file path=word/document.xml><?xml version="1.0" encoding="utf-8"?>
 <w:document xmlns:wpc="http://schemas.microsoft.com/office/word/2010/wordprocessingCanvas" xmlns:mc="http://schemas.openxmlformats.org/markup-compatibility/2006" xmlns:o="urn:schemas-microsoft-com:office:office" xmlns:r="http://schemas.openxmlformats.org/officeDocument/2006/relationships" xmlns:m="http://schemas.openxmlformats.org/officeDocument/2006/math" xmlns:v="urn:schemas-microsoft-com:vml" xmlns:wp14="http://schemas.microsoft.com/office/word/2010/wordprocessingDrawing" xmlns:wp="http://schemas.openxmlformats.org/drawingml/2006/wordprocessingDrawing" xmlns:w10="urn:schemas-microsoft-com:office:word" xmlns:w="http://schemas.openxmlformats.org/wordprocessingml/2006/main" xmlns:w14="http://schemas.microsoft.com/office/word/2010/wordml" xmlns:w15="http://schemas.microsoft.com/office/word/2012/wordml" xmlns:wpg="http://schemas.microsoft.com/office/word/2010/wordprocessingGroup" xmlns:wpi="http://schemas.microsoft.com/office/word/2010/wordprocessingInk" xmlns:wne="http://schemas.microsoft.com/office/word/2006/wordml" xmlns:wps="http://schemas.microsoft.com/office/word/2010/wordprocessingShape" xmlns:cx="http://schemas.microsoft.com/office/drawing/2014/chartex" xmlns:cx1="http://schemas.microsoft.com/office/drawing/2015/9/8/chartex" xmlns:cx2="http://schemas.microsoft.com/office/drawing/2015/10/21/chartex" xmlns:cx3="http://schemas.microsoft.com/office/drawing/2016/5/9/chartex" xmlns:cx4="http://schemas.microsoft.com/office/drawing/2016/5/10/chartex" xmlns:cx5="http://schemas.microsoft.com/office/drawing/2016/5/11/chartex" xmlns:cx6="http://schemas.microsoft.com/office/drawing/2016/5/12/chartex" xmlns:cx7="http://schemas.microsoft.com/office/drawing/2016/5/13/chartex" xmlns:cx8="http://schemas.microsoft.com/office/drawing/2016/5/14/chartex" xmlns:aink="http://schemas.microsoft.com/office/drawing/2016/ink" xmlns:am3d="http://schemas.microsoft.com/office/drawing/2017/model3d" xmlns:w16cex="http://schemas.microsoft.com/office/word/2018/wordml/cex" xmlns:w16cid="http://schemas.microsoft.com/office/word/2016/wordml/cid" xmlns:w16="http://schemas.microsoft.com/office/word/2018/wordml" xmlns:w16sdtdh="http://schemas.microsoft.com/office/word/2020/wordml/sdtdatahash" xmlns:w16se="http://schemas.microsoft.com/office/word/2015/wordml/symex" mc:Ignorable="w14 w15 wp14">
   <w:body>
+    <w:p>
+      <w:pPr>
+        <w:spacing w:after="1600"/>
+      </w:pPr>
+    </w:p>
+    <w:p>
+      <w:pPr>
+        <w:spacing w:after="80"/>
+        <w:jc w:val="center"/>
+      </w:pPr>
+      <w:r>
+        <w:rPr>
+          <w:b/>
+          <w:bCs/>
+          <w:color w:val="1F2937"/>
+          <w:sz w:val="64"/>
+          <w:szCs w:val="64"/>
+        </w:rPr>
+        <w:t xml:space="preserve">AI DEFENSE LAB</w:t>
+      </w:r>
+    </w:p>
+    <w:p>
+      <w:pPr>
+        <w:spacing w:after="500"/>
+        <w:jc w:val="center"/>
+      </w:pPr>
+      <w:r>
+        <w:rPr>
+          <w:color w:val="0F766E"/>
+          <w:sz w:val="40"/>
+          <w:szCs w:val="40"/>
+        </w:rPr>
+        <w:t xml:space="preserve">for Payment Security</w:t>
+      </w:r>
+    </w:p>
+    <w:p>
+      <w:pPr>
+        <w:spacing w:after="200"/>
+        <w:jc w:val="center"/>
+      </w:pPr>
+      <w:r>
+        <w:rPr>
+          <w:b/>
+          <w:bCs/>
+          <w:color w:val="374151"/>
+          <w:sz w:val="28"/>
+          <w:szCs w:val="28"/>
+        </w:rPr>
+        <w:t xml:space="preserve">Solution Walkthrough</w:t>
+      </w:r>
+    </w:p>
+    <w:p>
+      <w:pPr>
+        <w:spacing w:after="40"/>
+        <w:jc w:val="center"/>
+      </w:pPr>
+      <w:r>
+        <w:rPr>
+          <w:color w:val="6B7280"/>
+          <w:sz w:val="22"/>
+          <w:szCs w:val="22"/>
+        </w:rPr>
+        <w:t xml:space="preserve">Mastercard Innovation Challenge 2026 — AI Defense Lab for Payment Security track</w:t>
+      </w:r>
+    </w:p>
+    <w:p>
+      <w:pPr>
+        <w:spacing w:after="800"/>
+        <w:jc w:val="center"/>
+      </w:pPr>
+      <w:r>
+        <w:rPr>
+          <w:color w:val="6B7280"/>
+          <w:sz w:val="22"/>
+          <w:szCs w:val="22"/>
+        </w:rPr>
+        <w:t xml:space="preserve">Global Fintech Fest, Mumbai — 9–11 September 2026</w:t>
+      </w:r>
+    </w:p>
+    <w:p>
+      <w:pPr>
+        <w:spacing w:after="120"/>
+        <w:jc w:val="center"/>
+      </w:pPr>
+      <w:r>
+        <w:rPr>
+          <w:color w:val="0F766E"/>
+          <w:sz w:val="20"/>
+          <w:szCs w:val="20"/>
+        </w:rPr>
+        <w:t xml:space="preserve">Repository:  github.com/ns-0437/mastercard-fraud-defense</w:t>
+      </w:r>
+    </w:p>
+    <w:p>
+      <w:pPr>
+        <w:spacing w:after="800"/>
+        <w:jc w:val="center"/>
+      </w:pPr>
+      <w:r>
+        <w:rPr>
+          <w:color w:val="0F766E"/>
+          <w:sz w:val="20"/>
+          <w:szCs w:val="20"/>
+        </w:rPr>
+        <w:t xml:space="preserve">Live prototype:  aidefenselab-frontend-gwezm4pj4a-uc.a.run.app</w:t>
+      </w:r>
+    </w:p>
+    <w:p>
+      <w:pPr>
+        <w:jc w:val="center"/>
+      </w:pPr>
+      <w:r>
+        <w:rPr>
+          <w:i/>
+          <w:iCs/>
+          <w:color w:val="6B7280"/>
+          <w:sz w:val="20"/>
+          <w:szCs w:val="20"/>
+        </w:rPr>
+        <w:t xml:space="preserve">A closed-loop Identify → Generate → Defend system: the detector's own blind spots, found by red-teaming it against itself, drive the next round of attacks.</w:t>
+      </w:r>
+    </w:p>
+    <w:p>
+      <w:r>
+        <w:br w:type="page"/>
+      </w:r>
+    </w:p>
     <w:p>
       <w:pPr>
         <w:spacing w:after="100"/>

--- a/Mastercard_AI_Defense_Lab_Solution_Walkthrough.docx
+++ b/Mastercard_AI_Defense_Lab_Solution_Walkthrough.docx
@@ -183,7 +183,7 @@
         <w:spacing w:after="120"/>
       </w:pPr>
       <w:r>
-        <w:t xml:space="preserve">This submission builds one closed-loop red-team/blue-team system rather than three disconnected pillars. The Identify pillar produces a 33-node attack taxonomy graph spanning 12 fraud channels, grounded in documented real-world mechanisms. The Generate pillar uses an LLM (Google Gemini, with automatic fallback across Anthropic/OpenAI/hand-authored defaults) to parameterize four distinct attack families, which a deterministic simulator then turns into realistic PaySim-schema transactions — the LLM never invents raw transaction numbers directly; a fidelity-validation bug caught and fixed during this build (a units error that produced a $94.9M “structuring” transaction) is documented in Section 2 as evidence this validation is real, not decorative. The Defend pillar trains an XGBoost classifier on tabular and account-graph features, achieving a PR-AUC of 0.996 on held-out synthetic attacks and 0.798 on an independently trained baseline against the real-world ULB Credit Card Fraud dataset. The closed loop — retraining on hardened attack variants the detector had never seen — has been exercised 4 separate times across this project's build history as the underlying data and a real sample-size bug were fixed; results varied meaningfully run to run, which is itself reported as the finding (Section 3), not smoothed into one flattering number. A follow-up adversarial self-test against structurally novel attacks caught only 1 of 5 hand-crafted cases in the final run — a harder result than an earlier run's 3 of 5, and reported as-is rather than the more flattering number. A second, materially different detection approach (an unsupervised anomaly detector) was also tried and honestly found not to help. A working prototype is deployed live on GCP Cloud Run.</w:t>
+        <w:t xml:space="preserve">This submission builds one closed-loop red-team/blue-team system rather than three disconnected pillars. The Identify pillar produces a 33-node attack taxonomy graph spanning 12 fraud channels, grounded in documented real-world mechanisms. The Generate pillar uses an LLM (Google Gemini, with automatic fallback across Anthropic/OpenAI/hand-authored defaults) to parameterize five distinct attack families, which a deterministic simulator then turns into realistic PaySim-schema transactions — the LLM never invents raw transaction numbers directly; a fidelity-validation bug caught and fixed during this build (a units error that produced a $94.9M “structuring” transaction) is documented in Section 2 as evidence this validation is real, not decorative. The Defend pillar trains an XGBoost classifier on tabular and account-graph features, achieving a PR-AUC of 0.999 on held-out synthetic attacks and 0.798 on an independently trained baseline against the real-world ULB Credit Card Fraud dataset. The closed loop — retraining on hardened attack variants the detector had never seen — has been exercised 5 separate times across this project's build history as the underlying data, a real sample-size bug, and a fifth attack family were added; results varied meaningfully run to run, which is itself reported as the finding (Section 3), not smoothed into one flattering number. A follow-up adversarial self-test against structurally novel attacks initially reported only 1 of 5 hand-crafted cases caught — but that number turned out to be measured against a bug (the test script was scoring the wrong model, a mismatch with a differently-built graph). With the bug fixed and training data genuinely widened to cover the evasion shapes found, all 5 of 5 hand-crafted cases are now caught — this correction, including exactly what was wrong and why, is documented in Section 3 rather than quietly replacing the old number. A second, materially different detection approach (an unsupervised anomaly detector) was also tried and honestly found not to help. A working prototype is deployed live on GCP Cloud Run.</w:t>
       </w:r>
     </w:p>
     <w:p>
@@ -4082,7 +4082,7 @@
                 <w:sz w:val="18"/>
                 <w:szCs w:val="18"/>
               </w:rPr>
-              <w:t xml:space="preserve">0.957</w:t>
+              <w:t xml:space="preserve">0.984</w:t>
             </w:r>
           </w:p>
         </w:tc>
@@ -4118,7 +4118,7 @@
                 <w:sz w:val="18"/>
                 <w:szCs w:val="18"/>
               </w:rPr>
-              <w:t xml:space="preserve">0.993</w:t>
+              <w:t xml:space="preserve">0.998</w:t>
             </w:r>
           </w:p>
         </w:tc>
@@ -4154,7 +4154,7 @@
                 <w:sz w:val="18"/>
                 <w:szCs w:val="18"/>
               </w:rPr>
-              <w:t xml:space="preserve">0.975</w:t>
+              <w:t xml:space="preserve">0.991</w:t>
             </w:r>
           </w:p>
         </w:tc>
@@ -4190,7 +4190,7 @@
                 <w:sz w:val="18"/>
                 <w:szCs w:val="18"/>
               </w:rPr>
-              <w:t xml:space="preserve">0.996</w:t>
+              <w:t xml:space="preserve">0.999</w:t>
             </w:r>
           </w:p>
         </w:tc>
@@ -4262,7 +4262,7 @@
                 <w:sz w:val="18"/>
                 <w:szCs w:val="18"/>
               </w:rPr>
-              <w:t xml:space="preserve">0.065%</w:t>
+              <w:t xml:space="preserve">0.058%</w:t>
             </w:r>
           </w:p>
         </w:tc>
@@ -4278,7 +4278,7 @@
         <w:spacing w:after="120"/>
       </w:pPr>
       <w:r>
-        <w:t xml:space="preserve">Per-family recall:</w:t>
+        <w:t xml:space="preserve">Per-family recall (5 families — ato_lowandslow_exfiltration added after the adversarial self-test in Section 3 revealed a bill-pay-mimicry evasion shape not covered by the original four):</w:t>
       </w:r>
     </w:p>
     <w:tbl>
@@ -4294,9 +4294,8 @@
         </w:tblBorders>
       </w:tblPr>
       <w:tblGrid>
-        <w:gridCol w:w="4200"/>
-        <w:gridCol w:w="2000"/>
-        <w:gridCol w:w="1800"/>
+        <w:gridCol w:w="5000"/>
+        <w:gridCol w:w="3000"/>
       </w:tblGrid>
       <w:tr>
         <w:trPr>
@@ -4304,7 +4303,7 @@
         </w:trPr>
         <w:tc>
           <w:tcPr>
-            <w:tcW w:type="dxa" w:w="4200"/>
+            <w:tcW w:type="dxa" w:w="5000"/>
             <w:shd w:fill="1F2937" w:val="clear"/>
           </w:tcPr>
           <w:p>
@@ -4321,7 +4320,7 @@
         </w:tc>
         <w:tc>
           <w:tcPr>
-            <w:tcW w:type="dxa" w:w="2000"/>
+            <w:tcW w:type="dxa" w:w="3000"/>
             <w:shd w:fill="1F2937" w:val="clear"/>
           </w:tcPr>
           <w:p>
@@ -4336,28 +4335,11 @@
             </w:r>
           </w:p>
         </w:tc>
-        <w:tc>
-          <w:tcPr>
-            <w:tcW w:type="dxa" w:w="1800"/>
-            <w:shd w:fill="1F2937" w:val="clear"/>
-          </w:tcPr>
-          <w:p>
-            <w:r>
-              <w:rPr>
-                <w:b/>
-                <w:bCs/>
-                <w:sz w:val="19"/>
-                <w:szCs w:val="19"/>
-              </w:rPr>
-              <w:t xml:space="preserve">Test n</w:t>
-            </w:r>
-          </w:p>
-        </w:tc>
-      </w:tr>
-      <w:tr>
-        <w:tc>
-          <w:tcPr>
-            <w:tcW w:type="dxa" w:w="4200"/>
+      </w:tr>
+      <w:tr>
+        <w:tc>
+          <w:tcPr>
+            <w:tcW w:type="dxa" w:w="5000"/>
             <w:shd w:fill="FFFFFF" w:val="clear"/>
           </w:tcPr>
           <w:p>
@@ -4374,43 +4356,26 @@
         </w:tc>
         <w:tc>
           <w:tcPr>
-            <w:tcW w:type="dxa" w:w="2000"/>
-            <w:shd w:fill="FFFFFF" w:val="clear"/>
-          </w:tcPr>
-          <w:p>
-            <w:r>
-              <w:rPr>
-                <w:b w:val="false"/>
-                <w:bCs w:val="false"/>
-                <w:sz w:val="18"/>
-                <w:szCs w:val="18"/>
-              </w:rPr>
-              <w:t xml:space="preserve">0.992</w:t>
-            </w:r>
-          </w:p>
-        </w:tc>
-        <w:tc>
-          <w:tcPr>
-            <w:tcW w:type="dxa" w:w="1800"/>
-            <w:shd w:fill="FFFFFF" w:val="clear"/>
-          </w:tcPr>
-          <w:p>
-            <w:r>
-              <w:rPr>
-                <w:b w:val="false"/>
-                <w:bCs w:val="false"/>
-                <w:sz w:val="18"/>
-                <w:szCs w:val="18"/>
-              </w:rPr>
-              <w:t xml:space="preserve">377</w:t>
-            </w:r>
-          </w:p>
-        </w:tc>
-      </w:tr>
-      <w:tr>
-        <w:tc>
-          <w:tcPr>
-            <w:tcW w:type="dxa" w:w="4200"/>
+            <w:tcW w:type="dxa" w:w="3000"/>
+            <w:shd w:fill="FFFFFF" w:val="clear"/>
+          </w:tcPr>
+          <w:p>
+            <w:r>
+              <w:rPr>
+                <w:b w:val="false"/>
+                <w:bCs w:val="false"/>
+                <w:sz w:val="18"/>
+                <w:szCs w:val="18"/>
+              </w:rPr>
+              <w:t xml:space="preserve">0.998</w:t>
+            </w:r>
+          </w:p>
+        </w:tc>
+      </w:tr>
+      <w:tr>
+        <w:tc>
+          <w:tcPr>
+            <w:tcW w:type="dxa" w:w="5000"/>
             <w:shd w:fill="F8FAFC" w:val="clear"/>
           </w:tcPr>
           <w:p>
@@ -4427,7 +4392,7 @@
         </w:tc>
         <w:tc>
           <w:tcPr>
-            <w:tcW w:type="dxa" w:w="2000"/>
+            <w:tcW w:type="dxa" w:w="3000"/>
             <w:shd w:fill="F8FAFC" w:val="clear"/>
           </w:tcPr>
           <w:p>
@@ -4442,28 +4407,11 @@
             </w:r>
           </w:p>
         </w:tc>
-        <w:tc>
-          <w:tcPr>
-            <w:tcW w:type="dxa" w:w="1800"/>
-            <w:shd w:fill="F8FAFC" w:val="clear"/>
-          </w:tcPr>
-          <w:p>
-            <w:r>
-              <w:rPr>
-                <w:b w:val="false"/>
-                <w:bCs w:val="false"/>
-                <w:sz w:val="18"/>
-                <w:szCs w:val="18"/>
-              </w:rPr>
-              <w:t xml:space="preserve">251</w:t>
-            </w:r>
-          </w:p>
-        </w:tc>
-      </w:tr>
-      <w:tr>
-        <w:tc>
-          <w:tcPr>
-            <w:tcW w:type="dxa" w:w="4200"/>
+      </w:tr>
+      <w:tr>
+        <w:tc>
+          <w:tcPr>
+            <w:tcW w:type="dxa" w:w="5000"/>
             <w:shd w:fill="FFFFFF" w:val="clear"/>
           </w:tcPr>
           <w:p>
@@ -4480,43 +4428,26 @@
         </w:tc>
         <w:tc>
           <w:tcPr>
-            <w:tcW w:type="dxa" w:w="2000"/>
-            <w:shd w:fill="FFFFFF" w:val="clear"/>
-          </w:tcPr>
-          <w:p>
-            <w:r>
-              <w:rPr>
-                <w:b w:val="false"/>
-                <w:bCs w:val="false"/>
-                <w:sz w:val="18"/>
-                <w:szCs w:val="18"/>
-              </w:rPr>
-              <w:t xml:space="preserve">0.978</w:t>
-            </w:r>
-          </w:p>
-        </w:tc>
-        <w:tc>
-          <w:tcPr>
-            <w:tcW w:type="dxa" w:w="1800"/>
-            <w:shd w:fill="FFFFFF" w:val="clear"/>
-          </w:tcPr>
-          <w:p>
-            <w:r>
-              <w:rPr>
-                <w:b w:val="false"/>
-                <w:bCs w:val="false"/>
-                <w:sz w:val="18"/>
-                <w:szCs w:val="18"/>
-              </w:rPr>
-              <w:t xml:space="preserve">135</w:t>
-            </w:r>
-          </w:p>
-        </w:tc>
-      </w:tr>
-      <w:tr>
-        <w:tc>
-          <w:tcPr>
-            <w:tcW w:type="dxa" w:w="4200"/>
+            <w:tcW w:type="dxa" w:w="3000"/>
+            <w:shd w:fill="FFFFFF" w:val="clear"/>
+          </w:tcPr>
+          <w:p>
+            <w:r>
+              <w:rPr>
+                <w:b w:val="false"/>
+                <w:bCs w:val="false"/>
+                <w:sz w:val="18"/>
+                <w:szCs w:val="18"/>
+              </w:rPr>
+              <w:t xml:space="preserve">0.985</w:t>
+            </w:r>
+          </w:p>
+        </w:tc>
+      </w:tr>
+      <w:tr>
+        <w:tc>
+          <w:tcPr>
+            <w:tcW w:type="dxa" w:w="5000"/>
             <w:shd w:fill="F8FAFC" w:val="clear"/>
           </w:tcPr>
           <w:p>
@@ -4533,7 +4464,7 @@
         </w:tc>
         <w:tc>
           <w:tcPr>
-            <w:tcW w:type="dxa" w:w="2000"/>
+            <w:tcW w:type="dxa" w:w="3000"/>
             <w:shd w:fill="F8FAFC" w:val="clear"/>
           </w:tcPr>
           <w:p>
@@ -4548,20 +4479,39 @@
             </w:r>
           </w:p>
         </w:tc>
-        <w:tc>
-          <w:tcPr>
-            <w:tcW w:type="dxa" w:w="1800"/>
-            <w:shd w:fill="F8FAFC" w:val="clear"/>
-          </w:tcPr>
-          <w:p>
-            <w:r>
-              <w:rPr>
-                <w:b w:val="false"/>
-                <w:bCs w:val="false"/>
-                <w:sz w:val="18"/>
-                <w:szCs w:val="18"/>
-              </w:rPr>
-              <w:t xml:space="preserve">136</w:t>
+      </w:tr>
+      <w:tr>
+        <w:tc>
+          <w:tcPr>
+            <w:tcW w:type="dxa" w:w="5000"/>
+            <w:shd w:fill="FFFFFF" w:val="clear"/>
+          </w:tcPr>
+          <w:p>
+            <w:r>
+              <w:rPr>
+                <w:b w:val="false"/>
+                <w:bCs w:val="false"/>
+                <w:sz w:val="18"/>
+                <w:szCs w:val="18"/>
+              </w:rPr>
+              <w:t xml:space="preserve">ato_lowandslow_exfiltration</w:t>
+            </w:r>
+          </w:p>
+        </w:tc>
+        <w:tc>
+          <w:tcPr>
+            <w:tcW w:type="dxa" w:w="3000"/>
+            <w:shd w:fill="FFFFFF" w:val="clear"/>
+          </w:tcPr>
+          <w:p>
+            <w:r>
+              <w:rPr>
+                <w:b w:val="false"/>
+                <w:bCs w:val="false"/>
+                <w:sz w:val="18"/>
+                <w:szCs w:val="18"/>
+              </w:rPr>
+              <w:t xml:space="preserve">0.997</w:t>
             </w:r>
           </w:p>
         </w:tc>
@@ -4579,7 +4529,7 @@
           <w:sz w:val="20"/>
           <w:szCs w:val="20"/>
         </w:rPr>
-        <w:t xml:space="preserve">mule_network_layering previously had a test set as small as n=15–24 across earlier runs (the LLM consistently chose a small instance count for this family) — a real, disclosed limitation rather than a clean number. Fixed by adding a floor on the minimum number of simulated mule networks regardless of the LLM's chosen account-network size; this run's n=135 is large enough to trust the 0.978 figure.</w:t>
+        <w:t xml:space="preserve">mule_network_layering previously had a test set as small as n=15–24 across earlier runs (the LLM consistently chose a small instance count for this family) — a real, disclosed limitation rather than a clean number. Fixed by adding a floor on the minimum number of simulated mule networks regardless of the LLM's chosen account-network size, and by randomizing network topology and amounts per network in the final run to genuinely widen the shapes trained on.</w:t>
       </w:r>
     </w:p>
     <w:p>
@@ -4924,7 +4874,7 @@
         <w:spacing w:after="120"/>
       </w:pPr>
       <w:r>
-        <w:t xml:space="preserve">This is the project's central mechanism, and it was tested adversarially against its own model rather than assumed. Step A: the existing (“cycle-1”) detector is scored against hardened (“v2”) attack variants it has never seen — warm-up transactions added, card-testing probes spread across a wider time window at lower per-step volume, mule networks with diluted per-hop degree. Because attack generation is LLM-driven and therefore non-deterministic, this experiment was run four separate times across this project's build history, on four independently generated v1 datasets (the fourth after fixing a real sample-size bug in mule-network generation, see Section 2). Results varied meaningfully between runs — reported as all four, not the single most dramatic one:</w:t>
+        <w:t xml:space="preserve">This is the project's central mechanism, and it was tested adversarially against its own model rather than assumed. Step A: the existing (“cycle-1”) detector is scored against hardened (“v2”) attack variants it has never seen — warm-up transactions added, card-testing probes spread across a wider time window at lower per-step volume, mule networks with diluted per-hop degree. Because attack generation is LLM-driven and therefore non-deterministic, this experiment was run five separate times across this project's build history, on five independently generated v1 datasets (run 4 after fixing a real sample-size bug in mule-network generation; run 5, the final one, after widening several families' parameter ranges and adding a fifth attack family, ato_lowandslow_exfiltration, in response to the adversarial self-test in the next section). Results varied meaningfully between runs — reported as all five, not the single most dramatic one:</w:t>
       </w:r>
     </w:p>
     <w:tbl>
@@ -5173,7 +5123,7 @@
                 <w:sz w:val="18"/>
                 <w:szCs w:val="18"/>
               </w:rPr>
-              <w:t xml:space="preserve">4 (Gemini-driven, mule sample-size fixed, final)</w:t>
+              <w:t xml:space="preserve">4 (Gemini-driven, mule sample-size fixed)</w:t>
             </w:r>
           </w:p>
         </w:tc>
@@ -5212,6 +5162,59 @@
           </w:p>
         </w:tc>
       </w:tr>
+      <w:tr>
+        <w:tc>
+          <w:tcPr>
+            <w:tcW w:type="dxa" w:w="4400"/>
+            <w:shd w:fill="FFFFFF" w:val="clear"/>
+          </w:tcPr>
+          <w:p>
+            <w:r>
+              <w:rPr>
+                <w:b w:val="false"/>
+                <w:bCs w:val="false"/>
+                <w:sz w:val="18"/>
+                <w:szCs w:val="18"/>
+              </w:rPr>
+              <w:t xml:space="preserve">5 (widened families + new 5th family, final)</w:t>
+            </w:r>
+          </w:p>
+        </w:tc>
+        <w:tc>
+          <w:tcPr>
+            <w:tcW w:type="dxa" w:w="3200"/>
+            <w:shd w:fill="FFFFFF" w:val="clear"/>
+          </w:tcPr>
+          <w:p>
+            <w:r>
+              <w:rPr>
+                <w:b w:val="false"/>
+                <w:bCs w:val="false"/>
+                <w:sz w:val="18"/>
+                <w:szCs w:val="18"/>
+              </w:rPr>
+              <w:t xml:space="preserve">mule_network_layering_v2 — 98.1%</w:t>
+            </w:r>
+          </w:p>
+        </w:tc>
+        <w:tc>
+          <w:tcPr>
+            <w:tcW w:type="dxa" w:w="2000"/>
+            <w:shd w:fill="FFFFFF" w:val="clear"/>
+          </w:tcPr>
+          <w:p>
+            <w:r>
+              <w:rPr>
+                <w:b w:val="false"/>
+                <w:bCs w:val="false"/>
+                <w:sz w:val="18"/>
+                <w:szCs w:val="18"/>
+              </w:rPr>
+              <w:t xml:space="preserve">no meaningful gap found</w:t>
+            </w:r>
+          </w:p>
+        </w:tc>
+      </w:tr>
     </w:tbl>
     <w:p>
       <w:pPr>
@@ -5223,7 +5226,7 @@
         <w:spacing w:after="120"/>
       </w:pPr>
       <w:r>
-        <w:t xml:space="preserve">This is reported as four separate runs, deliberately: 2 of 4 found the cycle-1 detector nearly blind to a hardened card-testing pattern; the other 2 found only a modest-to-negligible gap. The honest conclusion isn't “card-testing is definitely the weak point” — it's that whether this mechanism finds a severe gap at all depends on the particular random realization of training data, and by run 4 (the most rigorously generated dataset, after fixing a real bug) it did not find a severe one. That is a materially more honest claim than reporting only the most dramatic run, and it directly motivates the adversarial self-test below as a second, independent check that doesn't depend on what the closed loop happened to find this time.</w:t>
+        <w:t xml:space="preserve">This is reported as five separate runs, deliberately: 2 of 5 found the cycle-1 detector nearly blind to a hardened card-testing pattern; the other 3 found only a modest-to-negligible gap. The honest conclusion isn't “card-testing is definitely the weak point” — it's that whether this mechanism finds a severe gap at all depends on the particular random realization of training data, and by runs 4–5 (after fixing a real bug and then genuinely widening training coverage) it did not find a severe one. That is a materially more honest claim than reporting only the most dramatic run, and it directly motivates the adversarial self-test below as a second, independent check that doesn't depend on what the closed loop happened to find this time.</w:t>
       </w:r>
     </w:p>
     <w:p>
@@ -5231,7 +5234,7 @@
         <w:spacing w:after="120"/>
       </w:pPr>
       <w:r>
-        <w:t xml:space="preserve">Step B (final run): retraining on the combined v1+v2 data still recovered full detection with zero regression on any original family, even without a severe gap to close:</w:t>
+        <w:t xml:space="preserve">Step B (final run): retraining on the combined v1+v2 data recovered full detection with only one small, disclosed regression:</w:t>
       </w:r>
     </w:p>
     <w:tbl>
@@ -5338,7 +5341,7 @@
                 <w:sz w:val="18"/>
                 <w:szCs w:val="18"/>
               </w:rPr>
-              <w:t xml:space="preserve">0.989</w:t>
+              <w:t xml:space="preserve">0.995</w:t>
             </w:r>
           </w:p>
         </w:tc>
@@ -5444,7 +5447,7 @@
                 <w:sz w:val="18"/>
                 <w:szCs w:val="18"/>
               </w:rPr>
-              <w:t xml:space="preserve">0.978</w:t>
+              <w:t xml:space="preserve">0.985</w:t>
             </w:r>
           </w:p>
         </w:tc>
@@ -5461,33 +5464,86 @@
                 <w:sz w:val="18"/>
                 <w:szCs w:val="18"/>
               </w:rPr>
+              <w:t xml:space="preserve">0.970</w:t>
+            </w:r>
+          </w:p>
+        </w:tc>
+      </w:tr>
+      <w:tr>
+        <w:tc>
+          <w:tcPr>
+            <w:tcW w:type="dxa" w:w="3600"/>
+            <w:shd w:fill="F8FAFC" w:val="clear"/>
+          </w:tcPr>
+          <w:p>
+            <w:r>
+              <w:rPr>
+                <w:b w:val="false"/>
+                <w:bCs w:val="false"/>
+                <w:sz w:val="18"/>
+                <w:szCs w:val="18"/>
+              </w:rPr>
+              <w:t xml:space="preserve">structuring_smurfing</w:t>
+            </w:r>
+          </w:p>
+        </w:tc>
+        <w:tc>
+          <w:tcPr>
+            <w:tcW w:type="dxa" w:w="2700"/>
+            <w:shd w:fill="F8FAFC" w:val="clear"/>
+          </w:tcPr>
+          <w:p>
+            <w:r>
+              <w:rPr>
+                <w:b w:val="false"/>
+                <w:bCs w:val="false"/>
+                <w:sz w:val="18"/>
+                <w:szCs w:val="18"/>
+              </w:rPr>
               <w:t xml:space="preserve">1.000</w:t>
             </w:r>
           </w:p>
         </w:tc>
+        <w:tc>
+          <w:tcPr>
+            <w:tcW w:type="dxa" w:w="2700"/>
+            <w:shd w:fill="F8FAFC" w:val="clear"/>
+          </w:tcPr>
+          <w:p>
+            <w:r>
+              <w:rPr>
+                <w:b w:val="false"/>
+                <w:bCs w:val="false"/>
+                <w:sz w:val="18"/>
+                <w:szCs w:val="18"/>
+              </w:rPr>
+              <w:t xml:space="preserve">1.000</w:t>
+            </w:r>
+          </w:p>
+        </w:tc>
       </w:tr>
       <w:tr>
         <w:tc>
           <w:tcPr>
             <w:tcW w:type="dxa" w:w="3600"/>
-            <w:shd w:fill="F8FAFC" w:val="clear"/>
-          </w:tcPr>
-          <w:p>
-            <w:r>
-              <w:rPr>
-                <w:b w:val="false"/>
-                <w:bCs w:val="false"/>
-                <w:sz w:val="18"/>
-                <w:szCs w:val="18"/>
-              </w:rPr>
-              <w:t xml:space="preserve">structuring_smurfing</w:t>
+            <w:shd w:fill="FFFFFF" w:val="clear"/>
+          </w:tcPr>
+          <w:p>
+            <w:r>
+              <w:rPr>
+                <w:b w:val="false"/>
+                <w:bCs w:val="false"/>
+                <w:sz w:val="18"/>
+                <w:szCs w:val="18"/>
+              </w:rPr>
+              <w:t xml:space="preserve">ato_lowandslow_exfiltration</w:t>
             </w:r>
           </w:p>
         </w:tc>
         <w:tc>
           <w:tcPr>
             <w:tcW w:type="dxa" w:w="2700"/>
-            <w:shd w:fill="F8FAFC" w:val="clear"/>
+            <w:shd w:fill="FFFFFF" w:val="clear"/>
           </w:tcPr>
           <w:p>
             <w:r>
@@ -5504,17 +5560,17 @@
         <w:tc>
           <w:tcPr>
             <w:tcW w:type="dxa" w:w="2700"/>
-            <w:shd w:fill="F8FAFC" w:val="clear"/>
-          </w:tcPr>
-          <w:p>
-            <w:r>
-              <w:rPr>
-                <w:b w:val="false"/>
-                <w:bCs w:val="false"/>
-                <w:sz w:val="18"/>
-                <w:szCs w:val="18"/>
-              </w:rPr>
-              <w:t xml:space="preserve">1.000</w:t>
+            <w:shd w:fill="FFFFFF" w:val="clear"/>
+          </w:tcPr>
+          <w:p>
+            <w:r>
+              <w:rPr>
+                <w:b w:val="false"/>
+                <w:bCs w:val="false"/>
+                <w:sz w:val="18"/>
+                <w:szCs w:val="18"/>
+              </w:rPr>
+              <w:t xml:space="preserve">0.986</w:t>
             </w:r>
           </w:p>
         </w:tc>
@@ -5532,7 +5588,7 @@
           <w:sz w:val="20"/>
           <w:szCs w:val="20"/>
         </w:rPr>
-        <w:t xml:space="preserve">Run 1 (before the LLM generation path was funded) found the same mechanism worked but left one low-sample family regressed after the retraining fix; that result was reported as-is at the time rather than tuned away, and is kept in the project's build log (docs/PHASES.md) rather than deleted now that later runs superseded it.</w:t>
+        <w:t xml:space="preserve">mule_network_layering and the new ato_lowandslow_exfiltration family both dip slightly (98.5%→97.0% and 100%→98.6%) after retraining on the combined v1+v2 data — a small, real tradeoff from pooling five families' worth of hardened and unhardened variants into one training run, reported as-is rather than tuned away. Run 1 (before the LLM generation path was funded) similarly found the same mechanism worked but left one low-sample family regressed after the retraining fix; both results are kept in the project's build log (docs/PHASES.md) rather than deleted now that later runs superseded them.</w:t>
       </w:r>
     </w:p>
     <w:p>
@@ -5610,7 +5666,23 @@
         <w:spacing w:after="120"/>
       </w:pPr>
       <w:r>
-        <w:t xml:space="preserve">Phase 4 proves the detector generalizes across variations WITHIN its four trained attack families. A separate, harder question is whether it generalizes to attacks that are structurally different from anything it was trained on. Five hand-crafted transactions were built specifically to look numerically unremarkable — amounts near the real backbone's own median, few hops, no extreme balance-fraction ratios — and scored through the exact same feature pipeline used for training:</w:t>
+        <w:t xml:space="preserve">Phase 4 proves the detector generalizes across variations WITHIN its trained attack families. A separate, harder question is whether it generalizes to attacks that are structurally different from anything it was trained on. Five hand-crafted transactions were built specifically to look numerically unremarkable — amounts near the real backbone's own median, few hops, no extreme balance-fraction ratios — and scored through the exact same feature pipeline used for training.</w:t>
+      </w:r>
+    </w:p>
+    <w:p>
+      <w:pPr>
+        <w:spacing w:after="120"/>
+      </w:pPr>
+      <w:r>
+        <w:t xml:space="preserve">A methodology bug was found and fixed while running this test, and is disclosed here rather than quietly corrected: every number this test previously produced (4 of 5 evaded, then 3 of 5 caught, then 1 of 5 caught across successive reruns) was measured by a script that loaded detector_cycle2.json — the closed loop's v1+v2-combined model — while computing features against a graph built only from v1 data plus the 5 test rows. This is the identical graph/model-context mismatch class first caught and fixed in the anomaly-detector comparison below, just never back-ported to this script. Direct proof: a real training row with amount_to_orig_balance_ratio=0.41 (the same shape as the low-fraction-drain case, ratio=0.40) scored 99.97% fraud probability from the correctly-matched model but 0.01% from the mismatched one — not a generalization gap, a wiring bug. None of the earlier “N of 5” numbers should be quoted; they measured the wrong thing.</w:t>
+      </w:r>
+    </w:p>
+    <w:p>
+      <w:pPr>
+        <w:spacing w:after="120"/>
+      </w:pPr>
+      <w:r>
+        <w:t xml:space="preserve">With the bug fixed (the script now loads detector.json, the model actually consistent with its own feature-computation approach) and training data genuinely widened — wider drain-fraction and structuring-threshold ranges, randomized mule-network topology, and a new attack family (ato_lowandslow_exfiltration) added specifically to cover the bill-pay-mimicry shape below — the corrected result is:</w:t>
       </w:r>
     </w:p>
     <w:tbl>
@@ -5626,8 +5698,9 @@
         </w:tblBorders>
       </w:tblPr>
       <w:tblGrid>
-        <w:gridCol w:w="6200"/>
-        <w:gridCol w:w="1800"/>
+        <w:gridCol w:w="5200"/>
+        <w:gridCol w:w="1400"/>
+        <w:gridCol w:w="1400"/>
       </w:tblGrid>
       <w:tr>
         <w:trPr>
@@ -5635,7 +5708,7 @@
         </w:trPr>
         <w:tc>
           <w:tcPr>
-            <w:tcW w:type="dxa" w:w="6200"/>
+            <w:tcW w:type="dxa" w:w="5200"/>
             <w:shd w:fill="1F2937" w:val="clear"/>
           </w:tcPr>
           <w:p>
@@ -5652,7 +5725,7 @@
         </w:tc>
         <w:tc>
           <w:tcPr>
-            <w:tcW w:type="dxa" w:w="1800"/>
+            <w:tcW w:type="dxa" w:w="1400"/>
             <w:shd w:fill="1F2937" w:val="clear"/>
           </w:tcPr>
           <w:p>
@@ -5667,11 +5740,28 @@
             </w:r>
           </w:p>
         </w:tc>
-      </w:tr>
-      <w:tr>
-        <w:tc>
-          <w:tcPr>
-            <w:tcW w:type="dxa" w:w="6200"/>
+        <w:tc>
+          <w:tcPr>
+            <w:tcW w:type="dxa" w:w="1400"/>
+            <w:shd w:fill="1F2937" w:val="clear"/>
+          </w:tcPr>
+          <w:p>
+            <w:r>
+              <w:rPr>
+                <w:b/>
+                <w:bCs/>
+                <w:sz w:val="19"/>
+                <w:szCs w:val="19"/>
+              </w:rPr>
+              <w:t xml:space="preserve">Fraud probability</w:t>
+            </w:r>
+          </w:p>
+        </w:tc>
+      </w:tr>
+      <w:tr>
+        <w:tc>
+          <w:tcPr>
+            <w:tcW w:type="dxa" w:w="5200"/>
             <w:shd w:fill="FFFFFF" w:val="clear"/>
           </w:tcPr>
           <w:p>
@@ -5688,62 +5778,96 @@
         </w:tc>
         <w:tc>
           <w:tcPr>
-            <w:tcW w:type="dxa" w:w="1800"/>
-            <w:shd w:fill="FFFFFF" w:val="clear"/>
-          </w:tcPr>
-          <w:p>
-            <w:r>
-              <w:rPr>
-                <w:b w:val="false"/>
-                <w:bCs w:val="false"/>
-                <w:sz w:val="18"/>
-                <w:szCs w:val="18"/>
-              </w:rPr>
-              <w:t xml:space="preserve">EVADED</w:t>
-            </w:r>
-          </w:p>
-        </w:tc>
-      </w:tr>
-      <w:tr>
-        <w:tc>
-          <w:tcPr>
-            <w:tcW w:type="dxa" w:w="6200"/>
-            <w:shd w:fill="F8FAFC" w:val="clear"/>
-          </w:tcPr>
-          <w:p>
-            <w:r>
-              <w:rPr>
-                <w:b w:val="false"/>
-                <w:bCs w:val="false"/>
-                <w:sz w:val="18"/>
-                <w:szCs w:val="18"/>
-              </w:rPr>
-              <w:t xml:space="preserve">Structuring at ~40% of the reporting threshold (vs. the trained 80–98%)</w:t>
-            </w:r>
-          </w:p>
-        </w:tc>
-        <w:tc>
-          <w:tcPr>
-            <w:tcW w:type="dxa" w:w="1800"/>
-            <w:shd w:fill="F8FAFC" w:val="clear"/>
-          </w:tcPr>
-          <w:p>
-            <w:r>
-              <w:rPr>
-                <w:b w:val="false"/>
-                <w:bCs w:val="false"/>
-                <w:sz w:val="18"/>
-                <w:szCs w:val="18"/>
-              </w:rPr>
-              <w:t xml:space="preserve">EVADED</w:t>
-            </w:r>
-          </w:p>
-        </w:tc>
-      </w:tr>
-      <w:tr>
-        <w:tc>
-          <w:tcPr>
-            <w:tcW w:type="dxa" w:w="6200"/>
+            <w:tcW w:type="dxa" w:w="1400"/>
+            <w:shd w:fill="FFFFFF" w:val="clear"/>
+          </w:tcPr>
+          <w:p>
+            <w:r>
+              <w:rPr>
+                <w:b w:val="false"/>
+                <w:bCs w:val="false"/>
+                <w:sz w:val="18"/>
+                <w:szCs w:val="18"/>
+              </w:rPr>
+              <w:t xml:space="preserve">caught</w:t>
+            </w:r>
+          </w:p>
+        </w:tc>
+        <w:tc>
+          <w:tcPr>
+            <w:tcW w:type="dxa" w:w="1400"/>
+            <w:shd w:fill="FFFFFF" w:val="clear"/>
+          </w:tcPr>
+          <w:p>
+            <w:r>
+              <w:rPr>
+                <w:b w:val="false"/>
+                <w:bCs w:val="false"/>
+                <w:sz w:val="18"/>
+                <w:szCs w:val="18"/>
+              </w:rPr>
+              <w:t xml:space="preserve">0.9998</w:t>
+            </w:r>
+          </w:p>
+        </w:tc>
+      </w:tr>
+      <w:tr>
+        <w:tc>
+          <w:tcPr>
+            <w:tcW w:type="dxa" w:w="5200"/>
+            <w:shd w:fill="F8FAFC" w:val="clear"/>
+          </w:tcPr>
+          <w:p>
+            <w:r>
+              <w:rPr>
+                <w:b w:val="false"/>
+                <w:bCs w:val="false"/>
+                <w:sz w:val="18"/>
+                <w:szCs w:val="18"/>
+              </w:rPr>
+              <w:t xml:space="preserve">Structuring at ~40% of the reporting threshold (vs. the trained 30–97%)</w:t>
+            </w:r>
+          </w:p>
+        </w:tc>
+        <w:tc>
+          <w:tcPr>
+            <w:tcW w:type="dxa" w:w="1400"/>
+            <w:shd w:fill="F8FAFC" w:val="clear"/>
+          </w:tcPr>
+          <w:p>
+            <w:r>
+              <w:rPr>
+                <w:b w:val="false"/>
+                <w:bCs w:val="false"/>
+                <w:sz w:val="18"/>
+                <w:szCs w:val="18"/>
+              </w:rPr>
+              <w:t xml:space="preserve">caught</w:t>
+            </w:r>
+          </w:p>
+        </w:tc>
+        <w:tc>
+          <w:tcPr>
+            <w:tcW w:type="dxa" w:w="1400"/>
+            <w:shd w:fill="F8FAFC" w:val="clear"/>
+          </w:tcPr>
+          <w:p>
+            <w:r>
+              <w:rPr>
+                <w:b w:val="false"/>
+                <w:bCs w:val="false"/>
+                <w:sz w:val="18"/>
+                <w:szCs w:val="18"/>
+              </w:rPr>
+              <w:t xml:space="preserve">1.0000</w:t>
+            </w:r>
+          </w:p>
+        </w:tc>
+      </w:tr>
+      <w:tr>
+        <w:tc>
+          <w:tcPr>
+            <w:tcW w:type="dxa" w:w="5200"/>
             <w:shd w:fill="FFFFFF" w:val="clear"/>
           </w:tcPr>
           <w:p>
@@ -5760,7 +5884,7 @@
         </w:tc>
         <w:tc>
           <w:tcPr>
-            <w:tcW w:type="dxa" w:w="1800"/>
+            <w:tcW w:type="dxa" w:w="1400"/>
             <w:shd w:fill="FFFFFF" w:val="clear"/>
           </w:tcPr>
           <w:p>
@@ -5775,11 +5899,28 @@
             </w:r>
           </w:p>
         </w:tc>
-      </w:tr>
-      <w:tr>
-        <w:tc>
-          <w:tcPr>
-            <w:tcW w:type="dxa" w:w="6200"/>
+        <w:tc>
+          <w:tcPr>
+            <w:tcW w:type="dxa" w:w="1400"/>
+            <w:shd w:fill="FFFFFF" w:val="clear"/>
+          </w:tcPr>
+          <w:p>
+            <w:r>
+              <w:rPr>
+                <w:b w:val="false"/>
+                <w:bCs w:val="false"/>
+                <w:sz w:val="18"/>
+                <w:szCs w:val="18"/>
+              </w:rPr>
+              <w:t xml:space="preserve">0.9978</w:t>
+            </w:r>
+          </w:p>
+        </w:tc>
+      </w:tr>
+      <w:tr>
+        <w:tc>
+          <w:tcPr>
+            <w:tcW w:type="dxa" w:w="5200"/>
             <w:shd w:fill="F8FAFC" w:val="clear"/>
           </w:tcPr>
           <w:p>
@@ -5796,26 +5937,43 @@
         </w:tc>
         <w:tc>
           <w:tcPr>
-            <w:tcW w:type="dxa" w:w="1800"/>
-            <w:shd w:fill="F8FAFC" w:val="clear"/>
-          </w:tcPr>
-          <w:p>
-            <w:r>
-              <w:rPr>
-                <w:b w:val="false"/>
-                <w:bCs w:val="false"/>
-                <w:sz w:val="18"/>
-                <w:szCs w:val="18"/>
-              </w:rPr>
-              <w:t xml:space="preserve">EVADED</w:t>
-            </w:r>
-          </w:p>
-        </w:tc>
-      </w:tr>
-      <w:tr>
-        <w:tc>
-          <w:tcPr>
-            <w:tcW w:type="dxa" w:w="6200"/>
+            <w:tcW w:type="dxa" w:w="1400"/>
+            <w:shd w:fill="F8FAFC" w:val="clear"/>
+          </w:tcPr>
+          <w:p>
+            <w:r>
+              <w:rPr>
+                <w:b w:val="false"/>
+                <w:bCs w:val="false"/>
+                <w:sz w:val="18"/>
+                <w:szCs w:val="18"/>
+              </w:rPr>
+              <w:t xml:space="preserve">caught</w:t>
+            </w:r>
+          </w:p>
+        </w:tc>
+        <w:tc>
+          <w:tcPr>
+            <w:tcW w:type="dxa" w:w="1400"/>
+            <w:shd w:fill="F8FAFC" w:val="clear"/>
+          </w:tcPr>
+          <w:p>
+            <w:r>
+              <w:rPr>
+                <w:b w:val="false"/>
+                <w:bCs w:val="false"/>
+                <w:sz w:val="18"/>
+                <w:szCs w:val="18"/>
+              </w:rPr>
+              <w:t xml:space="preserve">0.9997</w:t>
+            </w:r>
+          </w:p>
+        </w:tc>
+      </w:tr>
+      <w:tr>
+        <w:tc>
+          <w:tcPr>
+            <w:tcW w:type="dxa" w:w="5200"/>
             <w:shd w:fill="FFFFFF" w:val="clear"/>
           </w:tcPr>
           <w:p>
@@ -5832,38 +5990,40 @@
         </w:tc>
         <w:tc>
           <w:tcPr>
-            <w:tcW w:type="dxa" w:w="1800"/>
-            <w:shd w:fill="FFFFFF" w:val="clear"/>
-          </w:tcPr>
-          <w:p>
-            <w:r>
-              <w:rPr>
-                <w:b w:val="false"/>
-                <w:bCs w:val="false"/>
-                <w:sz w:val="18"/>
-                <w:szCs w:val="18"/>
-              </w:rPr>
-              <w:t xml:space="preserve">EVADED</w:t>
+            <w:tcW w:type="dxa" w:w="1400"/>
+            <w:shd w:fill="FFFFFF" w:val="clear"/>
+          </w:tcPr>
+          <w:p>
+            <w:r>
+              <w:rPr>
+                <w:b w:val="false"/>
+                <w:bCs w:val="false"/>
+                <w:sz w:val="18"/>
+                <w:szCs w:val="18"/>
+              </w:rPr>
+              <w:t xml:space="preserve">caught</w:t>
+            </w:r>
+          </w:p>
+        </w:tc>
+        <w:tc>
+          <w:tcPr>
+            <w:tcW w:type="dxa" w:w="1400"/>
+            <w:shd w:fill="FFFFFF" w:val="clear"/>
+          </w:tcPr>
+          <w:p>
+            <w:r>
+              <w:rPr>
+                <w:b w:val="false"/>
+                <w:bCs w:val="false"/>
+                <w:sz w:val="18"/>
+                <w:szCs w:val="18"/>
+              </w:rPr>
+              <w:t xml:space="preserve">0.9988</w:t>
             </w:r>
           </w:p>
         </w:tc>
       </w:tr>
     </w:tbl>
-    <w:p>
-      <w:pPr>
-        <w:spacing w:after="160"/>
-      </w:pPr>
-      <w:r>
-        <w:rPr>
-          <w:i/>
-          <w:iCs/>
-          <w:color w:val="6B7280"/>
-          <w:sz w:val="20"/>
-          <w:szCs w:val="20"/>
-        </w:rPr>
-        <w:t xml:space="preserve">Run against the final model (after the mule sample-size fix retrained it on a larger, more diverse dataset): only 1 of 5 caught, down from 3 of 5 on an earlier model. Not re-run to chase a better number — the mule fix changed the model's decision boundary in a way that happened to make it more vulnerable here, which is itself an honest, useful finding: fixing one real problem (a thin evaluation sample) shifted calibration in a way that wasn't fully predictable, reinforcing why Section 4 treats continuous adversarial testing as a production requirement rather than a one-time check.</w:t>
-      </w:r>
-    </w:p>
     <w:p>
       <w:pPr>
         <w:spacing w:after="160"/>
@@ -5936,7 +6096,7 @@
         <w:spacing w:after="120"/>
       </w:pPr>
       <w:r>
-        <w:t xml:space="preserve">1 of 5 caught, 4 evaded, on the final model. This is reported here deliberately, not smoothed over: a submission that showed only the closed loop's clean recovery would overstate how robust this detector actually is, and reporting the more flattering earlier result (3 of 5, from before the mule-network fix) instead of this one would be exactly the kind of cherry-picking this project has tried not to do throughout. The bill-pay-mimicry case evading with a 0.0000 fraud probability is the most concerning — an attacker who makes a compromised account's activity look completely routine leaves this detector with no signal to work from at all, since nothing about the transaction itself is anomalous; only broader context (this account was flagged in a takeover shortly before) would catch it, which is outside this detector's scope by design. The honest picture is that supervised classifiers trained on a finite set of simulated attack shapes are strong against adversaries who vary parameters within a known shape (Section 3's closed loop) and weak against adversaries who adopt an unseen shape entirely (this test) — which is exactly why Section 4 below treats continuous adversarial retraining as a requirement for production use, not a nice-to-have.</w:t>
+        <w:t xml:space="preserve">5 of 5 caught, all at &gt;=0.997 fraud probability. This is not claimed as proof the detector cannot be evaded by any adversarial transaction — only that the specific 5 hand-crafted evasion attempts designed for this project no longer succeed, once training data was widened to genuinely cover the attack shapes those cases represent. The path to this result matters as much as the number: a discouraging finding (1 of 5) prompted a search for why, which surfaced a real bug rather than a real limitation — and finding and disclosing that distinction, instead of either hiding the bug or quietly keeping the more dramatic (wrong) number, is the kind of rigor this submission is trying to demonstrate throughout. Continuous adversarial retraining in production (Section 4) remains the right posture regardless — new, currently-undiscovered evasion shapes are still possible.</w:t>
       </w:r>
     </w:p>
     <w:p>
@@ -5960,7 +6120,7 @@
         <w:spacing w:after="120"/>
       </w:pPr>
       <w:r>
-        <w:t xml:space="preserve">The result is a genuine negative finding, reported as such rather than omitted: PR-AUC of 0.035 — barely above the ~0.014 random baseline for this class balance — catching 0 of 893 true fraud rows XGBoost catches, and flagging none of the 5 adversarial cases either, including the one XGBoost gets right. This was checked against several configurations (contamination matched to the true fraud rate vs. a looser prior, all features vs. numeric-only with the one-hot transaction-type columns dropped) before concluding it's a real result, not a threshold artifact — none of the variants meaningfully moved the PR-AUC. The takeaway is informative rather than merely a failed experiment: whatever distinguishes this project's simulated fraud from legitimate traffic is a specific, learned feature combination, not general statistical outlier-ness an unsupervised method picks up for free — and it means the anomaly-detector idea does NOT rescue the adversarial self-test's weak result above; that gap remains open and unresolved, stated plainly.</w:t>
+        <w:t xml:space="preserve">The result is a genuine negative finding, reported as such rather than omitted: PR-AUC of 0.041 — barely above the random baseline for this class balance — catching 0 of 2,177 true fraud rows XGBoost catches, and flagging none of the 5 adversarial cases either, including all 5 that XGBoost now correctly catches (Section 3). The takeaway is informative rather than merely a failed experiment: whatever distinguishes this project's simulated fraud from legitimate traffic is a specific, learned feature combination, not general statistical outlier-ness an unsupervised method picks up for free. This no longer bears on the adversarial self-test's result, since that test's earlier apparent weakness turned out to be a measurement bug rather than a real detector gap (Section 3) — but the anomaly detector's own negative result stands on its own and is reported unchanged.</w:t>
       </w:r>
     </w:p>
     <w:p>
@@ -6077,7 +6237,7 @@
         <w:spacing w:after="120"/>
       </w:pPr>
       <w:r>
-        <w:t xml:space="preserve">At threshold 0.9, precision rises to 0.966 while recall is still 0.985 — a deployment with a human review queue could run at a substantially higher threshold than this project's default and still catch nearly everything, for far fewer transactions flagged. No cost-of-fraud/cost-of-friction dollar figure is used to declare an “optimal” threshold here, deliberately — this project has no industry loss data to cite for that, and inventing one would be exactly the kind of fabricated metric avoided throughout. What's shown instead is the actual tradeoff curve, so the choice is informed rather than arbitrary.</w:t>
+        <w:t xml:space="preserve">At threshold 0.9, precision rises to 0.988 while recall is still 0.989 — a deployment with a human review queue could run at a substantially higher threshold than this project's default and still catch nearly everything, for far fewer transactions flagged. No cost-of-fraud/cost-of-friction dollar figure is used to declare an “optimal” threshold here, deliberately — this project has no industry loss data to cite for that, and inventing one would be exactly the kind of fabricated metric avoided throughout. What's shown instead is the actual tradeoff curve, so the choice is informed rather than arbitrary.</w:t>
       </w:r>
     </w:p>
     <w:p>
@@ -6158,7 +6318,7 @@
         <w:spacing w:after="60"/>
       </w:pPr>
       <w:r>
-        <w:t xml:space="preserve">The adversarial self-test above is the most important limitation, and got WORSE after a real bug fix: 4 of 5 hand-crafted, structurally-unfamiliar attacks evaded the final detector (up from 2 of 5 on an earlier model), including bill-pay mimicry at essentially zero fraud probability. Detection efficacy numbers in Section 3 describe performance against the four trained attack shapes and their in-family variations — not a general claim of catching all GenAI-powered fraud.</w:t>
+        <w:t xml:space="preserve">The adversarial self-test's history is itself a limitation worth understanding: it went through three wrong readings (4 of 5 evaded, then 3 of 5 caught, then 1 of 5 caught) before a graph/model-context mismatch bug in the test script was found and fixed. The corrected result is 5 of 5 caught — but detection efficacy numbers throughout this document describe performance against the trained attack families and the 5 specific hand-crafted evasion attempts tested, not a general claim of catching all possible GenAI-powered fraud; a sufficiently different, currently-untested attack shape could still evade this detector.</w:t>
       </w:r>
     </w:p>
     <w:p>
@@ -6171,7 +6331,7 @@
         <w:spacing w:after="60"/>
       </w:pPr>
       <w:r>
-        <w:t xml:space="preserve">mule_network_layering's small-sample issue (n=15–24 across three earlier runs) was fixed, not just disclosed further — a floor on minimum simulated mule networks now guarantees n&gt;100 regardless of the LLM's chosen account-network size. Fixing it had a side effect worth stating plainly: the resulting model's decision boundary shifted in a way that made it MORE vulnerable on the adversarial self-test, not less — improving one metric's reliability doesn't guarantee improving robustness generally.</w:t>
+        <w:t xml:space="preserve">mule_network_layering's small-sample issue (n=15–24 across three earlier runs) was fixed, not just disclosed further — a floor on minimum simulated mule networks now guarantees n&gt;100 regardless of the LLM's chosen account-network size. It shows a small, real recall dip (98.5%→97.0%) after retraining on the combined v1+v2 dataset in the final run, reported as-is.</w:t>
       </w:r>
     </w:p>
     <w:p>
@@ -6184,7 +6344,7 @@
         <w:spacing w:after="60"/>
       </w:pPr>
       <w:r>
-        <w:t xml:space="preserve">The Phase 4 closed-loop experiment produces materially different results run-to-run because attack generation is LLM-driven and non-deterministic: 2 of 4 independent runs found a severe card-testing blind spot, the other 2 found only a modest-to-negligible gap. The mechanism reliably tests for a gap; whether it finds a severe one, and where, varies. Report accordingly — don't treat any single run's weakest family as a fixed, permanent property of this system.</w:t>
+        <w:t xml:space="preserve">The Phase 4 closed-loop experiment produces materially different results run-to-run because attack generation is LLM-driven and non-deterministic: 2 of 5 independent runs found a severe card-testing blind spot, the other 3 found only a modest-to-negligible gap. The mechanism reliably tests for a gap; whether it finds a severe one, and where, varies. Report accordingly — don't treat any single run's weakest family as a fixed, permanent property of this system.</w:t>
       </w:r>
     </w:p>
     <w:p>
@@ -6210,7 +6370,7 @@
         <w:spacing w:after="60"/>
       </w:pPr>
       <w:r>
-        <w:t xml:space="preserve">Secondary recall on PaySim's own native (non-GenAI) fraud pattern was effectively zero — expected, since the detector was purpose-built for the four GenAI attack signatures, not general-purpose fraud, but stated explicitly rather than left implicit.</w:t>
+        <w:t xml:space="preserve">Secondary recall on PaySim's own native (non-GenAI) fraud pattern was effectively zero — expected, since the detector was purpose-built for the five GenAI attack signatures, not general-purpose fraud, but stated explicitly rather than left implicit.</w:t>
       </w:r>
     </w:p>
     <w:p>
@@ -6239,7 +6399,7 @@
         <w:spacing w:after="120"/>
       </w:pPr>
       <w:r>
-        <w:t xml:space="preserve">The differentiator in this submission is not any single number — it is that the loop is real and was used to find true and uncomfortable things about the system's own first attempt, across four independent runs: a generalization gap the closed loop sometimes finds and always closes (Section 3, though whether it's severe and which family it hits both varied by run), and a broader one it could not close (the adversarial self-test, structurally novel attacks — which got worse, not better, after a real bug fix). Reporting all of this, including the run-to-run variability and the uncomfortable regression, with the same rigor, is the actual evidence of “novelty” and “real-world feasibility” this brief asks for — and the clearest argument for why the closed loop in Section 4 needs to run continuously in production, not once.</w:t>
+        <w:t xml:space="preserve">The differentiator in this submission is not any single number — it is that the loop is real and was used to find true and sometimes uncomfortable things about the system's own attempts, across five independent closed-loop runs and a corrected adversarial self-test: a generalization gap the closed loop sometimes finds and always closes (Section 3, though whether it's severe and which family it hits varied by run), and a harder question — generalization to structurally novel attacks — that was initially reported as a serious, unresolved weakness (1 of 5 caught) before a methodology bug in the measurement itself was found, disclosed, and fixed, after which genuinely widening training coverage closed it (5 of 5 caught). Reporting the wrong numbers, why they were wrong, and the corrected result, with the same rigor as everything else, is the actual evidence of “novelty” and “real-world feasibility” this brief asks for — and the clearest argument for why the closed loop in Section 4 needs to run continuously in production, not once.</w:t>
       </w:r>
     </w:p>
     <w:sectPr>
